--- a/Algorithms-1/1-Java Notes.docx
+++ b/Algorithms-1/1-Java Notes.docx
@@ -136,7 +136,27 @@
           <w:sz w:val="20"/>
           <w:szCs w:val="20"/>
         </w:rPr>
-        <w:t>public class MyClass {</w:t>
+        <w:t xml:space="preserve">public class </w:t>
+      </w:r>
+      <w:proofErr w:type="spellStart"/>
+      <w:r>
+        <w:rPr>
+          <w:b/>
+          <w:bCs/>
+          <w:sz w:val="20"/>
+          <w:szCs w:val="20"/>
+        </w:rPr>
+        <w:t>MyClass</w:t>
+      </w:r>
+      <w:proofErr w:type="spellEnd"/>
+      <w:r>
+        <w:rPr>
+          <w:b/>
+          <w:bCs/>
+          <w:sz w:val="20"/>
+          <w:szCs w:val="20"/>
+        </w:rPr>
+        <w:t xml:space="preserve"> {</w:t>
       </w:r>
     </w:p>
     <w:p>
@@ -157,7 +177,47 @@
           <w:sz w:val="20"/>
           <w:szCs w:val="20"/>
         </w:rPr>
-        <w:t xml:space="preserve">    public static void main(String[] args) {</w:t>
+        <w:t xml:space="preserve">    public static void </w:t>
+      </w:r>
+      <w:proofErr w:type="gramStart"/>
+      <w:r>
+        <w:rPr>
+          <w:b/>
+          <w:bCs/>
+          <w:sz w:val="20"/>
+          <w:szCs w:val="20"/>
+        </w:rPr>
+        <w:t>main(</w:t>
+      </w:r>
+      <w:proofErr w:type="gramEnd"/>
+      <w:r>
+        <w:rPr>
+          <w:b/>
+          <w:bCs/>
+          <w:sz w:val="20"/>
+          <w:szCs w:val="20"/>
+        </w:rPr>
+        <w:t xml:space="preserve">String[] </w:t>
+      </w:r>
+      <w:proofErr w:type="spellStart"/>
+      <w:r>
+        <w:rPr>
+          <w:b/>
+          <w:bCs/>
+          <w:sz w:val="20"/>
+          <w:szCs w:val="20"/>
+        </w:rPr>
+        <w:t>args</w:t>
+      </w:r>
+      <w:proofErr w:type="spellEnd"/>
+      <w:r>
+        <w:rPr>
+          <w:b/>
+          <w:bCs/>
+          <w:sz w:val="20"/>
+          <w:szCs w:val="20"/>
+        </w:rPr>
+        <w:t>) {</w:t>
       </w:r>
     </w:p>
     <w:p>
@@ -274,7 +334,27 @@
           <w:sz w:val="20"/>
           <w:szCs w:val="20"/>
         </w:rPr>
-        <w:t xml:space="preserve">        System.out.println("Method 1 called");</w:t>
+        <w:t xml:space="preserve">        </w:t>
+      </w:r>
+      <w:proofErr w:type="spellStart"/>
+      <w:r>
+        <w:rPr>
+          <w:b/>
+          <w:bCs/>
+          <w:sz w:val="20"/>
+          <w:szCs w:val="20"/>
+        </w:rPr>
+        <w:t>System.out.println</w:t>
+      </w:r>
+      <w:proofErr w:type="spellEnd"/>
+      <w:r>
+        <w:rPr>
+          <w:b/>
+          <w:bCs/>
+          <w:sz w:val="20"/>
+          <w:szCs w:val="20"/>
+        </w:rPr>
+        <w:t>("Method 1 called");</w:t>
       </w:r>
     </w:p>
     <w:p>
@@ -349,7 +429,27 @@
           <w:sz w:val="20"/>
           <w:szCs w:val="20"/>
         </w:rPr>
-        <w:t xml:space="preserve">        System.out.println("Method 2 called");</w:t>
+        <w:t xml:space="preserve">        </w:t>
+      </w:r>
+      <w:proofErr w:type="spellStart"/>
+      <w:r>
+        <w:rPr>
+          <w:b/>
+          <w:bCs/>
+          <w:sz w:val="20"/>
+          <w:szCs w:val="20"/>
+        </w:rPr>
+        <w:t>System.out.println</w:t>
+      </w:r>
+      <w:proofErr w:type="spellEnd"/>
+      <w:r>
+        <w:rPr>
+          <w:b/>
+          <w:bCs/>
+          <w:sz w:val="20"/>
+          <w:szCs w:val="20"/>
+        </w:rPr>
+        <w:t>("Method 2 called");</w:t>
       </w:r>
     </w:p>
     <w:p>
@@ -451,7 +551,27 @@
           <w:sz w:val="20"/>
           <w:szCs w:val="20"/>
         </w:rPr>
-        <w:t>public class MyClass {</w:t>
+        <w:t xml:space="preserve">public class </w:t>
+      </w:r>
+      <w:proofErr w:type="spellStart"/>
+      <w:r>
+        <w:rPr>
+          <w:b/>
+          <w:bCs/>
+          <w:sz w:val="20"/>
+          <w:szCs w:val="20"/>
+        </w:rPr>
+        <w:t>MyClass</w:t>
+      </w:r>
+      <w:proofErr w:type="spellEnd"/>
+      <w:r>
+        <w:rPr>
+          <w:b/>
+          <w:bCs/>
+          <w:sz w:val="20"/>
+          <w:szCs w:val="20"/>
+        </w:rPr>
+        <w:t xml:space="preserve"> {</w:t>
       </w:r>
     </w:p>
     <w:p>
@@ -472,7 +592,47 @@
           <w:sz w:val="20"/>
           <w:szCs w:val="20"/>
         </w:rPr>
-        <w:t xml:space="preserve">    public static void main(String[] args) {</w:t>
+        <w:t xml:space="preserve">    public static void </w:t>
+      </w:r>
+      <w:proofErr w:type="gramStart"/>
+      <w:r>
+        <w:rPr>
+          <w:b/>
+          <w:bCs/>
+          <w:sz w:val="20"/>
+          <w:szCs w:val="20"/>
+        </w:rPr>
+        <w:t>main(</w:t>
+      </w:r>
+      <w:proofErr w:type="gramEnd"/>
+      <w:r>
+        <w:rPr>
+          <w:b/>
+          <w:bCs/>
+          <w:sz w:val="20"/>
+          <w:szCs w:val="20"/>
+        </w:rPr>
+        <w:t xml:space="preserve">String[] </w:t>
+      </w:r>
+      <w:proofErr w:type="spellStart"/>
+      <w:r>
+        <w:rPr>
+          <w:b/>
+          <w:bCs/>
+          <w:sz w:val="20"/>
+          <w:szCs w:val="20"/>
+        </w:rPr>
+        <w:t>args</w:t>
+      </w:r>
+      <w:proofErr w:type="spellEnd"/>
+      <w:r>
+        <w:rPr>
+          <w:b/>
+          <w:bCs/>
+          <w:sz w:val="20"/>
+          <w:szCs w:val="20"/>
+        </w:rPr>
+        <w:t>) {</w:t>
       </w:r>
     </w:p>
     <w:p>
@@ -589,7 +749,27 @@
           <w:sz w:val="20"/>
           <w:szCs w:val="20"/>
         </w:rPr>
-        <w:t xml:space="preserve">        System.out.println("Method 1 called");</w:t>
+        <w:t xml:space="preserve">        </w:t>
+      </w:r>
+      <w:proofErr w:type="spellStart"/>
+      <w:r>
+        <w:rPr>
+          <w:b/>
+          <w:bCs/>
+          <w:sz w:val="20"/>
+          <w:szCs w:val="20"/>
+        </w:rPr>
+        <w:t>System.out.println</w:t>
+      </w:r>
+      <w:proofErr w:type="spellEnd"/>
+      <w:r>
+        <w:rPr>
+          <w:b/>
+          <w:bCs/>
+          <w:sz w:val="20"/>
+          <w:szCs w:val="20"/>
+        </w:rPr>
+        <w:t>("Method 1 called");</w:t>
       </w:r>
     </w:p>
     <w:p>
@@ -664,7 +844,27 @@
           <w:sz w:val="20"/>
           <w:szCs w:val="20"/>
         </w:rPr>
-        <w:t xml:space="preserve">        System.out.println("Method 2 called");</w:t>
+        <w:t xml:space="preserve">        </w:t>
+      </w:r>
+      <w:proofErr w:type="spellStart"/>
+      <w:r>
+        <w:rPr>
+          <w:b/>
+          <w:bCs/>
+          <w:sz w:val="20"/>
+          <w:szCs w:val="20"/>
+        </w:rPr>
+        <w:t>System.out.println</w:t>
+      </w:r>
+      <w:proofErr w:type="spellEnd"/>
+      <w:r>
+        <w:rPr>
+          <w:b/>
+          <w:bCs/>
+          <w:sz w:val="20"/>
+          <w:szCs w:val="20"/>
+        </w:rPr>
+        <w:t>("Method 2 called");</w:t>
       </w:r>
     </w:p>
     <w:p>
@@ -766,7 +966,27 @@
           <w:sz w:val="20"/>
           <w:szCs w:val="20"/>
         </w:rPr>
-        <w:t>public class MyClass {</w:t>
+        <w:t xml:space="preserve">public class </w:t>
+      </w:r>
+      <w:proofErr w:type="spellStart"/>
+      <w:r>
+        <w:rPr>
+          <w:b/>
+          <w:bCs/>
+          <w:sz w:val="20"/>
+          <w:szCs w:val="20"/>
+        </w:rPr>
+        <w:t>MyClass</w:t>
+      </w:r>
+      <w:proofErr w:type="spellEnd"/>
+      <w:r>
+        <w:rPr>
+          <w:b/>
+          <w:bCs/>
+          <w:sz w:val="20"/>
+          <w:szCs w:val="20"/>
+        </w:rPr>
+        <w:t xml:space="preserve"> {</w:t>
       </w:r>
     </w:p>
     <w:p>
@@ -808,7 +1028,27 @@
           <w:sz w:val="20"/>
           <w:szCs w:val="20"/>
         </w:rPr>
-        <w:t xml:space="preserve">        System.out.println("Method 1 called");</w:t>
+        <w:t xml:space="preserve">        </w:t>
+      </w:r>
+      <w:proofErr w:type="spellStart"/>
+      <w:r>
+        <w:rPr>
+          <w:b/>
+          <w:bCs/>
+          <w:sz w:val="20"/>
+          <w:szCs w:val="20"/>
+        </w:rPr>
+        <w:t>System.out.println</w:t>
+      </w:r>
+      <w:proofErr w:type="spellEnd"/>
+      <w:r>
+        <w:rPr>
+          <w:b/>
+          <w:bCs/>
+          <w:sz w:val="20"/>
+          <w:szCs w:val="20"/>
+        </w:rPr>
+        <w:t>("Method 1 called");</w:t>
       </w:r>
     </w:p>
     <w:p>
@@ -829,7 +1069,27 @@
           <w:sz w:val="20"/>
           <w:szCs w:val="20"/>
         </w:rPr>
-        <w:t xml:space="preserve">        method2(); // or this.method2();</w:t>
+        <w:t xml:space="preserve">        method2(); // or </w:t>
+      </w:r>
+      <w:proofErr w:type="gramStart"/>
+      <w:r>
+        <w:rPr>
+          <w:b/>
+          <w:bCs/>
+          <w:sz w:val="20"/>
+          <w:szCs w:val="20"/>
+        </w:rPr>
+        <w:t>this.method</w:t>
+      </w:r>
+      <w:proofErr w:type="gramEnd"/>
+      <w:r>
+        <w:rPr>
+          <w:b/>
+          <w:bCs/>
+          <w:sz w:val="20"/>
+          <w:szCs w:val="20"/>
+        </w:rPr>
+        <w:t>2();</w:t>
       </w:r>
     </w:p>
     <w:p>
@@ -905,7 +1165,27 @@
           <w:szCs w:val="20"/>
         </w:rPr>
         <w:lastRenderedPageBreak/>
-        <w:t xml:space="preserve">        System.out.println("Method 2 called");</w:t>
+        <w:t xml:space="preserve">        </w:t>
+      </w:r>
+      <w:proofErr w:type="spellStart"/>
+      <w:r>
+        <w:rPr>
+          <w:b/>
+          <w:bCs/>
+          <w:sz w:val="20"/>
+          <w:szCs w:val="20"/>
+        </w:rPr>
+        <w:t>System.out.println</w:t>
+      </w:r>
+      <w:proofErr w:type="spellEnd"/>
+      <w:r>
+        <w:rPr>
+          <w:b/>
+          <w:bCs/>
+          <w:sz w:val="20"/>
+          <w:szCs w:val="20"/>
+        </w:rPr>
+        <w:t>("Method 2 called");</w:t>
       </w:r>
     </w:p>
     <w:p>
@@ -959,7 +1239,47 @@
           <w:sz w:val="20"/>
           <w:szCs w:val="20"/>
         </w:rPr>
-        <w:t xml:space="preserve">    public static void main(String[] args) {</w:t>
+        <w:t xml:space="preserve">    public static void </w:t>
+      </w:r>
+      <w:proofErr w:type="gramStart"/>
+      <w:r>
+        <w:rPr>
+          <w:b/>
+          <w:bCs/>
+          <w:sz w:val="20"/>
+          <w:szCs w:val="20"/>
+        </w:rPr>
+        <w:t>main(</w:t>
+      </w:r>
+      <w:proofErr w:type="gramEnd"/>
+      <w:r>
+        <w:rPr>
+          <w:b/>
+          <w:bCs/>
+          <w:sz w:val="20"/>
+          <w:szCs w:val="20"/>
+        </w:rPr>
+        <w:t xml:space="preserve">String[] </w:t>
+      </w:r>
+      <w:proofErr w:type="spellStart"/>
+      <w:r>
+        <w:rPr>
+          <w:b/>
+          <w:bCs/>
+          <w:sz w:val="20"/>
+          <w:szCs w:val="20"/>
+        </w:rPr>
+        <w:t>args</w:t>
+      </w:r>
+      <w:proofErr w:type="spellEnd"/>
+      <w:r>
+        <w:rPr>
+          <w:b/>
+          <w:bCs/>
+          <w:sz w:val="20"/>
+          <w:szCs w:val="20"/>
+        </w:rPr>
+        <w:t>) {</w:t>
       </w:r>
     </w:p>
     <w:p>
@@ -980,7 +1300,78 @@
           <w:sz w:val="20"/>
           <w:szCs w:val="20"/>
         </w:rPr>
-        <w:t xml:space="preserve">        MyClass obj = new MyClass();</w:t>
+        <w:t xml:space="preserve">        </w:t>
+      </w:r>
+      <w:proofErr w:type="spellStart"/>
+      <w:r>
+        <w:rPr>
+          <w:b/>
+          <w:bCs/>
+          <w:sz w:val="20"/>
+          <w:szCs w:val="20"/>
+        </w:rPr>
+        <w:t>MyClass</w:t>
+      </w:r>
+      <w:proofErr w:type="spellEnd"/>
+      <w:r>
+        <w:rPr>
+          <w:b/>
+          <w:bCs/>
+          <w:sz w:val="20"/>
+          <w:szCs w:val="20"/>
+        </w:rPr>
+        <w:t xml:space="preserve"> </w:t>
+      </w:r>
+      <w:proofErr w:type="spellStart"/>
+      <w:r>
+        <w:rPr>
+          <w:b/>
+          <w:bCs/>
+          <w:sz w:val="20"/>
+          <w:szCs w:val="20"/>
+        </w:rPr>
+        <w:t>obj</w:t>
+      </w:r>
+      <w:proofErr w:type="spellEnd"/>
+      <w:r>
+        <w:rPr>
+          <w:b/>
+          <w:bCs/>
+          <w:sz w:val="20"/>
+          <w:szCs w:val="20"/>
+        </w:rPr>
+        <w:t xml:space="preserve"> = new </w:t>
+      </w:r>
+      <w:proofErr w:type="spellStart"/>
+      <w:proofErr w:type="gramStart"/>
+      <w:r>
+        <w:rPr>
+          <w:b/>
+          <w:bCs/>
+          <w:sz w:val="20"/>
+          <w:szCs w:val="20"/>
+        </w:rPr>
+        <w:t>MyClass</w:t>
+      </w:r>
+      <w:proofErr w:type="spellEnd"/>
+      <w:r>
+        <w:rPr>
+          <w:b/>
+          <w:bCs/>
+          <w:sz w:val="20"/>
+          <w:szCs w:val="20"/>
+        </w:rPr>
+        <w:t>(</w:t>
+      </w:r>
+      <w:proofErr w:type="gramEnd"/>
+      <w:r>
+        <w:rPr>
+          <w:b/>
+          <w:bCs/>
+          <w:sz w:val="20"/>
+          <w:szCs w:val="20"/>
+        </w:rPr>
+        <w:t>);</w:t>
       </w:r>
     </w:p>
     <w:p>
@@ -1001,7 +1392,27 @@
           <w:sz w:val="20"/>
           <w:szCs w:val="20"/>
         </w:rPr>
-        <w:t xml:space="preserve">        obj.method1();</w:t>
+        <w:t xml:space="preserve">        </w:t>
+      </w:r>
+      <w:proofErr w:type="gramStart"/>
+      <w:r>
+        <w:rPr>
+          <w:b/>
+          <w:bCs/>
+          <w:sz w:val="20"/>
+          <w:szCs w:val="20"/>
+        </w:rPr>
+        <w:t>obj.method</w:t>
+      </w:r>
+      <w:proofErr w:type="gramEnd"/>
+      <w:r>
+        <w:rPr>
+          <w:b/>
+          <w:bCs/>
+          <w:sz w:val="20"/>
+          <w:szCs w:val="20"/>
+        </w:rPr>
+        <w:t>1();</w:t>
       </w:r>
     </w:p>
     <w:p>
@@ -1079,7 +1490,27 @@
           <w:sz w:val="20"/>
           <w:szCs w:val="20"/>
         </w:rPr>
-        <w:t>public class MyClass {</w:t>
+        <w:t xml:space="preserve">public class </w:t>
+      </w:r>
+      <w:proofErr w:type="spellStart"/>
+      <w:r>
+        <w:rPr>
+          <w:b/>
+          <w:bCs/>
+          <w:sz w:val="20"/>
+          <w:szCs w:val="20"/>
+        </w:rPr>
+        <w:t>MyClass</w:t>
+      </w:r>
+      <w:proofErr w:type="spellEnd"/>
+      <w:r>
+        <w:rPr>
+          <w:b/>
+          <w:bCs/>
+          <w:sz w:val="20"/>
+          <w:szCs w:val="20"/>
+        </w:rPr>
+        <w:t xml:space="preserve"> {</w:t>
       </w:r>
     </w:p>
     <w:p>
@@ -1121,7 +1552,27 @@
           <w:sz w:val="20"/>
           <w:szCs w:val="20"/>
         </w:rPr>
-        <w:t xml:space="preserve">        System.out.println("Method 1 called");</w:t>
+        <w:t xml:space="preserve">        </w:t>
+      </w:r>
+      <w:proofErr w:type="spellStart"/>
+      <w:r>
+        <w:rPr>
+          <w:b/>
+          <w:bCs/>
+          <w:sz w:val="20"/>
+          <w:szCs w:val="20"/>
+        </w:rPr>
+        <w:t>System.out.println</w:t>
+      </w:r>
+      <w:proofErr w:type="spellEnd"/>
+      <w:r>
+        <w:rPr>
+          <w:b/>
+          <w:bCs/>
+          <w:sz w:val="20"/>
+          <w:szCs w:val="20"/>
+        </w:rPr>
+        <w:t>("Method 1 called");</w:t>
       </w:r>
     </w:p>
     <w:p>
@@ -1217,7 +1668,27 @@
           <w:sz w:val="20"/>
           <w:szCs w:val="20"/>
         </w:rPr>
-        <w:t xml:space="preserve">        System.out.println("Method 2 called");</w:t>
+        <w:t xml:space="preserve">        </w:t>
+      </w:r>
+      <w:proofErr w:type="spellStart"/>
+      <w:r>
+        <w:rPr>
+          <w:b/>
+          <w:bCs/>
+          <w:sz w:val="20"/>
+          <w:szCs w:val="20"/>
+        </w:rPr>
+        <w:t>System.out.println</w:t>
+      </w:r>
+      <w:proofErr w:type="spellEnd"/>
+      <w:r>
+        <w:rPr>
+          <w:b/>
+          <w:bCs/>
+          <w:sz w:val="20"/>
+          <w:szCs w:val="20"/>
+        </w:rPr>
+        <w:t>("Method 2 called");</w:t>
       </w:r>
     </w:p>
     <w:p>
@@ -1271,7 +1742,47 @@
           <w:sz w:val="20"/>
           <w:szCs w:val="20"/>
         </w:rPr>
-        <w:t xml:space="preserve">    public static void main(String[] args) {</w:t>
+        <w:t xml:space="preserve">    public static void </w:t>
+      </w:r>
+      <w:proofErr w:type="gramStart"/>
+      <w:r>
+        <w:rPr>
+          <w:b/>
+          <w:bCs/>
+          <w:sz w:val="20"/>
+          <w:szCs w:val="20"/>
+        </w:rPr>
+        <w:t>main(</w:t>
+      </w:r>
+      <w:proofErr w:type="gramEnd"/>
+      <w:r>
+        <w:rPr>
+          <w:b/>
+          <w:bCs/>
+          <w:sz w:val="20"/>
+          <w:szCs w:val="20"/>
+        </w:rPr>
+        <w:t xml:space="preserve">String[] </w:t>
+      </w:r>
+      <w:proofErr w:type="spellStart"/>
+      <w:r>
+        <w:rPr>
+          <w:b/>
+          <w:bCs/>
+          <w:sz w:val="20"/>
+          <w:szCs w:val="20"/>
+        </w:rPr>
+        <w:t>args</w:t>
+      </w:r>
+      <w:proofErr w:type="spellEnd"/>
+      <w:r>
+        <w:rPr>
+          <w:b/>
+          <w:bCs/>
+          <w:sz w:val="20"/>
+          <w:szCs w:val="20"/>
+        </w:rPr>
+        <w:t>) {</w:t>
       </w:r>
     </w:p>
     <w:p>
@@ -1370,7 +1881,27 @@
           <w:sz w:val="20"/>
           <w:szCs w:val="20"/>
         </w:rPr>
-        <w:t>public class MyClass {</w:t>
+        <w:t xml:space="preserve">public class </w:t>
+      </w:r>
+      <w:proofErr w:type="spellStart"/>
+      <w:r>
+        <w:rPr>
+          <w:b/>
+          <w:bCs/>
+          <w:sz w:val="20"/>
+          <w:szCs w:val="20"/>
+        </w:rPr>
+        <w:t>MyClass</w:t>
+      </w:r>
+      <w:proofErr w:type="spellEnd"/>
+      <w:r>
+        <w:rPr>
+          <w:b/>
+          <w:bCs/>
+          <w:sz w:val="20"/>
+          <w:szCs w:val="20"/>
+        </w:rPr>
+        <w:t xml:space="preserve"> {</w:t>
       </w:r>
     </w:p>
     <w:p>
@@ -1412,7 +1943,27 @@
           <w:sz w:val="20"/>
           <w:szCs w:val="20"/>
         </w:rPr>
-        <w:t xml:space="preserve">        System.out.println("Method 1 called");</w:t>
+        <w:t xml:space="preserve">        </w:t>
+      </w:r>
+      <w:proofErr w:type="spellStart"/>
+      <w:r>
+        <w:rPr>
+          <w:b/>
+          <w:bCs/>
+          <w:sz w:val="20"/>
+          <w:szCs w:val="20"/>
+        </w:rPr>
+        <w:t>System.out.println</w:t>
+      </w:r>
+      <w:proofErr w:type="spellEnd"/>
+      <w:r>
+        <w:rPr>
+          <w:b/>
+          <w:bCs/>
+          <w:sz w:val="20"/>
+          <w:szCs w:val="20"/>
+        </w:rPr>
+        <w:t>("Method 1 called");</w:t>
       </w:r>
     </w:p>
     <w:p>
@@ -1508,7 +2059,27 @@
           <w:sz w:val="20"/>
           <w:szCs w:val="20"/>
         </w:rPr>
-        <w:t xml:space="preserve">        System.out.println("Method 2 called");</w:t>
+        <w:t xml:space="preserve">        </w:t>
+      </w:r>
+      <w:proofErr w:type="spellStart"/>
+      <w:r>
+        <w:rPr>
+          <w:b/>
+          <w:bCs/>
+          <w:sz w:val="20"/>
+          <w:szCs w:val="20"/>
+        </w:rPr>
+        <w:t>System.out.println</w:t>
+      </w:r>
+      <w:proofErr w:type="spellEnd"/>
+      <w:r>
+        <w:rPr>
+          <w:b/>
+          <w:bCs/>
+          <w:sz w:val="20"/>
+          <w:szCs w:val="20"/>
+        </w:rPr>
+        <w:t>("Method 2 called");</w:t>
       </w:r>
     </w:p>
     <w:p>
@@ -1562,7 +2133,47 @@
           <w:sz w:val="20"/>
           <w:szCs w:val="20"/>
         </w:rPr>
-        <w:t xml:space="preserve">    public static void main(String[] args) {</w:t>
+        <w:t xml:space="preserve">    public static void </w:t>
+      </w:r>
+      <w:proofErr w:type="gramStart"/>
+      <w:r>
+        <w:rPr>
+          <w:b/>
+          <w:bCs/>
+          <w:sz w:val="20"/>
+          <w:szCs w:val="20"/>
+        </w:rPr>
+        <w:t>main(</w:t>
+      </w:r>
+      <w:proofErr w:type="gramEnd"/>
+      <w:r>
+        <w:rPr>
+          <w:b/>
+          <w:bCs/>
+          <w:sz w:val="20"/>
+          <w:szCs w:val="20"/>
+        </w:rPr>
+        <w:t xml:space="preserve">String[] </w:t>
+      </w:r>
+      <w:proofErr w:type="spellStart"/>
+      <w:r>
+        <w:rPr>
+          <w:b/>
+          <w:bCs/>
+          <w:sz w:val="20"/>
+          <w:szCs w:val="20"/>
+        </w:rPr>
+        <w:t>args</w:t>
+      </w:r>
+      <w:proofErr w:type="spellEnd"/>
+      <w:r>
+        <w:rPr>
+          <w:b/>
+          <w:bCs/>
+          <w:sz w:val="20"/>
+          <w:szCs w:val="20"/>
+        </w:rPr>
+        <w:t>) {</w:t>
       </w:r>
     </w:p>
     <w:p>
@@ -1583,7 +2194,78 @@
           <w:sz w:val="20"/>
           <w:szCs w:val="20"/>
         </w:rPr>
-        <w:t xml:space="preserve">        MyClass obj = new MyClass();</w:t>
+        <w:t xml:space="preserve">        </w:t>
+      </w:r>
+      <w:proofErr w:type="spellStart"/>
+      <w:r>
+        <w:rPr>
+          <w:b/>
+          <w:bCs/>
+          <w:sz w:val="20"/>
+          <w:szCs w:val="20"/>
+        </w:rPr>
+        <w:t>MyClass</w:t>
+      </w:r>
+      <w:proofErr w:type="spellEnd"/>
+      <w:r>
+        <w:rPr>
+          <w:b/>
+          <w:bCs/>
+          <w:sz w:val="20"/>
+          <w:szCs w:val="20"/>
+        </w:rPr>
+        <w:t xml:space="preserve"> </w:t>
+      </w:r>
+      <w:proofErr w:type="spellStart"/>
+      <w:r>
+        <w:rPr>
+          <w:b/>
+          <w:bCs/>
+          <w:sz w:val="20"/>
+          <w:szCs w:val="20"/>
+        </w:rPr>
+        <w:t>obj</w:t>
+      </w:r>
+      <w:proofErr w:type="spellEnd"/>
+      <w:r>
+        <w:rPr>
+          <w:b/>
+          <w:bCs/>
+          <w:sz w:val="20"/>
+          <w:szCs w:val="20"/>
+        </w:rPr>
+        <w:t xml:space="preserve"> = new </w:t>
+      </w:r>
+      <w:proofErr w:type="spellStart"/>
+      <w:proofErr w:type="gramStart"/>
+      <w:r>
+        <w:rPr>
+          <w:b/>
+          <w:bCs/>
+          <w:sz w:val="20"/>
+          <w:szCs w:val="20"/>
+        </w:rPr>
+        <w:t>MyClass</w:t>
+      </w:r>
+      <w:proofErr w:type="spellEnd"/>
+      <w:r>
+        <w:rPr>
+          <w:b/>
+          <w:bCs/>
+          <w:sz w:val="20"/>
+          <w:szCs w:val="20"/>
+        </w:rPr>
+        <w:t>(</w:t>
+      </w:r>
+      <w:proofErr w:type="gramEnd"/>
+      <w:r>
+        <w:rPr>
+          <w:b/>
+          <w:bCs/>
+          <w:sz w:val="20"/>
+          <w:szCs w:val="20"/>
+        </w:rPr>
+        <w:t>);</w:t>
       </w:r>
     </w:p>
     <w:p>
@@ -1604,7 +2286,27 @@
           <w:sz w:val="20"/>
           <w:szCs w:val="20"/>
         </w:rPr>
-        <w:t xml:space="preserve">        obj.method1();</w:t>
+        <w:t xml:space="preserve">        </w:t>
+      </w:r>
+      <w:proofErr w:type="gramStart"/>
+      <w:r>
+        <w:rPr>
+          <w:b/>
+          <w:bCs/>
+          <w:sz w:val="20"/>
+          <w:szCs w:val="20"/>
+        </w:rPr>
+        <w:t>obj.method</w:t>
+      </w:r>
+      <w:proofErr w:type="gramEnd"/>
+      <w:r>
+        <w:rPr>
+          <w:b/>
+          <w:bCs/>
+          <w:sz w:val="20"/>
+          <w:szCs w:val="20"/>
+        </w:rPr>
+        <w:t>1();</w:t>
       </w:r>
     </w:p>
     <w:p>
@@ -1724,7 +2426,23 @@
           <w:sz w:val="20"/>
           <w:szCs w:val="20"/>
         </w:rPr>
-        <w:t>Wrapper classes provide a way to use primitive data types (like int, char, boolean, etc.) as objects. Each primitive type has a corresponding wrapper class:</w:t>
+        <w:t xml:space="preserve">Wrapper classes provide a way to use primitive data types (like int, char, </w:t>
+      </w:r>
+      <w:proofErr w:type="spellStart"/>
+      <w:r>
+        <w:rPr>
+          <w:sz w:val="20"/>
+          <w:szCs w:val="20"/>
+        </w:rPr>
+        <w:t>boolean</w:t>
+      </w:r>
+      <w:proofErr w:type="spellEnd"/>
+      <w:r>
+        <w:rPr>
+          <w:sz w:val="20"/>
+          <w:szCs w:val="20"/>
+        </w:rPr>
+        <w:t>, etc.) as objects. Each primitive type has a corresponding wrapper class:</w:t>
       </w:r>
     </w:p>
     <w:p>
@@ -1802,7 +2520,23 @@
           <w:sz w:val="20"/>
           <w:szCs w:val="20"/>
         </w:rPr>
-        <w:t>Collections like ArrayList, HashMap, etc., cannot work with primitive data types. They require objects. Wrapper classes allow primitives to be used in these collections.</w:t>
+        <w:t xml:space="preserve">Collections like </w:t>
+      </w:r>
+      <w:proofErr w:type="spellStart"/>
+      <w:r>
+        <w:rPr>
+          <w:sz w:val="20"/>
+          <w:szCs w:val="20"/>
+        </w:rPr>
+        <w:t>ArrayList</w:t>
+      </w:r>
+      <w:proofErr w:type="spellEnd"/>
+      <w:r>
+        <w:rPr>
+          <w:sz w:val="20"/>
+          <w:szCs w:val="20"/>
+        </w:rPr>
+        <w:t>, HashMap, etc., cannot work with primitive data types. They require objects. Wrapper classes allow primitives to be used in these collections.</w:t>
       </w:r>
     </w:p>
     <w:p>
@@ -1816,14 +2550,65 @@
           <w:szCs w:val="20"/>
         </w:rPr>
       </w:pPr>
-      <w:r>
-        <w:rPr>
-          <w:b/>
-          <w:bCs/>
-          <w:sz w:val="20"/>
-          <w:szCs w:val="20"/>
-        </w:rPr>
-        <w:t>ArrayList&lt;Integer&gt; list = new ArrayList&lt;&gt;();</w:t>
+      <w:proofErr w:type="spellStart"/>
+      <w:r>
+        <w:rPr>
+          <w:b/>
+          <w:bCs/>
+          <w:sz w:val="20"/>
+          <w:szCs w:val="20"/>
+        </w:rPr>
+        <w:t>ArrayList</w:t>
+      </w:r>
+      <w:proofErr w:type="spellEnd"/>
+      <w:r>
+        <w:rPr>
+          <w:b/>
+          <w:bCs/>
+          <w:sz w:val="20"/>
+          <w:szCs w:val="20"/>
+        </w:rPr>
+        <w:t xml:space="preserve">&lt;Integer&gt; list = new </w:t>
+      </w:r>
+      <w:proofErr w:type="spellStart"/>
+      <w:r>
+        <w:rPr>
+          <w:b/>
+          <w:bCs/>
+          <w:sz w:val="20"/>
+          <w:szCs w:val="20"/>
+        </w:rPr>
+        <w:t>ArrayList</w:t>
+      </w:r>
+      <w:proofErr w:type="spellEnd"/>
+      <w:r>
+        <w:rPr>
+          <w:b/>
+          <w:bCs/>
+          <w:sz w:val="20"/>
+          <w:szCs w:val="20"/>
+        </w:rPr>
+        <w:t>&lt;</w:t>
+      </w:r>
+      <w:proofErr w:type="gramStart"/>
+      <w:r>
+        <w:rPr>
+          <w:b/>
+          <w:bCs/>
+          <w:sz w:val="20"/>
+          <w:szCs w:val="20"/>
+        </w:rPr>
+        <w:t>&gt;(</w:t>
+      </w:r>
+      <w:proofErr w:type="gramEnd"/>
+      <w:r>
+        <w:rPr>
+          <w:b/>
+          <w:bCs/>
+          <w:sz w:val="20"/>
+          <w:szCs w:val="20"/>
+        </w:rPr>
+        <w:t>);</w:t>
       </w:r>
     </w:p>
     <w:p>
@@ -1837,14 +2622,36 @@
           <w:szCs w:val="20"/>
         </w:rPr>
       </w:pPr>
-      <w:r>
-        <w:rPr>
-          <w:b/>
-          <w:bCs/>
-          <w:sz w:val="20"/>
-          <w:szCs w:val="20"/>
-        </w:rPr>
-        <w:t>list.add(10); // Autoboxing converts int to Integer</w:t>
+      <w:proofErr w:type="spellStart"/>
+      <w:proofErr w:type="gramStart"/>
+      <w:r>
+        <w:rPr>
+          <w:b/>
+          <w:bCs/>
+          <w:sz w:val="20"/>
+          <w:szCs w:val="20"/>
+        </w:rPr>
+        <w:t>list.add</w:t>
+      </w:r>
+      <w:proofErr w:type="spellEnd"/>
+      <w:r>
+        <w:rPr>
+          <w:b/>
+          <w:bCs/>
+          <w:sz w:val="20"/>
+          <w:szCs w:val="20"/>
+        </w:rPr>
+        <w:t>(</w:t>
+      </w:r>
+      <w:proofErr w:type="gramEnd"/>
+      <w:r>
+        <w:rPr>
+          <w:b/>
+          <w:bCs/>
+          <w:sz w:val="20"/>
+          <w:szCs w:val="20"/>
+        </w:rPr>
+        <w:t>10); // Autoboxing converts int to Integer</w:t>
       </w:r>
     </w:p>
     <w:p>
@@ -1913,7 +2720,47 @@
           <w:sz w:val="20"/>
           <w:szCs w:val="20"/>
         </w:rPr>
-        <w:t xml:space="preserve">int num = Integer.parseInt("123"); </w:t>
+        <w:t xml:space="preserve">int </w:t>
+      </w:r>
+      <w:proofErr w:type="spellStart"/>
+      <w:r>
+        <w:rPr>
+          <w:b/>
+          <w:bCs/>
+          <w:sz w:val="20"/>
+          <w:szCs w:val="20"/>
+        </w:rPr>
+        <w:t>num</w:t>
+      </w:r>
+      <w:proofErr w:type="spellEnd"/>
+      <w:r>
+        <w:rPr>
+          <w:b/>
+          <w:bCs/>
+          <w:sz w:val="20"/>
+          <w:szCs w:val="20"/>
+        </w:rPr>
+        <w:t xml:space="preserve"> = </w:t>
+      </w:r>
+      <w:proofErr w:type="spellStart"/>
+      <w:r>
+        <w:rPr>
+          <w:b/>
+          <w:bCs/>
+          <w:sz w:val="20"/>
+          <w:szCs w:val="20"/>
+        </w:rPr>
+        <w:t>Integer.parseInt</w:t>
+      </w:r>
+      <w:proofErr w:type="spellEnd"/>
+      <w:r>
+        <w:rPr>
+          <w:b/>
+          <w:bCs/>
+          <w:sz w:val="20"/>
+          <w:szCs w:val="20"/>
+        </w:rPr>
+        <w:t xml:space="preserve">("123"); </w:t>
       </w:r>
     </w:p>
     <w:p>
@@ -1932,7 +2779,27 @@
           <w:sz w:val="20"/>
           <w:szCs w:val="20"/>
         </w:rPr>
-        <w:t>String str = Integer.toString(456);</w:t>
+        <w:t xml:space="preserve">String str = </w:t>
+      </w:r>
+      <w:proofErr w:type="spellStart"/>
+      <w:r>
+        <w:rPr>
+          <w:b/>
+          <w:bCs/>
+          <w:sz w:val="20"/>
+          <w:szCs w:val="20"/>
+        </w:rPr>
+        <w:t>Integer.toString</w:t>
+      </w:r>
+      <w:proofErr w:type="spellEnd"/>
+      <w:r>
+        <w:rPr>
+          <w:b/>
+          <w:bCs/>
+          <w:sz w:val="20"/>
+          <w:szCs w:val="20"/>
+        </w:rPr>
+        <w:t>(456);</w:t>
       </w:r>
     </w:p>
     <w:p>
@@ -1982,7 +2849,47 @@
           <w:sz w:val="20"/>
           <w:szCs w:val="20"/>
         </w:rPr>
-        <w:t xml:space="preserve">List&lt;Integer&gt; numbers = new ArrayList&lt;&gt;(); </w:t>
+        <w:t xml:space="preserve">List&lt;Integer&gt; numbers = new </w:t>
+      </w:r>
+      <w:proofErr w:type="spellStart"/>
+      <w:r>
+        <w:rPr>
+          <w:b/>
+          <w:bCs/>
+          <w:sz w:val="20"/>
+          <w:szCs w:val="20"/>
+        </w:rPr>
+        <w:t>ArrayList</w:t>
+      </w:r>
+      <w:proofErr w:type="spellEnd"/>
+      <w:r>
+        <w:rPr>
+          <w:b/>
+          <w:bCs/>
+          <w:sz w:val="20"/>
+          <w:szCs w:val="20"/>
+        </w:rPr>
+        <w:t>&lt;</w:t>
+      </w:r>
+      <w:proofErr w:type="gramStart"/>
+      <w:r>
+        <w:rPr>
+          <w:b/>
+          <w:bCs/>
+          <w:sz w:val="20"/>
+          <w:szCs w:val="20"/>
+        </w:rPr>
+        <w:t>&gt;(</w:t>
+      </w:r>
+      <w:proofErr w:type="gramEnd"/>
+      <w:r>
+        <w:rPr>
+          <w:b/>
+          <w:bCs/>
+          <w:sz w:val="20"/>
+          <w:szCs w:val="20"/>
+        </w:rPr>
+        <w:t xml:space="preserve">); </w:t>
       </w:r>
     </w:p>
     <w:p>
@@ -2004,8 +2911,39 @@
           <w:sz w:val="20"/>
           <w:szCs w:val="20"/>
         </w:rPr>
-        <w:t>Integer defaultValue = 0; // Cannot use int here</w:t>
-      </w:r>
+        <w:t xml:space="preserve">Integer </w:t>
+      </w:r>
+      <w:proofErr w:type="spellStart"/>
+      <w:r>
+        <w:rPr>
+          <w:b/>
+          <w:bCs/>
+          <w:sz w:val="20"/>
+          <w:szCs w:val="20"/>
+        </w:rPr>
+        <w:t>defaultValue</w:t>
+      </w:r>
+      <w:proofErr w:type="spellEnd"/>
+      <w:r>
+        <w:rPr>
+          <w:b/>
+          <w:bCs/>
+          <w:sz w:val="20"/>
+          <w:szCs w:val="20"/>
+        </w:rPr>
+        <w:t xml:space="preserve"> = 0; // Cannot use </w:t>
+      </w:r>
+      <w:proofErr w:type="gramStart"/>
+      <w:r>
+        <w:rPr>
+          <w:b/>
+          <w:bCs/>
+          <w:sz w:val="20"/>
+          <w:szCs w:val="20"/>
+        </w:rPr>
+        <w:t>int here</w:t>
+      </w:r>
+      <w:proofErr w:type="gramEnd"/>
     </w:p>
     <w:p>
       <w:pPr>
@@ -2141,7 +3079,47 @@
           <w:sz w:val="20"/>
           <w:szCs w:val="20"/>
         </w:rPr>
-        <w:t>List&lt;Integer&gt; list = new ArrayList&lt;&gt;();</w:t>
+        <w:t xml:space="preserve">List&lt;Integer&gt; list = new </w:t>
+      </w:r>
+      <w:proofErr w:type="spellStart"/>
+      <w:r>
+        <w:rPr>
+          <w:b/>
+          <w:bCs/>
+          <w:sz w:val="20"/>
+          <w:szCs w:val="20"/>
+        </w:rPr>
+        <w:t>ArrayList</w:t>
+      </w:r>
+      <w:proofErr w:type="spellEnd"/>
+      <w:r>
+        <w:rPr>
+          <w:b/>
+          <w:bCs/>
+          <w:sz w:val="20"/>
+          <w:szCs w:val="20"/>
+        </w:rPr>
+        <w:t>&lt;</w:t>
+      </w:r>
+      <w:proofErr w:type="gramStart"/>
+      <w:r>
+        <w:rPr>
+          <w:b/>
+          <w:bCs/>
+          <w:sz w:val="20"/>
+          <w:szCs w:val="20"/>
+        </w:rPr>
+        <w:t>&gt;(</w:t>
+      </w:r>
+      <w:proofErr w:type="gramEnd"/>
+      <w:r>
+        <w:rPr>
+          <w:b/>
+          <w:bCs/>
+          <w:sz w:val="20"/>
+          <w:szCs w:val="20"/>
+        </w:rPr>
+        <w:t>);</w:t>
       </w:r>
     </w:p>
     <w:p>
@@ -2156,14 +3134,56 @@
           <w:szCs w:val="20"/>
         </w:rPr>
       </w:pPr>
-      <w:r>
-        <w:rPr>
-          <w:b/>
-          <w:bCs/>
-          <w:sz w:val="20"/>
-          <w:szCs w:val="20"/>
-        </w:rPr>
-        <w:t>list.add(10); // Autoboxing: int 10 is automatically converted to Integer.valueOf(10)</w:t>
+      <w:proofErr w:type="spellStart"/>
+      <w:proofErr w:type="gramStart"/>
+      <w:r>
+        <w:rPr>
+          <w:b/>
+          <w:bCs/>
+          <w:sz w:val="20"/>
+          <w:szCs w:val="20"/>
+        </w:rPr>
+        <w:t>list.add</w:t>
+      </w:r>
+      <w:proofErr w:type="spellEnd"/>
+      <w:r>
+        <w:rPr>
+          <w:b/>
+          <w:bCs/>
+          <w:sz w:val="20"/>
+          <w:szCs w:val="20"/>
+        </w:rPr>
+        <w:t>(</w:t>
+      </w:r>
+      <w:proofErr w:type="gramEnd"/>
+      <w:r>
+        <w:rPr>
+          <w:b/>
+          <w:bCs/>
+          <w:sz w:val="20"/>
+          <w:szCs w:val="20"/>
+        </w:rPr>
+        <w:t xml:space="preserve">10); // Autoboxing: int 10 is automatically converted to </w:t>
+      </w:r>
+      <w:proofErr w:type="spellStart"/>
+      <w:r>
+        <w:rPr>
+          <w:b/>
+          <w:bCs/>
+          <w:sz w:val="20"/>
+          <w:szCs w:val="20"/>
+        </w:rPr>
+        <w:t>Integer.valueOf</w:t>
+      </w:r>
+      <w:proofErr w:type="spellEnd"/>
+      <w:r>
+        <w:rPr>
+          <w:b/>
+          <w:bCs/>
+          <w:sz w:val="20"/>
+          <w:szCs w:val="20"/>
+        </w:rPr>
+        <w:t>(10)</w:t>
       </w:r>
     </w:p>
     <w:p>
@@ -2178,14 +3198,56 @@
           <w:szCs w:val="20"/>
         </w:rPr>
       </w:pPr>
-      <w:r>
-        <w:rPr>
-          <w:b/>
-          <w:bCs/>
-          <w:sz w:val="20"/>
-          <w:szCs w:val="20"/>
-        </w:rPr>
-        <w:t>list.add(20); // Autoboxing: int 20 is automatically converted to Integer.valueOf(20)</w:t>
+      <w:proofErr w:type="spellStart"/>
+      <w:proofErr w:type="gramStart"/>
+      <w:r>
+        <w:rPr>
+          <w:b/>
+          <w:bCs/>
+          <w:sz w:val="20"/>
+          <w:szCs w:val="20"/>
+        </w:rPr>
+        <w:t>list.add</w:t>
+      </w:r>
+      <w:proofErr w:type="spellEnd"/>
+      <w:r>
+        <w:rPr>
+          <w:b/>
+          <w:bCs/>
+          <w:sz w:val="20"/>
+          <w:szCs w:val="20"/>
+        </w:rPr>
+        <w:t>(</w:t>
+      </w:r>
+      <w:proofErr w:type="gramEnd"/>
+      <w:r>
+        <w:rPr>
+          <w:b/>
+          <w:bCs/>
+          <w:sz w:val="20"/>
+          <w:szCs w:val="20"/>
+        </w:rPr>
+        <w:t xml:space="preserve">20); // Autoboxing: int 20 is automatically converted to </w:t>
+      </w:r>
+      <w:proofErr w:type="spellStart"/>
+      <w:r>
+        <w:rPr>
+          <w:b/>
+          <w:bCs/>
+          <w:sz w:val="20"/>
+          <w:szCs w:val="20"/>
+        </w:rPr>
+        <w:t>Integer.valueOf</w:t>
+      </w:r>
+      <w:proofErr w:type="spellEnd"/>
+      <w:r>
+        <w:rPr>
+          <w:b/>
+          <w:bCs/>
+          <w:sz w:val="20"/>
+          <w:szCs w:val="20"/>
+        </w:rPr>
+        <w:t>(20)</w:t>
       </w:r>
     </w:p>
     <w:p>
@@ -2207,7 +3269,47 @@
           <w:sz w:val="20"/>
           <w:szCs w:val="20"/>
         </w:rPr>
-        <w:t>Integer intObject = Integer.valueOf(100);</w:t>
+        <w:t xml:space="preserve">Integer </w:t>
+      </w:r>
+      <w:proofErr w:type="spellStart"/>
+      <w:r>
+        <w:rPr>
+          <w:b/>
+          <w:bCs/>
+          <w:sz w:val="20"/>
+          <w:szCs w:val="20"/>
+        </w:rPr>
+        <w:t>intObject</w:t>
+      </w:r>
+      <w:proofErr w:type="spellEnd"/>
+      <w:r>
+        <w:rPr>
+          <w:b/>
+          <w:bCs/>
+          <w:sz w:val="20"/>
+          <w:szCs w:val="20"/>
+        </w:rPr>
+        <w:t xml:space="preserve"> = </w:t>
+      </w:r>
+      <w:proofErr w:type="spellStart"/>
+      <w:r>
+        <w:rPr>
+          <w:b/>
+          <w:bCs/>
+          <w:sz w:val="20"/>
+          <w:szCs w:val="20"/>
+        </w:rPr>
+        <w:t>Integer.valueOf</w:t>
+      </w:r>
+      <w:proofErr w:type="spellEnd"/>
+      <w:r>
+        <w:rPr>
+          <w:b/>
+          <w:bCs/>
+          <w:sz w:val="20"/>
+          <w:szCs w:val="20"/>
+        </w:rPr>
+        <w:t>(100);</w:t>
       </w:r>
     </w:p>
     <w:p>
@@ -2229,7 +3331,67 @@
           <w:sz w:val="20"/>
           <w:szCs w:val="20"/>
         </w:rPr>
-        <w:t>int num = intObject; // Unboxing: Integer intObject is automatically converted to int</w:t>
+        <w:t xml:space="preserve">int </w:t>
+      </w:r>
+      <w:proofErr w:type="spellStart"/>
+      <w:r>
+        <w:rPr>
+          <w:b/>
+          <w:bCs/>
+          <w:sz w:val="20"/>
+          <w:szCs w:val="20"/>
+        </w:rPr>
+        <w:t>num</w:t>
+      </w:r>
+      <w:proofErr w:type="spellEnd"/>
+      <w:r>
+        <w:rPr>
+          <w:b/>
+          <w:bCs/>
+          <w:sz w:val="20"/>
+          <w:szCs w:val="20"/>
+        </w:rPr>
+        <w:t xml:space="preserve"> = </w:t>
+      </w:r>
+      <w:proofErr w:type="spellStart"/>
+      <w:r>
+        <w:rPr>
+          <w:b/>
+          <w:bCs/>
+          <w:sz w:val="20"/>
+          <w:szCs w:val="20"/>
+        </w:rPr>
+        <w:t>intObject</w:t>
+      </w:r>
+      <w:proofErr w:type="spellEnd"/>
+      <w:r>
+        <w:rPr>
+          <w:b/>
+          <w:bCs/>
+          <w:sz w:val="20"/>
+          <w:szCs w:val="20"/>
+        </w:rPr>
+        <w:t xml:space="preserve">; // Unboxing: Integer </w:t>
+      </w:r>
+      <w:proofErr w:type="spellStart"/>
+      <w:r>
+        <w:rPr>
+          <w:b/>
+          <w:bCs/>
+          <w:sz w:val="20"/>
+          <w:szCs w:val="20"/>
+        </w:rPr>
+        <w:t>intObject</w:t>
+      </w:r>
+      <w:proofErr w:type="spellEnd"/>
+      <w:r>
+        <w:rPr>
+          <w:b/>
+          <w:bCs/>
+          <w:sz w:val="20"/>
+          <w:szCs w:val="20"/>
+        </w:rPr>
+        <w:t xml:space="preserve"> is automatically converted to int</w:t>
       </w:r>
     </w:p>
     <w:p>
@@ -2361,6 +3523,328 @@
           <w:szCs w:val="20"/>
         </w:rPr>
         <w:t>.</w:t>
+      </w:r>
+    </w:p>
+    <w:p>
+      <w:pPr>
+        <w:pStyle w:val="ListParagraph"/>
+        <w:spacing w:after="0"/>
+        <w:ind w:left="644"/>
+        <w:rPr>
+          <w:sz w:val="20"/>
+          <w:szCs w:val="20"/>
+        </w:rPr>
+      </w:pPr>
+    </w:p>
+    <w:p>
+      <w:pPr>
+        <w:pStyle w:val="ListParagraph"/>
+        <w:numPr>
+          <w:ilvl w:val="0"/>
+          <w:numId w:val="2"/>
+        </w:numPr>
+        <w:ind w:left="284" w:firstLine="0"/>
+        <w:rPr>
+          <w:b/>
+          <w:bCs/>
+          <w:sz w:val="24"/>
+          <w:szCs w:val="24"/>
+          <w:u w:val="single"/>
+        </w:rPr>
+      </w:pPr>
+      <w:r>
+        <w:rPr>
+          <w:b/>
+          <w:bCs/>
+          <w:sz w:val="24"/>
+          <w:szCs w:val="24"/>
+        </w:rPr>
+        <w:t>An interesting discussion on datatype conversion in Java</w:t>
+      </w:r>
+      <w:r>
+        <w:rPr>
+          <w:b/>
+          <w:bCs/>
+          <w:sz w:val="24"/>
+          <w:szCs w:val="24"/>
+        </w:rPr>
+        <w:t>:</w:t>
+      </w:r>
+      <w:r>
+        <w:rPr>
+          <w:b/>
+          <w:bCs/>
+          <w:sz w:val="24"/>
+          <w:szCs w:val="24"/>
+        </w:rPr>
+        <w:t xml:space="preserve"> </w:t>
+      </w:r>
+    </w:p>
+    <w:p>
+      <w:pPr>
+        <w:pStyle w:val="ListParagraph"/>
+        <w:spacing w:after="0"/>
+        <w:ind w:left="644"/>
+        <w:rPr>
+          <w:sz w:val="20"/>
+          <w:szCs w:val="20"/>
+        </w:rPr>
+      </w:pPr>
+      <w:r>
+        <w:rPr>
+          <w:noProof/>
+          <w:sz w:val="20"/>
+          <w:szCs w:val="20"/>
+        </w:rPr>
+        <w:drawing>
+          <wp:inline distT="0" distB="0" distL="0" distR="0" wp14:anchorId="5722107F" wp14:editId="38E09754">
+            <wp:extent cx="5731510" cy="3371215"/>
+            <wp:effectExtent l="0" t="0" r="2540" b="635"/>
+            <wp:docPr id="1866392306" name="Picture 1"/>
+            <wp:cNvGraphicFramePr>
+              <a:graphicFrameLocks xmlns:a="http://schemas.openxmlformats.org/drawingml/2006/main" noChangeAspect="1"/>
+            </wp:cNvGraphicFramePr>
+            <a:graphic xmlns:a="http://schemas.openxmlformats.org/drawingml/2006/main">
+              <a:graphicData uri="http://schemas.openxmlformats.org/drawingml/2006/picture">
+                <pic:pic xmlns:pic="http://schemas.openxmlformats.org/drawingml/2006/picture">
+                  <pic:nvPicPr>
+                    <pic:cNvPr id="1866392306" name=""/>
+                    <pic:cNvPicPr/>
+                  </pic:nvPicPr>
+                  <pic:blipFill>
+                    <a:blip r:embed="rId5"/>
+                    <a:stretch>
+                      <a:fillRect/>
+                    </a:stretch>
+                  </pic:blipFill>
+                  <pic:spPr>
+                    <a:xfrm>
+                      <a:off x="0" y="0"/>
+                      <a:ext cx="5731510" cy="3371215"/>
+                    </a:xfrm>
+                    <a:prstGeom prst="rect">
+                      <a:avLst/>
+                    </a:prstGeom>
+                  </pic:spPr>
+                </pic:pic>
+              </a:graphicData>
+            </a:graphic>
+          </wp:inline>
+        </w:drawing>
+      </w:r>
+    </w:p>
+    <w:p>
+      <w:pPr>
+        <w:pStyle w:val="ListParagraph"/>
+        <w:spacing w:after="0"/>
+        <w:ind w:left="644"/>
+        <w:rPr>
+          <w:sz w:val="20"/>
+          <w:szCs w:val="20"/>
+        </w:rPr>
+      </w:pPr>
+      <w:r>
+        <w:rPr>
+          <w:noProof/>
+          <w:sz w:val="20"/>
+          <w:szCs w:val="20"/>
+        </w:rPr>
+        <w:lastRenderedPageBreak/>
+        <w:drawing>
+          <wp:inline distT="0" distB="0" distL="0" distR="0" wp14:anchorId="32A7420A" wp14:editId="39A7C3A8">
+            <wp:extent cx="5731510" cy="2855595"/>
+            <wp:effectExtent l="0" t="0" r="2540" b="1905"/>
+            <wp:docPr id="240235571" name="Picture 1"/>
+            <wp:cNvGraphicFramePr>
+              <a:graphicFrameLocks xmlns:a="http://schemas.openxmlformats.org/drawingml/2006/main" noChangeAspect="1"/>
+            </wp:cNvGraphicFramePr>
+            <a:graphic xmlns:a="http://schemas.openxmlformats.org/drawingml/2006/main">
+              <a:graphicData uri="http://schemas.openxmlformats.org/drawingml/2006/picture">
+                <pic:pic xmlns:pic="http://schemas.openxmlformats.org/drawingml/2006/picture">
+                  <pic:nvPicPr>
+                    <pic:cNvPr id="240235571" name=""/>
+                    <pic:cNvPicPr/>
+                  </pic:nvPicPr>
+                  <pic:blipFill>
+                    <a:blip r:embed="rId6"/>
+                    <a:stretch>
+                      <a:fillRect/>
+                    </a:stretch>
+                  </pic:blipFill>
+                  <pic:spPr>
+                    <a:xfrm>
+                      <a:off x="0" y="0"/>
+                      <a:ext cx="5731510" cy="2855595"/>
+                    </a:xfrm>
+                    <a:prstGeom prst="rect">
+                      <a:avLst/>
+                    </a:prstGeom>
+                  </pic:spPr>
+                </pic:pic>
+              </a:graphicData>
+            </a:graphic>
+          </wp:inline>
+        </w:drawing>
+      </w:r>
+    </w:p>
+    <w:p>
+      <w:pPr>
+        <w:pStyle w:val="ListParagraph"/>
+        <w:spacing w:after="0"/>
+        <w:ind w:left="644"/>
+        <w:rPr>
+          <w:sz w:val="20"/>
+          <w:szCs w:val="20"/>
+        </w:rPr>
+      </w:pPr>
+      <w:r>
+        <w:rPr>
+          <w:noProof/>
+          <w:sz w:val="20"/>
+          <w:szCs w:val="20"/>
+        </w:rPr>
+        <w:drawing>
+          <wp:inline distT="0" distB="0" distL="0" distR="0" wp14:anchorId="48EAAA1A" wp14:editId="23CD092E">
+            <wp:extent cx="5731510" cy="3601085"/>
+            <wp:effectExtent l="0" t="0" r="2540" b="0"/>
+            <wp:docPr id="2036758988" name="Picture 1"/>
+            <wp:cNvGraphicFramePr>
+              <a:graphicFrameLocks xmlns:a="http://schemas.openxmlformats.org/drawingml/2006/main" noChangeAspect="1"/>
+            </wp:cNvGraphicFramePr>
+            <a:graphic xmlns:a="http://schemas.openxmlformats.org/drawingml/2006/main">
+              <a:graphicData uri="http://schemas.openxmlformats.org/drawingml/2006/picture">
+                <pic:pic xmlns:pic="http://schemas.openxmlformats.org/drawingml/2006/picture">
+                  <pic:nvPicPr>
+                    <pic:cNvPr id="2036758988" name=""/>
+                    <pic:cNvPicPr/>
+                  </pic:nvPicPr>
+                  <pic:blipFill>
+                    <a:blip r:embed="rId7"/>
+                    <a:stretch>
+                      <a:fillRect/>
+                    </a:stretch>
+                  </pic:blipFill>
+                  <pic:spPr>
+                    <a:xfrm>
+                      <a:off x="0" y="0"/>
+                      <a:ext cx="5731510" cy="3601085"/>
+                    </a:xfrm>
+                    <a:prstGeom prst="rect">
+                      <a:avLst/>
+                    </a:prstGeom>
+                  </pic:spPr>
+                </pic:pic>
+              </a:graphicData>
+            </a:graphic>
+          </wp:inline>
+        </w:drawing>
+      </w:r>
+    </w:p>
+    <w:p>
+      <w:pPr>
+        <w:pStyle w:val="ListParagraph"/>
+        <w:spacing w:after="0"/>
+        <w:ind w:left="644"/>
+        <w:rPr>
+          <w:sz w:val="20"/>
+          <w:szCs w:val="20"/>
+        </w:rPr>
+      </w:pPr>
+      <w:r>
+        <w:rPr>
+          <w:noProof/>
+          <w:sz w:val="20"/>
+          <w:szCs w:val="20"/>
+        </w:rPr>
+        <w:lastRenderedPageBreak/>
+        <w:drawing>
+          <wp:inline distT="0" distB="0" distL="0" distR="0" wp14:anchorId="53F2F6D5" wp14:editId="058D826D">
+            <wp:extent cx="5731510" cy="2859405"/>
+            <wp:effectExtent l="0" t="0" r="2540" b="0"/>
+            <wp:docPr id="106218273" name="Picture 1"/>
+            <wp:cNvGraphicFramePr>
+              <a:graphicFrameLocks xmlns:a="http://schemas.openxmlformats.org/drawingml/2006/main" noChangeAspect="1"/>
+            </wp:cNvGraphicFramePr>
+            <a:graphic xmlns:a="http://schemas.openxmlformats.org/drawingml/2006/main">
+              <a:graphicData uri="http://schemas.openxmlformats.org/drawingml/2006/picture">
+                <pic:pic xmlns:pic="http://schemas.openxmlformats.org/drawingml/2006/picture">
+                  <pic:nvPicPr>
+                    <pic:cNvPr id="106218273" name=""/>
+                    <pic:cNvPicPr/>
+                  </pic:nvPicPr>
+                  <pic:blipFill>
+                    <a:blip r:embed="rId8"/>
+                    <a:stretch>
+                      <a:fillRect/>
+                    </a:stretch>
+                  </pic:blipFill>
+                  <pic:spPr>
+                    <a:xfrm>
+                      <a:off x="0" y="0"/>
+                      <a:ext cx="5731510" cy="2859405"/>
+                    </a:xfrm>
+                    <a:prstGeom prst="rect">
+                      <a:avLst/>
+                    </a:prstGeom>
+                  </pic:spPr>
+                </pic:pic>
+              </a:graphicData>
+            </a:graphic>
+          </wp:inline>
+        </w:drawing>
+      </w:r>
+    </w:p>
+    <w:p>
+      <w:pPr>
+        <w:pStyle w:val="ListParagraph"/>
+        <w:spacing w:after="0"/>
+        <w:ind w:left="644"/>
+        <w:rPr>
+          <w:sz w:val="20"/>
+          <w:szCs w:val="20"/>
+        </w:rPr>
+      </w:pPr>
+      <w:r>
+        <w:rPr>
+          <w:noProof/>
+          <w:sz w:val="20"/>
+          <w:szCs w:val="20"/>
+        </w:rPr>
+        <w:drawing>
+          <wp:inline distT="0" distB="0" distL="0" distR="0" wp14:anchorId="6114530A" wp14:editId="544C1E47">
+            <wp:extent cx="5731510" cy="1006475"/>
+            <wp:effectExtent l="0" t="0" r="2540" b="3175"/>
+            <wp:docPr id="190559075" name="Picture 1"/>
+            <wp:cNvGraphicFramePr>
+              <a:graphicFrameLocks xmlns:a="http://schemas.openxmlformats.org/drawingml/2006/main" noChangeAspect="1"/>
+            </wp:cNvGraphicFramePr>
+            <a:graphic xmlns:a="http://schemas.openxmlformats.org/drawingml/2006/main">
+              <a:graphicData uri="http://schemas.openxmlformats.org/drawingml/2006/picture">
+                <pic:pic xmlns:pic="http://schemas.openxmlformats.org/drawingml/2006/picture">
+                  <pic:nvPicPr>
+                    <pic:cNvPr id="190559075" name=""/>
+                    <pic:cNvPicPr/>
+                  </pic:nvPicPr>
+                  <pic:blipFill>
+                    <a:blip r:embed="rId9"/>
+                    <a:stretch>
+                      <a:fillRect/>
+                    </a:stretch>
+                  </pic:blipFill>
+                  <pic:spPr>
+                    <a:xfrm>
+                      <a:off x="0" y="0"/>
+                      <a:ext cx="5731510" cy="1006475"/>
+                    </a:xfrm>
+                    <a:prstGeom prst="rect">
+                      <a:avLst/>
+                    </a:prstGeom>
+                  </pic:spPr>
+                </pic:pic>
+              </a:graphicData>
+            </a:graphic>
+          </wp:inline>
+        </w:drawing>
       </w:r>
     </w:p>
     <w:p>
@@ -2585,7 +4069,7 @@
                     <pic:cNvPicPr/>
                   </pic:nvPicPr>
                   <pic:blipFill>
-                    <a:blip r:embed="rId5"/>
+                    <a:blip r:embed="rId10"/>
                     <a:stretch>
                       <a:fillRect/>
                     </a:stretch>
@@ -2655,7 +4139,7 @@
                     <pic:cNvPicPr/>
                   </pic:nvPicPr>
                   <pic:blipFill>
-                    <a:blip r:embed="rId6"/>
+                    <a:blip r:embed="rId11"/>
                     <a:stretch>
                       <a:fillRect/>
                     </a:stretch>
@@ -2722,6 +4206,7 @@
       </w:pPr>
       <w:r>
         <w:rPr>
+          <w:noProof/>
           <w:sz w:val="20"/>
           <w:szCs w:val="20"/>
         </w:rPr>
@@ -2741,7 +4226,7 @@
                     <pic:cNvPicPr/>
                   </pic:nvPicPr>
                   <pic:blipFill>
-                    <a:blip r:embed="rId7"/>
+                    <a:blip r:embed="rId12"/>
                     <a:stretch>
                       <a:fillRect/>
                     </a:stretch>
@@ -2785,6 +4270,7 @@
       </w:pPr>
       <w:r>
         <w:rPr>
+          <w:noProof/>
           <w:sz w:val="20"/>
           <w:szCs w:val="20"/>
         </w:rPr>
@@ -2805,7 +4291,7 @@
                     <pic:cNvPicPr/>
                   </pic:nvPicPr>
                   <pic:blipFill>
-                    <a:blip r:embed="rId8"/>
+                    <a:blip r:embed="rId13"/>
                     <a:stretch>
                       <a:fillRect/>
                     </a:stretch>
@@ -2838,6 +4324,7 @@
       </w:pPr>
       <w:r>
         <w:rPr>
+          <w:noProof/>
           <w:sz w:val="20"/>
           <w:szCs w:val="20"/>
         </w:rPr>
@@ -2857,7 +4344,7 @@
                     <pic:cNvPicPr/>
                   </pic:nvPicPr>
                   <pic:blipFill>
-                    <a:blip r:embed="rId9"/>
+                    <a:blip r:embed="rId14"/>
                     <a:stretch>
                       <a:fillRect/>
                     </a:stretch>
@@ -2901,6 +4388,7 @@
       </w:pPr>
       <w:r>
         <w:rPr>
+          <w:noProof/>
           <w:sz w:val="20"/>
           <w:szCs w:val="20"/>
         </w:rPr>
@@ -2921,7 +4409,7 @@
                     <pic:cNvPicPr/>
                   </pic:nvPicPr>
                   <pic:blipFill>
-                    <a:blip r:embed="rId10"/>
+                    <a:blip r:embed="rId15"/>
                     <a:stretch>
                       <a:fillRect/>
                     </a:stretch>
@@ -2945,6 +4433,3406 @@
     <w:p>
       <w:pPr>
         <w:pStyle w:val="ListParagraph"/>
+        <w:spacing w:after="0"/>
+        <w:ind w:left="644"/>
+        <w:rPr>
+          <w:sz w:val="20"/>
+          <w:szCs w:val="20"/>
+        </w:rPr>
+      </w:pPr>
+    </w:p>
+    <w:p>
+      <w:pPr>
+        <w:pStyle w:val="ListParagraph"/>
+        <w:numPr>
+          <w:ilvl w:val="0"/>
+          <w:numId w:val="2"/>
+        </w:numPr>
+        <w:ind w:left="284" w:firstLine="0"/>
+        <w:rPr>
+          <w:b/>
+          <w:bCs/>
+          <w:sz w:val="24"/>
+          <w:szCs w:val="24"/>
+          <w:u w:val="single"/>
+        </w:rPr>
+      </w:pPr>
+      <w:proofErr w:type="spellStart"/>
+      <w:r>
+        <w:rPr>
+          <w:b/>
+          <w:bCs/>
+          <w:sz w:val="24"/>
+          <w:szCs w:val="24"/>
+        </w:rPr>
+        <w:t>StringBuffer</w:t>
+      </w:r>
+      <w:proofErr w:type="spellEnd"/>
+      <w:r>
+        <w:rPr>
+          <w:b/>
+          <w:bCs/>
+          <w:sz w:val="24"/>
+          <w:szCs w:val="24"/>
+        </w:rPr>
+        <w:t xml:space="preserve"> in Java</w:t>
+      </w:r>
+      <w:r>
+        <w:rPr>
+          <w:b/>
+          <w:bCs/>
+          <w:sz w:val="24"/>
+          <w:szCs w:val="24"/>
+        </w:rPr>
+        <w:t>:</w:t>
+      </w:r>
+    </w:p>
+    <w:p>
+      <w:pPr>
+        <w:pStyle w:val="NoSpacing"/>
+        <w:ind w:left="709"/>
+        <w:rPr>
+          <w:rFonts w:ascii="Calibri" w:hAnsi="Calibri" w:cs="Calibri"/>
+          <w:sz w:val="20"/>
+          <w:szCs w:val="20"/>
+        </w:rPr>
+      </w:pPr>
+      <w:r>
+        <w:rPr>
+          <w:rFonts w:ascii="Calibri" w:hAnsi="Calibri" w:cs="Calibri"/>
+          <w:sz w:val="20"/>
+          <w:szCs w:val="20"/>
+        </w:rPr>
+        <w:t>`</w:t>
+      </w:r>
+      <w:proofErr w:type="spellStart"/>
+      <w:r>
+        <w:rPr>
+          <w:rFonts w:ascii="Calibri" w:hAnsi="Calibri" w:cs="Calibri"/>
+          <w:sz w:val="20"/>
+          <w:szCs w:val="20"/>
+        </w:rPr>
+        <w:t>StringBuffer</w:t>
+      </w:r>
+      <w:proofErr w:type="spellEnd"/>
+      <w:r>
+        <w:rPr>
+          <w:rFonts w:ascii="Calibri" w:hAnsi="Calibri" w:cs="Calibri"/>
+          <w:sz w:val="20"/>
+          <w:szCs w:val="20"/>
+        </w:rPr>
+        <w:t>` in Java is a class that represents a mutable sequence of characters. Unlike `String`, which is immutable (once a `String` object is created, it cannot be changed), `</w:t>
+      </w:r>
+      <w:proofErr w:type="spellStart"/>
+      <w:r>
+        <w:rPr>
+          <w:rFonts w:ascii="Calibri" w:hAnsi="Calibri" w:cs="Calibri"/>
+          <w:sz w:val="20"/>
+          <w:szCs w:val="20"/>
+        </w:rPr>
+        <w:t>StringBuffer</w:t>
+      </w:r>
+      <w:proofErr w:type="spellEnd"/>
+      <w:r>
+        <w:rPr>
+          <w:rFonts w:ascii="Calibri" w:hAnsi="Calibri" w:cs="Calibri"/>
+          <w:sz w:val="20"/>
+          <w:szCs w:val="20"/>
+        </w:rPr>
+        <w:t>` allows you to modify the contents of the string without creating a new object.</w:t>
+      </w:r>
+    </w:p>
+    <w:p>
+      <w:pPr>
+        <w:pStyle w:val="NoSpacing"/>
+        <w:ind w:left="709"/>
+        <w:rPr>
+          <w:rFonts w:ascii="Calibri" w:hAnsi="Calibri" w:cs="Calibri"/>
+          <w:sz w:val="20"/>
+          <w:szCs w:val="20"/>
+        </w:rPr>
+      </w:pPr>
+    </w:p>
+    <w:p>
+      <w:pPr>
+        <w:pStyle w:val="NoSpacing"/>
+        <w:ind w:left="709"/>
+        <w:rPr>
+          <w:rFonts w:ascii="Calibri" w:hAnsi="Calibri" w:cs="Calibri"/>
+          <w:sz w:val="20"/>
+          <w:szCs w:val="20"/>
+        </w:rPr>
+      </w:pPr>
+      <w:r>
+        <w:rPr>
+          <w:rFonts w:ascii="Calibri" w:hAnsi="Calibri" w:cs="Calibri"/>
+          <w:sz w:val="20"/>
+          <w:szCs w:val="20"/>
+        </w:rPr>
+        <w:t>### Key Features of `</w:t>
+      </w:r>
+      <w:proofErr w:type="spellStart"/>
+      <w:r>
+        <w:rPr>
+          <w:rFonts w:ascii="Calibri" w:hAnsi="Calibri" w:cs="Calibri"/>
+          <w:sz w:val="20"/>
+          <w:szCs w:val="20"/>
+        </w:rPr>
+        <w:t>StringBuffer</w:t>
+      </w:r>
+      <w:proofErr w:type="spellEnd"/>
+      <w:r>
+        <w:rPr>
+          <w:rFonts w:ascii="Calibri" w:hAnsi="Calibri" w:cs="Calibri"/>
+          <w:sz w:val="20"/>
+          <w:szCs w:val="20"/>
+        </w:rPr>
+        <w:t>`:</w:t>
+      </w:r>
+    </w:p>
+    <w:p>
+      <w:pPr>
+        <w:pStyle w:val="NoSpacing"/>
+        <w:ind w:left="709"/>
+        <w:rPr>
+          <w:rFonts w:ascii="Calibri" w:hAnsi="Calibri" w:cs="Calibri"/>
+          <w:sz w:val="20"/>
+          <w:szCs w:val="20"/>
+        </w:rPr>
+      </w:pPr>
+    </w:p>
+    <w:p>
+      <w:pPr>
+        <w:pStyle w:val="NoSpacing"/>
+        <w:ind w:left="709"/>
+        <w:rPr>
+          <w:rFonts w:ascii="Calibri" w:hAnsi="Calibri" w:cs="Calibri"/>
+          <w:sz w:val="20"/>
+          <w:szCs w:val="20"/>
+        </w:rPr>
+      </w:pPr>
+      <w:r>
+        <w:rPr>
+          <w:rFonts w:ascii="Calibri" w:hAnsi="Calibri" w:cs="Calibri"/>
+          <w:sz w:val="20"/>
+          <w:szCs w:val="20"/>
+        </w:rPr>
+        <w:t xml:space="preserve">1. **Mutable**: </w:t>
+      </w:r>
+    </w:p>
+    <w:p>
+      <w:pPr>
+        <w:pStyle w:val="NoSpacing"/>
+        <w:ind w:left="709"/>
+        <w:rPr>
+          <w:rFonts w:ascii="Calibri" w:hAnsi="Calibri" w:cs="Calibri"/>
+          <w:sz w:val="20"/>
+          <w:szCs w:val="20"/>
+        </w:rPr>
+      </w:pPr>
+      <w:r>
+        <w:rPr>
+          <w:rFonts w:ascii="Calibri" w:hAnsi="Calibri" w:cs="Calibri"/>
+          <w:sz w:val="20"/>
+          <w:szCs w:val="20"/>
+        </w:rPr>
+        <w:t xml:space="preserve">   - `</w:t>
+      </w:r>
+      <w:proofErr w:type="spellStart"/>
+      <w:r>
+        <w:rPr>
+          <w:rFonts w:ascii="Calibri" w:hAnsi="Calibri" w:cs="Calibri"/>
+          <w:sz w:val="20"/>
+          <w:szCs w:val="20"/>
+        </w:rPr>
+        <w:t>StringBuffer</w:t>
+      </w:r>
+      <w:proofErr w:type="spellEnd"/>
+      <w:r>
+        <w:rPr>
+          <w:rFonts w:ascii="Calibri" w:hAnsi="Calibri" w:cs="Calibri"/>
+          <w:sz w:val="20"/>
+          <w:szCs w:val="20"/>
+        </w:rPr>
+        <w:t>` objects can be modified after they are created. You can append, insert, or delete characters, and the object itself is modified rather than creating a new object.</w:t>
+      </w:r>
+    </w:p>
+    <w:p>
+      <w:pPr>
+        <w:pStyle w:val="NoSpacing"/>
+        <w:ind w:left="709"/>
+        <w:rPr>
+          <w:rFonts w:ascii="Calibri" w:hAnsi="Calibri" w:cs="Calibri"/>
+          <w:sz w:val="20"/>
+          <w:szCs w:val="20"/>
+        </w:rPr>
+      </w:pPr>
+    </w:p>
+    <w:p>
+      <w:pPr>
+        <w:pStyle w:val="NoSpacing"/>
+        <w:ind w:left="709"/>
+        <w:rPr>
+          <w:rFonts w:ascii="Calibri" w:hAnsi="Calibri" w:cs="Calibri"/>
+          <w:sz w:val="20"/>
+          <w:szCs w:val="20"/>
+        </w:rPr>
+      </w:pPr>
+      <w:r>
+        <w:rPr>
+          <w:rFonts w:ascii="Calibri" w:hAnsi="Calibri" w:cs="Calibri"/>
+          <w:sz w:val="20"/>
+          <w:szCs w:val="20"/>
+        </w:rPr>
+        <w:t>2. **Thread-Safe**:</w:t>
+      </w:r>
+    </w:p>
+    <w:p>
+      <w:pPr>
+        <w:pStyle w:val="NoSpacing"/>
+        <w:ind w:left="709"/>
+        <w:rPr>
+          <w:rFonts w:ascii="Calibri" w:hAnsi="Calibri" w:cs="Calibri"/>
+          <w:sz w:val="20"/>
+          <w:szCs w:val="20"/>
+        </w:rPr>
+      </w:pPr>
+      <w:r>
+        <w:rPr>
+          <w:rFonts w:ascii="Calibri" w:hAnsi="Calibri" w:cs="Calibri"/>
+          <w:sz w:val="20"/>
+          <w:szCs w:val="20"/>
+        </w:rPr>
+        <w:t xml:space="preserve">   - `</w:t>
+      </w:r>
+      <w:proofErr w:type="spellStart"/>
+      <w:r>
+        <w:rPr>
+          <w:rFonts w:ascii="Calibri" w:hAnsi="Calibri" w:cs="Calibri"/>
+          <w:sz w:val="20"/>
+          <w:szCs w:val="20"/>
+        </w:rPr>
+        <w:t>StringBuffer</w:t>
+      </w:r>
+      <w:proofErr w:type="spellEnd"/>
+      <w:r>
+        <w:rPr>
+          <w:rFonts w:ascii="Calibri" w:hAnsi="Calibri" w:cs="Calibri"/>
+          <w:sz w:val="20"/>
+          <w:szCs w:val="20"/>
+        </w:rPr>
+        <w:t>` is synchronized, meaning that it is thread-safe. Multiple threads can safely access and modify a `</w:t>
+      </w:r>
+      <w:proofErr w:type="spellStart"/>
+      <w:r>
+        <w:rPr>
+          <w:rFonts w:ascii="Calibri" w:hAnsi="Calibri" w:cs="Calibri"/>
+          <w:sz w:val="20"/>
+          <w:szCs w:val="20"/>
+        </w:rPr>
+        <w:t>StringBuffer</w:t>
+      </w:r>
+      <w:proofErr w:type="spellEnd"/>
+      <w:r>
+        <w:rPr>
+          <w:rFonts w:ascii="Calibri" w:hAnsi="Calibri" w:cs="Calibri"/>
+          <w:sz w:val="20"/>
+          <w:szCs w:val="20"/>
+        </w:rPr>
+        <w:t>` object simultaneously. This makes it suitable for use in multithreaded environments, but the synchronization adds overhead, making `</w:t>
+      </w:r>
+      <w:proofErr w:type="spellStart"/>
+      <w:r>
+        <w:rPr>
+          <w:rFonts w:ascii="Calibri" w:hAnsi="Calibri" w:cs="Calibri"/>
+          <w:sz w:val="20"/>
+          <w:szCs w:val="20"/>
+        </w:rPr>
+        <w:t>StringBuffer</w:t>
+      </w:r>
+      <w:proofErr w:type="spellEnd"/>
+      <w:r>
+        <w:rPr>
+          <w:rFonts w:ascii="Calibri" w:hAnsi="Calibri" w:cs="Calibri"/>
+          <w:sz w:val="20"/>
+          <w:szCs w:val="20"/>
+        </w:rPr>
+        <w:t>` slower than `StringBuilder` in single-threaded environments.</w:t>
+      </w:r>
+    </w:p>
+    <w:p>
+      <w:pPr>
+        <w:pStyle w:val="NoSpacing"/>
+        <w:ind w:left="709"/>
+        <w:rPr>
+          <w:rFonts w:ascii="Calibri" w:hAnsi="Calibri" w:cs="Calibri"/>
+          <w:sz w:val="20"/>
+          <w:szCs w:val="20"/>
+        </w:rPr>
+      </w:pPr>
+    </w:p>
+    <w:p>
+      <w:pPr>
+        <w:pStyle w:val="NoSpacing"/>
+        <w:ind w:left="709"/>
+        <w:rPr>
+          <w:rFonts w:ascii="Calibri" w:hAnsi="Calibri" w:cs="Calibri"/>
+          <w:sz w:val="20"/>
+          <w:szCs w:val="20"/>
+        </w:rPr>
+      </w:pPr>
+      <w:r>
+        <w:rPr>
+          <w:rFonts w:ascii="Calibri" w:hAnsi="Calibri" w:cs="Calibri"/>
+          <w:sz w:val="20"/>
+          <w:szCs w:val="20"/>
+        </w:rPr>
+        <w:t>3. **Dynamic Size**:</w:t>
+      </w:r>
+    </w:p>
+    <w:p>
+      <w:pPr>
+        <w:pStyle w:val="NoSpacing"/>
+        <w:ind w:left="709"/>
+        <w:rPr>
+          <w:rFonts w:ascii="Calibri" w:hAnsi="Calibri" w:cs="Calibri"/>
+          <w:sz w:val="20"/>
+          <w:szCs w:val="20"/>
+        </w:rPr>
+      </w:pPr>
+      <w:r>
+        <w:rPr>
+          <w:rFonts w:ascii="Calibri" w:hAnsi="Calibri" w:cs="Calibri"/>
+          <w:sz w:val="20"/>
+          <w:szCs w:val="20"/>
+        </w:rPr>
+        <w:t xml:space="preserve">   - The size of a `</w:t>
+      </w:r>
+      <w:proofErr w:type="spellStart"/>
+      <w:r>
+        <w:rPr>
+          <w:rFonts w:ascii="Calibri" w:hAnsi="Calibri" w:cs="Calibri"/>
+          <w:sz w:val="20"/>
+          <w:szCs w:val="20"/>
+        </w:rPr>
+        <w:t>StringBuffer</w:t>
+      </w:r>
+      <w:proofErr w:type="spellEnd"/>
+      <w:r>
+        <w:rPr>
+          <w:rFonts w:ascii="Calibri" w:hAnsi="Calibri" w:cs="Calibri"/>
+          <w:sz w:val="20"/>
+          <w:szCs w:val="20"/>
+        </w:rPr>
+        <w:t>` can grow dynamically as needed. It automatically expands to accommodate the additional characters when you add them.</w:t>
+      </w:r>
+    </w:p>
+    <w:p>
+      <w:pPr>
+        <w:pStyle w:val="NoSpacing"/>
+        <w:ind w:left="709"/>
+        <w:rPr>
+          <w:rFonts w:ascii="Calibri" w:hAnsi="Calibri" w:cs="Calibri"/>
+          <w:sz w:val="20"/>
+          <w:szCs w:val="20"/>
+        </w:rPr>
+      </w:pPr>
+    </w:p>
+    <w:p>
+      <w:pPr>
+        <w:pStyle w:val="NoSpacing"/>
+        <w:ind w:left="709"/>
+        <w:rPr>
+          <w:rFonts w:ascii="Calibri" w:hAnsi="Calibri" w:cs="Calibri"/>
+          <w:sz w:val="20"/>
+          <w:szCs w:val="20"/>
+        </w:rPr>
+      </w:pPr>
+      <w:r>
+        <w:rPr>
+          <w:rFonts w:ascii="Calibri" w:hAnsi="Calibri" w:cs="Calibri"/>
+          <w:sz w:val="20"/>
+          <w:szCs w:val="20"/>
+        </w:rPr>
+        <w:t>4. **Performance**:</w:t>
+      </w:r>
+    </w:p>
+    <w:p>
+      <w:pPr>
+        <w:pStyle w:val="NoSpacing"/>
+        <w:ind w:left="709"/>
+        <w:rPr>
+          <w:rFonts w:ascii="Calibri" w:hAnsi="Calibri" w:cs="Calibri"/>
+          <w:sz w:val="20"/>
+          <w:szCs w:val="20"/>
+        </w:rPr>
+      </w:pPr>
+      <w:r>
+        <w:rPr>
+          <w:rFonts w:ascii="Calibri" w:hAnsi="Calibri" w:cs="Calibri"/>
+          <w:sz w:val="20"/>
+          <w:szCs w:val="20"/>
+        </w:rPr>
+        <w:t xml:space="preserve">   - Although `</w:t>
+      </w:r>
+      <w:proofErr w:type="spellStart"/>
+      <w:r>
+        <w:rPr>
+          <w:rFonts w:ascii="Calibri" w:hAnsi="Calibri" w:cs="Calibri"/>
+          <w:sz w:val="20"/>
+          <w:szCs w:val="20"/>
+        </w:rPr>
+        <w:t>StringBuffer</w:t>
+      </w:r>
+      <w:proofErr w:type="spellEnd"/>
+      <w:r>
+        <w:rPr>
+          <w:rFonts w:ascii="Calibri" w:hAnsi="Calibri" w:cs="Calibri"/>
+          <w:sz w:val="20"/>
+          <w:szCs w:val="20"/>
+        </w:rPr>
+        <w:t>` is slower than `StringBuilder` due to its thread safety, it is still faster than `String` when performing multiple modifications because it avoids the overhead of creating new objects for every modification.</w:t>
+      </w:r>
+    </w:p>
+    <w:p>
+      <w:pPr>
+        <w:pStyle w:val="NoSpacing"/>
+        <w:ind w:left="709"/>
+        <w:rPr>
+          <w:rFonts w:ascii="Calibri" w:hAnsi="Calibri" w:cs="Calibri"/>
+          <w:sz w:val="20"/>
+          <w:szCs w:val="20"/>
+        </w:rPr>
+      </w:pPr>
+    </w:p>
+    <w:p>
+      <w:pPr>
+        <w:pStyle w:val="NoSpacing"/>
+        <w:ind w:left="709"/>
+        <w:rPr>
+          <w:rFonts w:ascii="Calibri" w:hAnsi="Calibri" w:cs="Calibri"/>
+          <w:sz w:val="20"/>
+          <w:szCs w:val="20"/>
+        </w:rPr>
+      </w:pPr>
+      <w:r>
+        <w:rPr>
+          <w:rFonts w:ascii="Calibri" w:hAnsi="Calibri" w:cs="Calibri"/>
+          <w:sz w:val="20"/>
+          <w:szCs w:val="20"/>
+        </w:rPr>
+        <w:t>### Commonly Used Methods:</w:t>
+      </w:r>
+    </w:p>
+    <w:p>
+      <w:pPr>
+        <w:pStyle w:val="NoSpacing"/>
+        <w:ind w:left="709"/>
+        <w:rPr>
+          <w:rFonts w:ascii="Calibri" w:hAnsi="Calibri" w:cs="Calibri"/>
+          <w:sz w:val="20"/>
+          <w:szCs w:val="20"/>
+        </w:rPr>
+      </w:pPr>
+    </w:p>
+    <w:p>
+      <w:pPr>
+        <w:pStyle w:val="NoSpacing"/>
+        <w:ind w:left="709"/>
+        <w:rPr>
+          <w:rFonts w:ascii="Calibri" w:hAnsi="Calibri" w:cs="Calibri"/>
+          <w:sz w:val="20"/>
+          <w:szCs w:val="20"/>
+        </w:rPr>
+      </w:pPr>
+      <w:r>
+        <w:rPr>
+          <w:rFonts w:ascii="Calibri" w:hAnsi="Calibri" w:cs="Calibri"/>
+          <w:sz w:val="20"/>
+          <w:szCs w:val="20"/>
+        </w:rPr>
+        <w:t>- **`</w:t>
+      </w:r>
+      <w:proofErr w:type="gramStart"/>
+      <w:r>
+        <w:rPr>
+          <w:rFonts w:ascii="Calibri" w:hAnsi="Calibri" w:cs="Calibri"/>
+          <w:sz w:val="20"/>
+          <w:szCs w:val="20"/>
+        </w:rPr>
+        <w:t>append(</w:t>
+      </w:r>
+      <w:proofErr w:type="gramEnd"/>
+      <w:r>
+        <w:rPr>
+          <w:rFonts w:ascii="Calibri" w:hAnsi="Calibri" w:cs="Calibri"/>
+          <w:sz w:val="20"/>
+          <w:szCs w:val="20"/>
+        </w:rPr>
+        <w:t>String str)`**:</w:t>
+      </w:r>
+    </w:p>
+    <w:p>
+      <w:pPr>
+        <w:pStyle w:val="NoSpacing"/>
+        <w:ind w:left="709"/>
+        <w:rPr>
+          <w:rFonts w:ascii="Calibri" w:hAnsi="Calibri" w:cs="Calibri"/>
+          <w:sz w:val="20"/>
+          <w:szCs w:val="20"/>
+        </w:rPr>
+      </w:pPr>
+      <w:r>
+        <w:rPr>
+          <w:rFonts w:ascii="Calibri" w:hAnsi="Calibri" w:cs="Calibri"/>
+          <w:sz w:val="20"/>
+          <w:szCs w:val="20"/>
+        </w:rPr>
+        <w:lastRenderedPageBreak/>
+        <w:t xml:space="preserve">  - Appends the specified string to the end of the existing sequence.</w:t>
+      </w:r>
+    </w:p>
+    <w:p>
+      <w:pPr>
+        <w:pStyle w:val="NoSpacing"/>
+        <w:ind w:left="709"/>
+        <w:rPr>
+          <w:rFonts w:ascii="Calibri" w:hAnsi="Calibri" w:cs="Calibri"/>
+          <w:sz w:val="20"/>
+          <w:szCs w:val="20"/>
+        </w:rPr>
+      </w:pPr>
+      <w:r>
+        <w:rPr>
+          <w:rFonts w:ascii="Calibri" w:hAnsi="Calibri" w:cs="Calibri"/>
+          <w:sz w:val="20"/>
+          <w:szCs w:val="20"/>
+        </w:rPr>
+        <w:t xml:space="preserve">  - Example:</w:t>
+      </w:r>
+    </w:p>
+    <w:p>
+      <w:pPr>
+        <w:pStyle w:val="NoSpacing"/>
+        <w:ind w:left="709"/>
+        <w:rPr>
+          <w:rFonts w:ascii="Calibri" w:hAnsi="Calibri" w:cs="Calibri"/>
+          <w:sz w:val="20"/>
+          <w:szCs w:val="20"/>
+        </w:rPr>
+      </w:pPr>
+      <w:r>
+        <w:rPr>
+          <w:rFonts w:ascii="Calibri" w:hAnsi="Calibri" w:cs="Calibri"/>
+          <w:sz w:val="20"/>
+          <w:szCs w:val="20"/>
+        </w:rPr>
+        <w:t xml:space="preserve">    ```java</w:t>
+      </w:r>
+    </w:p>
+    <w:p>
+      <w:pPr>
+        <w:pStyle w:val="NoSpacing"/>
+        <w:ind w:left="709"/>
+        <w:rPr>
+          <w:rFonts w:ascii="Calibri" w:hAnsi="Calibri" w:cs="Calibri"/>
+          <w:sz w:val="20"/>
+          <w:szCs w:val="20"/>
+        </w:rPr>
+      </w:pPr>
+      <w:r>
+        <w:rPr>
+          <w:rFonts w:ascii="Calibri" w:hAnsi="Calibri" w:cs="Calibri"/>
+          <w:sz w:val="20"/>
+          <w:szCs w:val="20"/>
+        </w:rPr>
+        <w:t xml:space="preserve">    </w:t>
+      </w:r>
+      <w:proofErr w:type="spellStart"/>
+      <w:r>
+        <w:rPr>
+          <w:rFonts w:ascii="Calibri" w:hAnsi="Calibri" w:cs="Calibri"/>
+          <w:sz w:val="20"/>
+          <w:szCs w:val="20"/>
+        </w:rPr>
+        <w:t>StringBuffer</w:t>
+      </w:r>
+      <w:proofErr w:type="spellEnd"/>
+      <w:r>
+        <w:rPr>
+          <w:rFonts w:ascii="Calibri" w:hAnsi="Calibri" w:cs="Calibri"/>
+          <w:sz w:val="20"/>
+          <w:szCs w:val="20"/>
+        </w:rPr>
+        <w:t xml:space="preserve"> </w:t>
+      </w:r>
+      <w:proofErr w:type="spellStart"/>
+      <w:r>
+        <w:rPr>
+          <w:rFonts w:ascii="Calibri" w:hAnsi="Calibri" w:cs="Calibri"/>
+          <w:sz w:val="20"/>
+          <w:szCs w:val="20"/>
+        </w:rPr>
+        <w:t>sb</w:t>
+      </w:r>
+      <w:proofErr w:type="spellEnd"/>
+      <w:r>
+        <w:rPr>
+          <w:rFonts w:ascii="Calibri" w:hAnsi="Calibri" w:cs="Calibri"/>
+          <w:sz w:val="20"/>
+          <w:szCs w:val="20"/>
+        </w:rPr>
+        <w:t xml:space="preserve"> = new </w:t>
+      </w:r>
+      <w:proofErr w:type="spellStart"/>
+      <w:r>
+        <w:rPr>
+          <w:rFonts w:ascii="Calibri" w:hAnsi="Calibri" w:cs="Calibri"/>
+          <w:sz w:val="20"/>
+          <w:szCs w:val="20"/>
+        </w:rPr>
+        <w:t>StringBuffer</w:t>
+      </w:r>
+      <w:proofErr w:type="spellEnd"/>
+      <w:r>
+        <w:rPr>
+          <w:rFonts w:ascii="Calibri" w:hAnsi="Calibri" w:cs="Calibri"/>
+          <w:sz w:val="20"/>
+          <w:szCs w:val="20"/>
+        </w:rPr>
+        <w:t>("Hello");</w:t>
+      </w:r>
+    </w:p>
+    <w:p>
+      <w:pPr>
+        <w:pStyle w:val="NoSpacing"/>
+        <w:ind w:left="709"/>
+        <w:rPr>
+          <w:rFonts w:ascii="Calibri" w:hAnsi="Calibri" w:cs="Calibri"/>
+          <w:sz w:val="20"/>
+          <w:szCs w:val="20"/>
+        </w:rPr>
+      </w:pPr>
+      <w:r>
+        <w:rPr>
+          <w:rFonts w:ascii="Calibri" w:hAnsi="Calibri" w:cs="Calibri"/>
+          <w:sz w:val="20"/>
+          <w:szCs w:val="20"/>
+        </w:rPr>
+        <w:t xml:space="preserve">    </w:t>
+      </w:r>
+      <w:proofErr w:type="spellStart"/>
+      <w:proofErr w:type="gramStart"/>
+      <w:r>
+        <w:rPr>
+          <w:rFonts w:ascii="Calibri" w:hAnsi="Calibri" w:cs="Calibri"/>
+          <w:sz w:val="20"/>
+          <w:szCs w:val="20"/>
+        </w:rPr>
+        <w:t>sb.append</w:t>
+      </w:r>
+      <w:proofErr w:type="spellEnd"/>
+      <w:proofErr w:type="gramEnd"/>
+      <w:r>
+        <w:rPr>
+          <w:rFonts w:ascii="Calibri" w:hAnsi="Calibri" w:cs="Calibri"/>
+          <w:sz w:val="20"/>
+          <w:szCs w:val="20"/>
+        </w:rPr>
+        <w:t>(" World");</w:t>
+      </w:r>
+    </w:p>
+    <w:p>
+      <w:pPr>
+        <w:pStyle w:val="NoSpacing"/>
+        <w:ind w:left="709"/>
+        <w:rPr>
+          <w:rFonts w:ascii="Calibri" w:hAnsi="Calibri" w:cs="Calibri"/>
+          <w:sz w:val="20"/>
+          <w:szCs w:val="20"/>
+        </w:rPr>
+      </w:pPr>
+      <w:r>
+        <w:rPr>
+          <w:rFonts w:ascii="Calibri" w:hAnsi="Calibri" w:cs="Calibri"/>
+          <w:sz w:val="20"/>
+          <w:szCs w:val="20"/>
+        </w:rPr>
+        <w:t xml:space="preserve">    </w:t>
+      </w:r>
+      <w:proofErr w:type="spellStart"/>
+      <w:r>
+        <w:rPr>
+          <w:rFonts w:ascii="Calibri" w:hAnsi="Calibri" w:cs="Calibri"/>
+          <w:sz w:val="20"/>
+          <w:szCs w:val="20"/>
+        </w:rPr>
+        <w:t>System.out.println</w:t>
+      </w:r>
+      <w:proofErr w:type="spellEnd"/>
+      <w:r>
+        <w:rPr>
+          <w:rFonts w:ascii="Calibri" w:hAnsi="Calibri" w:cs="Calibri"/>
+          <w:sz w:val="20"/>
+          <w:szCs w:val="20"/>
+        </w:rPr>
+        <w:t>(</w:t>
+      </w:r>
+      <w:proofErr w:type="spellStart"/>
+      <w:r>
+        <w:rPr>
+          <w:rFonts w:ascii="Calibri" w:hAnsi="Calibri" w:cs="Calibri"/>
+          <w:sz w:val="20"/>
+          <w:szCs w:val="20"/>
+        </w:rPr>
+        <w:t>sb</w:t>
+      </w:r>
+      <w:proofErr w:type="spellEnd"/>
+      <w:proofErr w:type="gramStart"/>
+      <w:r>
+        <w:rPr>
+          <w:rFonts w:ascii="Calibri" w:hAnsi="Calibri" w:cs="Calibri"/>
+          <w:sz w:val="20"/>
+          <w:szCs w:val="20"/>
+        </w:rPr>
+        <w:t>);  /</w:t>
+      </w:r>
+      <w:proofErr w:type="gramEnd"/>
+      <w:r>
+        <w:rPr>
+          <w:rFonts w:ascii="Calibri" w:hAnsi="Calibri" w:cs="Calibri"/>
+          <w:sz w:val="20"/>
+          <w:szCs w:val="20"/>
+        </w:rPr>
+        <w:t>/ Output: "Hello World"</w:t>
+      </w:r>
+    </w:p>
+    <w:p>
+      <w:pPr>
+        <w:pStyle w:val="NoSpacing"/>
+        <w:ind w:left="709"/>
+        <w:rPr>
+          <w:rFonts w:ascii="Calibri" w:hAnsi="Calibri" w:cs="Calibri"/>
+          <w:sz w:val="20"/>
+          <w:szCs w:val="20"/>
+        </w:rPr>
+      </w:pPr>
+      <w:r>
+        <w:rPr>
+          <w:rFonts w:ascii="Calibri" w:hAnsi="Calibri" w:cs="Calibri"/>
+          <w:sz w:val="20"/>
+          <w:szCs w:val="20"/>
+        </w:rPr>
+        <w:t xml:space="preserve">    ```</w:t>
+      </w:r>
+    </w:p>
+    <w:p>
+      <w:pPr>
+        <w:pStyle w:val="NoSpacing"/>
+        <w:ind w:left="709"/>
+        <w:rPr>
+          <w:rFonts w:ascii="Calibri" w:hAnsi="Calibri" w:cs="Calibri"/>
+          <w:sz w:val="20"/>
+          <w:szCs w:val="20"/>
+        </w:rPr>
+      </w:pPr>
+    </w:p>
+    <w:p>
+      <w:pPr>
+        <w:pStyle w:val="NoSpacing"/>
+        <w:ind w:left="709"/>
+        <w:rPr>
+          <w:rFonts w:ascii="Calibri" w:hAnsi="Calibri" w:cs="Calibri"/>
+          <w:sz w:val="20"/>
+          <w:szCs w:val="20"/>
+        </w:rPr>
+      </w:pPr>
+      <w:r>
+        <w:rPr>
+          <w:rFonts w:ascii="Calibri" w:hAnsi="Calibri" w:cs="Calibri"/>
+          <w:sz w:val="20"/>
+          <w:szCs w:val="20"/>
+        </w:rPr>
+        <w:t>- **`</w:t>
+      </w:r>
+      <w:proofErr w:type="gramStart"/>
+      <w:r>
+        <w:rPr>
+          <w:rFonts w:ascii="Calibri" w:hAnsi="Calibri" w:cs="Calibri"/>
+          <w:sz w:val="20"/>
+          <w:szCs w:val="20"/>
+        </w:rPr>
+        <w:t>insert(</w:t>
+      </w:r>
+      <w:proofErr w:type="gramEnd"/>
+      <w:r>
+        <w:rPr>
+          <w:rFonts w:ascii="Calibri" w:hAnsi="Calibri" w:cs="Calibri"/>
+          <w:sz w:val="20"/>
+          <w:szCs w:val="20"/>
+        </w:rPr>
+        <w:t>int offset, String str)`**:</w:t>
+      </w:r>
+    </w:p>
+    <w:p>
+      <w:pPr>
+        <w:pStyle w:val="NoSpacing"/>
+        <w:ind w:left="709"/>
+        <w:rPr>
+          <w:rFonts w:ascii="Calibri" w:hAnsi="Calibri" w:cs="Calibri"/>
+          <w:sz w:val="20"/>
+          <w:szCs w:val="20"/>
+        </w:rPr>
+      </w:pPr>
+      <w:r>
+        <w:rPr>
+          <w:rFonts w:ascii="Calibri" w:hAnsi="Calibri" w:cs="Calibri"/>
+          <w:sz w:val="20"/>
+          <w:szCs w:val="20"/>
+        </w:rPr>
+        <w:t xml:space="preserve">  - Inserts the specified string at the specified position.</w:t>
+      </w:r>
+    </w:p>
+    <w:p>
+      <w:pPr>
+        <w:pStyle w:val="NoSpacing"/>
+        <w:ind w:left="709"/>
+        <w:rPr>
+          <w:rFonts w:ascii="Calibri" w:hAnsi="Calibri" w:cs="Calibri"/>
+          <w:sz w:val="20"/>
+          <w:szCs w:val="20"/>
+        </w:rPr>
+      </w:pPr>
+      <w:r>
+        <w:rPr>
+          <w:rFonts w:ascii="Calibri" w:hAnsi="Calibri" w:cs="Calibri"/>
+          <w:sz w:val="20"/>
+          <w:szCs w:val="20"/>
+        </w:rPr>
+        <w:t xml:space="preserve">  - Example:</w:t>
+      </w:r>
+    </w:p>
+    <w:p>
+      <w:pPr>
+        <w:pStyle w:val="NoSpacing"/>
+        <w:ind w:left="709"/>
+        <w:rPr>
+          <w:rFonts w:ascii="Calibri" w:hAnsi="Calibri" w:cs="Calibri"/>
+          <w:sz w:val="20"/>
+          <w:szCs w:val="20"/>
+        </w:rPr>
+      </w:pPr>
+      <w:r>
+        <w:rPr>
+          <w:rFonts w:ascii="Calibri" w:hAnsi="Calibri" w:cs="Calibri"/>
+          <w:sz w:val="20"/>
+          <w:szCs w:val="20"/>
+        </w:rPr>
+        <w:t xml:space="preserve">    ```java</w:t>
+      </w:r>
+    </w:p>
+    <w:p>
+      <w:pPr>
+        <w:pStyle w:val="NoSpacing"/>
+        <w:ind w:left="709"/>
+        <w:rPr>
+          <w:rFonts w:ascii="Calibri" w:hAnsi="Calibri" w:cs="Calibri"/>
+          <w:sz w:val="20"/>
+          <w:szCs w:val="20"/>
+        </w:rPr>
+      </w:pPr>
+      <w:r>
+        <w:rPr>
+          <w:rFonts w:ascii="Calibri" w:hAnsi="Calibri" w:cs="Calibri"/>
+          <w:sz w:val="20"/>
+          <w:szCs w:val="20"/>
+        </w:rPr>
+        <w:t xml:space="preserve">    </w:t>
+      </w:r>
+      <w:proofErr w:type="spellStart"/>
+      <w:r>
+        <w:rPr>
+          <w:rFonts w:ascii="Calibri" w:hAnsi="Calibri" w:cs="Calibri"/>
+          <w:sz w:val="20"/>
+          <w:szCs w:val="20"/>
+        </w:rPr>
+        <w:t>StringBuffer</w:t>
+      </w:r>
+      <w:proofErr w:type="spellEnd"/>
+      <w:r>
+        <w:rPr>
+          <w:rFonts w:ascii="Calibri" w:hAnsi="Calibri" w:cs="Calibri"/>
+          <w:sz w:val="20"/>
+          <w:szCs w:val="20"/>
+        </w:rPr>
+        <w:t xml:space="preserve"> </w:t>
+      </w:r>
+      <w:proofErr w:type="spellStart"/>
+      <w:r>
+        <w:rPr>
+          <w:rFonts w:ascii="Calibri" w:hAnsi="Calibri" w:cs="Calibri"/>
+          <w:sz w:val="20"/>
+          <w:szCs w:val="20"/>
+        </w:rPr>
+        <w:t>sb</w:t>
+      </w:r>
+      <w:proofErr w:type="spellEnd"/>
+      <w:r>
+        <w:rPr>
+          <w:rFonts w:ascii="Calibri" w:hAnsi="Calibri" w:cs="Calibri"/>
+          <w:sz w:val="20"/>
+          <w:szCs w:val="20"/>
+        </w:rPr>
+        <w:t xml:space="preserve"> = new </w:t>
+      </w:r>
+      <w:proofErr w:type="spellStart"/>
+      <w:r>
+        <w:rPr>
+          <w:rFonts w:ascii="Calibri" w:hAnsi="Calibri" w:cs="Calibri"/>
+          <w:sz w:val="20"/>
+          <w:szCs w:val="20"/>
+        </w:rPr>
+        <w:t>StringBuffer</w:t>
+      </w:r>
+      <w:proofErr w:type="spellEnd"/>
+      <w:r>
+        <w:rPr>
+          <w:rFonts w:ascii="Calibri" w:hAnsi="Calibri" w:cs="Calibri"/>
+          <w:sz w:val="20"/>
+          <w:szCs w:val="20"/>
+        </w:rPr>
+        <w:t>("Hello");</w:t>
+      </w:r>
+    </w:p>
+    <w:p>
+      <w:pPr>
+        <w:pStyle w:val="NoSpacing"/>
+        <w:ind w:left="709"/>
+        <w:rPr>
+          <w:rFonts w:ascii="Calibri" w:hAnsi="Calibri" w:cs="Calibri"/>
+          <w:sz w:val="20"/>
+          <w:szCs w:val="20"/>
+        </w:rPr>
+      </w:pPr>
+      <w:r>
+        <w:rPr>
+          <w:rFonts w:ascii="Calibri" w:hAnsi="Calibri" w:cs="Calibri"/>
+          <w:sz w:val="20"/>
+          <w:szCs w:val="20"/>
+        </w:rPr>
+        <w:t xml:space="preserve">    </w:t>
+      </w:r>
+      <w:proofErr w:type="spellStart"/>
+      <w:proofErr w:type="gramStart"/>
+      <w:r>
+        <w:rPr>
+          <w:rFonts w:ascii="Calibri" w:hAnsi="Calibri" w:cs="Calibri"/>
+          <w:sz w:val="20"/>
+          <w:szCs w:val="20"/>
+        </w:rPr>
+        <w:t>sb.insert</w:t>
+      </w:r>
+      <w:proofErr w:type="spellEnd"/>
+      <w:proofErr w:type="gramEnd"/>
+      <w:r>
+        <w:rPr>
+          <w:rFonts w:ascii="Calibri" w:hAnsi="Calibri" w:cs="Calibri"/>
+          <w:sz w:val="20"/>
+          <w:szCs w:val="20"/>
+        </w:rPr>
+        <w:t>(5, " World");</w:t>
+      </w:r>
+    </w:p>
+    <w:p>
+      <w:pPr>
+        <w:pStyle w:val="NoSpacing"/>
+        <w:ind w:left="709"/>
+        <w:rPr>
+          <w:rFonts w:ascii="Calibri" w:hAnsi="Calibri" w:cs="Calibri"/>
+          <w:sz w:val="20"/>
+          <w:szCs w:val="20"/>
+        </w:rPr>
+      </w:pPr>
+      <w:r>
+        <w:rPr>
+          <w:rFonts w:ascii="Calibri" w:hAnsi="Calibri" w:cs="Calibri"/>
+          <w:sz w:val="20"/>
+          <w:szCs w:val="20"/>
+        </w:rPr>
+        <w:t xml:space="preserve">    </w:t>
+      </w:r>
+      <w:proofErr w:type="spellStart"/>
+      <w:r>
+        <w:rPr>
+          <w:rFonts w:ascii="Calibri" w:hAnsi="Calibri" w:cs="Calibri"/>
+          <w:sz w:val="20"/>
+          <w:szCs w:val="20"/>
+        </w:rPr>
+        <w:t>System.out.println</w:t>
+      </w:r>
+      <w:proofErr w:type="spellEnd"/>
+      <w:r>
+        <w:rPr>
+          <w:rFonts w:ascii="Calibri" w:hAnsi="Calibri" w:cs="Calibri"/>
+          <w:sz w:val="20"/>
+          <w:szCs w:val="20"/>
+        </w:rPr>
+        <w:t>(</w:t>
+      </w:r>
+      <w:proofErr w:type="spellStart"/>
+      <w:r>
+        <w:rPr>
+          <w:rFonts w:ascii="Calibri" w:hAnsi="Calibri" w:cs="Calibri"/>
+          <w:sz w:val="20"/>
+          <w:szCs w:val="20"/>
+        </w:rPr>
+        <w:t>sb</w:t>
+      </w:r>
+      <w:proofErr w:type="spellEnd"/>
+      <w:proofErr w:type="gramStart"/>
+      <w:r>
+        <w:rPr>
+          <w:rFonts w:ascii="Calibri" w:hAnsi="Calibri" w:cs="Calibri"/>
+          <w:sz w:val="20"/>
+          <w:szCs w:val="20"/>
+        </w:rPr>
+        <w:t>);  /</w:t>
+      </w:r>
+      <w:proofErr w:type="gramEnd"/>
+      <w:r>
+        <w:rPr>
+          <w:rFonts w:ascii="Calibri" w:hAnsi="Calibri" w:cs="Calibri"/>
+          <w:sz w:val="20"/>
+          <w:szCs w:val="20"/>
+        </w:rPr>
+        <w:t>/ Output: "Hello World"</w:t>
+      </w:r>
+    </w:p>
+    <w:p>
+      <w:pPr>
+        <w:pStyle w:val="NoSpacing"/>
+        <w:ind w:left="709"/>
+        <w:rPr>
+          <w:rFonts w:ascii="Calibri" w:hAnsi="Calibri" w:cs="Calibri"/>
+          <w:sz w:val="20"/>
+          <w:szCs w:val="20"/>
+        </w:rPr>
+      </w:pPr>
+      <w:r>
+        <w:rPr>
+          <w:rFonts w:ascii="Calibri" w:hAnsi="Calibri" w:cs="Calibri"/>
+          <w:sz w:val="20"/>
+          <w:szCs w:val="20"/>
+        </w:rPr>
+        <w:t xml:space="preserve">    ```</w:t>
+      </w:r>
+    </w:p>
+    <w:p>
+      <w:pPr>
+        <w:pStyle w:val="NoSpacing"/>
+        <w:ind w:left="709"/>
+        <w:rPr>
+          <w:rFonts w:ascii="Calibri" w:hAnsi="Calibri" w:cs="Calibri"/>
+          <w:sz w:val="20"/>
+          <w:szCs w:val="20"/>
+        </w:rPr>
+      </w:pPr>
+    </w:p>
+    <w:p>
+      <w:pPr>
+        <w:pStyle w:val="NoSpacing"/>
+        <w:ind w:left="709"/>
+        <w:rPr>
+          <w:rFonts w:ascii="Calibri" w:hAnsi="Calibri" w:cs="Calibri"/>
+          <w:sz w:val="20"/>
+          <w:szCs w:val="20"/>
+        </w:rPr>
+      </w:pPr>
+      <w:r>
+        <w:rPr>
+          <w:rFonts w:ascii="Calibri" w:hAnsi="Calibri" w:cs="Calibri"/>
+          <w:sz w:val="20"/>
+          <w:szCs w:val="20"/>
+        </w:rPr>
+        <w:t>- **`</w:t>
+      </w:r>
+      <w:proofErr w:type="gramStart"/>
+      <w:r>
+        <w:rPr>
+          <w:rFonts w:ascii="Calibri" w:hAnsi="Calibri" w:cs="Calibri"/>
+          <w:sz w:val="20"/>
+          <w:szCs w:val="20"/>
+        </w:rPr>
+        <w:t>delete(</w:t>
+      </w:r>
+      <w:proofErr w:type="gramEnd"/>
+      <w:r>
+        <w:rPr>
+          <w:rFonts w:ascii="Calibri" w:hAnsi="Calibri" w:cs="Calibri"/>
+          <w:sz w:val="20"/>
+          <w:szCs w:val="20"/>
+        </w:rPr>
+        <w:t>int start, int end)`**:</w:t>
+      </w:r>
+    </w:p>
+    <w:p>
+      <w:pPr>
+        <w:pStyle w:val="NoSpacing"/>
+        <w:ind w:left="709"/>
+        <w:rPr>
+          <w:rFonts w:ascii="Calibri" w:hAnsi="Calibri" w:cs="Calibri"/>
+          <w:sz w:val="20"/>
+          <w:szCs w:val="20"/>
+        </w:rPr>
+      </w:pPr>
+      <w:r>
+        <w:rPr>
+          <w:rFonts w:ascii="Calibri" w:hAnsi="Calibri" w:cs="Calibri"/>
+          <w:sz w:val="20"/>
+          <w:szCs w:val="20"/>
+        </w:rPr>
+        <w:t xml:space="preserve">  - Removes the characters in a substring of this sequence. The substring begins at the specified start index and extends to the character at index end - 1.</w:t>
+      </w:r>
+    </w:p>
+    <w:p>
+      <w:pPr>
+        <w:pStyle w:val="NoSpacing"/>
+        <w:ind w:left="709"/>
+        <w:rPr>
+          <w:rFonts w:ascii="Calibri" w:hAnsi="Calibri" w:cs="Calibri"/>
+          <w:sz w:val="20"/>
+          <w:szCs w:val="20"/>
+        </w:rPr>
+      </w:pPr>
+      <w:r>
+        <w:rPr>
+          <w:rFonts w:ascii="Calibri" w:hAnsi="Calibri" w:cs="Calibri"/>
+          <w:sz w:val="20"/>
+          <w:szCs w:val="20"/>
+        </w:rPr>
+        <w:t xml:space="preserve">  - Example:</w:t>
+      </w:r>
+    </w:p>
+    <w:p>
+      <w:pPr>
+        <w:pStyle w:val="NoSpacing"/>
+        <w:ind w:left="709"/>
+        <w:rPr>
+          <w:rFonts w:ascii="Calibri" w:hAnsi="Calibri" w:cs="Calibri"/>
+          <w:sz w:val="20"/>
+          <w:szCs w:val="20"/>
+        </w:rPr>
+      </w:pPr>
+      <w:r>
+        <w:rPr>
+          <w:rFonts w:ascii="Calibri" w:hAnsi="Calibri" w:cs="Calibri"/>
+          <w:sz w:val="20"/>
+          <w:szCs w:val="20"/>
+        </w:rPr>
+        <w:t xml:space="preserve">    ```java</w:t>
+      </w:r>
+    </w:p>
+    <w:p>
+      <w:pPr>
+        <w:pStyle w:val="NoSpacing"/>
+        <w:ind w:left="709"/>
+        <w:rPr>
+          <w:rFonts w:ascii="Calibri" w:hAnsi="Calibri" w:cs="Calibri"/>
+          <w:sz w:val="20"/>
+          <w:szCs w:val="20"/>
+        </w:rPr>
+      </w:pPr>
+      <w:r>
+        <w:rPr>
+          <w:rFonts w:ascii="Calibri" w:hAnsi="Calibri" w:cs="Calibri"/>
+          <w:sz w:val="20"/>
+          <w:szCs w:val="20"/>
+        </w:rPr>
+        <w:t xml:space="preserve">    </w:t>
+      </w:r>
+      <w:proofErr w:type="spellStart"/>
+      <w:r>
+        <w:rPr>
+          <w:rFonts w:ascii="Calibri" w:hAnsi="Calibri" w:cs="Calibri"/>
+          <w:sz w:val="20"/>
+          <w:szCs w:val="20"/>
+        </w:rPr>
+        <w:t>StringBuffer</w:t>
+      </w:r>
+      <w:proofErr w:type="spellEnd"/>
+      <w:r>
+        <w:rPr>
+          <w:rFonts w:ascii="Calibri" w:hAnsi="Calibri" w:cs="Calibri"/>
+          <w:sz w:val="20"/>
+          <w:szCs w:val="20"/>
+        </w:rPr>
+        <w:t xml:space="preserve"> </w:t>
+      </w:r>
+      <w:proofErr w:type="spellStart"/>
+      <w:r>
+        <w:rPr>
+          <w:rFonts w:ascii="Calibri" w:hAnsi="Calibri" w:cs="Calibri"/>
+          <w:sz w:val="20"/>
+          <w:szCs w:val="20"/>
+        </w:rPr>
+        <w:t>sb</w:t>
+      </w:r>
+      <w:proofErr w:type="spellEnd"/>
+      <w:r>
+        <w:rPr>
+          <w:rFonts w:ascii="Calibri" w:hAnsi="Calibri" w:cs="Calibri"/>
+          <w:sz w:val="20"/>
+          <w:szCs w:val="20"/>
+        </w:rPr>
+        <w:t xml:space="preserve"> = new </w:t>
+      </w:r>
+      <w:proofErr w:type="spellStart"/>
+      <w:proofErr w:type="gramStart"/>
+      <w:r>
+        <w:rPr>
+          <w:rFonts w:ascii="Calibri" w:hAnsi="Calibri" w:cs="Calibri"/>
+          <w:sz w:val="20"/>
+          <w:szCs w:val="20"/>
+        </w:rPr>
+        <w:t>StringBuffer</w:t>
+      </w:r>
+      <w:proofErr w:type="spellEnd"/>
+      <w:r>
+        <w:rPr>
+          <w:rFonts w:ascii="Calibri" w:hAnsi="Calibri" w:cs="Calibri"/>
+          <w:sz w:val="20"/>
+          <w:szCs w:val="20"/>
+        </w:rPr>
+        <w:t>(</w:t>
+      </w:r>
+      <w:proofErr w:type="gramEnd"/>
+      <w:r>
+        <w:rPr>
+          <w:rFonts w:ascii="Calibri" w:hAnsi="Calibri" w:cs="Calibri"/>
+          <w:sz w:val="20"/>
+          <w:szCs w:val="20"/>
+        </w:rPr>
+        <w:t>"Hello World");</w:t>
+      </w:r>
+    </w:p>
+    <w:p>
+      <w:pPr>
+        <w:pStyle w:val="NoSpacing"/>
+        <w:ind w:left="709"/>
+        <w:rPr>
+          <w:rFonts w:ascii="Calibri" w:hAnsi="Calibri" w:cs="Calibri"/>
+          <w:sz w:val="20"/>
+          <w:szCs w:val="20"/>
+        </w:rPr>
+      </w:pPr>
+      <w:r>
+        <w:rPr>
+          <w:rFonts w:ascii="Calibri" w:hAnsi="Calibri" w:cs="Calibri"/>
+          <w:sz w:val="20"/>
+          <w:szCs w:val="20"/>
+        </w:rPr>
+        <w:t xml:space="preserve">    </w:t>
+      </w:r>
+      <w:proofErr w:type="spellStart"/>
+      <w:proofErr w:type="gramStart"/>
+      <w:r>
+        <w:rPr>
+          <w:rFonts w:ascii="Calibri" w:hAnsi="Calibri" w:cs="Calibri"/>
+          <w:sz w:val="20"/>
+          <w:szCs w:val="20"/>
+        </w:rPr>
+        <w:t>sb.delete</w:t>
+      </w:r>
+      <w:proofErr w:type="spellEnd"/>
+      <w:proofErr w:type="gramEnd"/>
+      <w:r>
+        <w:rPr>
+          <w:rFonts w:ascii="Calibri" w:hAnsi="Calibri" w:cs="Calibri"/>
+          <w:sz w:val="20"/>
+          <w:szCs w:val="20"/>
+        </w:rPr>
+        <w:t>(5, 11);</w:t>
+      </w:r>
+    </w:p>
+    <w:p>
+      <w:pPr>
+        <w:pStyle w:val="NoSpacing"/>
+        <w:ind w:left="709"/>
+        <w:rPr>
+          <w:rFonts w:ascii="Calibri" w:hAnsi="Calibri" w:cs="Calibri"/>
+          <w:sz w:val="20"/>
+          <w:szCs w:val="20"/>
+        </w:rPr>
+      </w:pPr>
+      <w:r>
+        <w:rPr>
+          <w:rFonts w:ascii="Calibri" w:hAnsi="Calibri" w:cs="Calibri"/>
+          <w:sz w:val="20"/>
+          <w:szCs w:val="20"/>
+        </w:rPr>
+        <w:t xml:space="preserve">    </w:t>
+      </w:r>
+      <w:proofErr w:type="spellStart"/>
+      <w:r>
+        <w:rPr>
+          <w:rFonts w:ascii="Calibri" w:hAnsi="Calibri" w:cs="Calibri"/>
+          <w:sz w:val="20"/>
+          <w:szCs w:val="20"/>
+        </w:rPr>
+        <w:t>System.out.println</w:t>
+      </w:r>
+      <w:proofErr w:type="spellEnd"/>
+      <w:r>
+        <w:rPr>
+          <w:rFonts w:ascii="Calibri" w:hAnsi="Calibri" w:cs="Calibri"/>
+          <w:sz w:val="20"/>
+          <w:szCs w:val="20"/>
+        </w:rPr>
+        <w:t>(</w:t>
+      </w:r>
+      <w:proofErr w:type="spellStart"/>
+      <w:r>
+        <w:rPr>
+          <w:rFonts w:ascii="Calibri" w:hAnsi="Calibri" w:cs="Calibri"/>
+          <w:sz w:val="20"/>
+          <w:szCs w:val="20"/>
+        </w:rPr>
+        <w:t>sb</w:t>
+      </w:r>
+      <w:proofErr w:type="spellEnd"/>
+      <w:proofErr w:type="gramStart"/>
+      <w:r>
+        <w:rPr>
+          <w:rFonts w:ascii="Calibri" w:hAnsi="Calibri" w:cs="Calibri"/>
+          <w:sz w:val="20"/>
+          <w:szCs w:val="20"/>
+        </w:rPr>
+        <w:t>);  /</w:t>
+      </w:r>
+      <w:proofErr w:type="gramEnd"/>
+      <w:r>
+        <w:rPr>
+          <w:rFonts w:ascii="Calibri" w:hAnsi="Calibri" w:cs="Calibri"/>
+          <w:sz w:val="20"/>
+          <w:szCs w:val="20"/>
+        </w:rPr>
+        <w:t>/ Output: "Hello"</w:t>
+      </w:r>
+    </w:p>
+    <w:p>
+      <w:pPr>
+        <w:pStyle w:val="NoSpacing"/>
+        <w:ind w:left="709"/>
+        <w:rPr>
+          <w:rFonts w:ascii="Calibri" w:hAnsi="Calibri" w:cs="Calibri"/>
+          <w:sz w:val="20"/>
+          <w:szCs w:val="20"/>
+        </w:rPr>
+      </w:pPr>
+      <w:r>
+        <w:rPr>
+          <w:rFonts w:ascii="Calibri" w:hAnsi="Calibri" w:cs="Calibri"/>
+          <w:sz w:val="20"/>
+          <w:szCs w:val="20"/>
+        </w:rPr>
+        <w:t xml:space="preserve">    ```</w:t>
+      </w:r>
+    </w:p>
+    <w:p>
+      <w:pPr>
+        <w:pStyle w:val="NoSpacing"/>
+        <w:ind w:left="709"/>
+        <w:rPr>
+          <w:rFonts w:ascii="Calibri" w:hAnsi="Calibri" w:cs="Calibri"/>
+          <w:sz w:val="20"/>
+          <w:szCs w:val="20"/>
+        </w:rPr>
+      </w:pPr>
+    </w:p>
+    <w:p>
+      <w:pPr>
+        <w:pStyle w:val="NoSpacing"/>
+        <w:ind w:left="709"/>
+        <w:rPr>
+          <w:rFonts w:ascii="Calibri" w:hAnsi="Calibri" w:cs="Calibri"/>
+          <w:sz w:val="20"/>
+          <w:szCs w:val="20"/>
+        </w:rPr>
+      </w:pPr>
+      <w:r>
+        <w:rPr>
+          <w:rFonts w:ascii="Calibri" w:hAnsi="Calibri" w:cs="Calibri"/>
+          <w:sz w:val="20"/>
+          <w:szCs w:val="20"/>
+        </w:rPr>
+        <w:t>- **`</w:t>
+      </w:r>
+      <w:proofErr w:type="gramStart"/>
+      <w:r>
+        <w:rPr>
+          <w:rFonts w:ascii="Calibri" w:hAnsi="Calibri" w:cs="Calibri"/>
+          <w:sz w:val="20"/>
+          <w:szCs w:val="20"/>
+        </w:rPr>
+        <w:t>reverse(</w:t>
+      </w:r>
+      <w:proofErr w:type="gramEnd"/>
+      <w:r>
+        <w:rPr>
+          <w:rFonts w:ascii="Calibri" w:hAnsi="Calibri" w:cs="Calibri"/>
+          <w:sz w:val="20"/>
+          <w:szCs w:val="20"/>
+        </w:rPr>
+        <w:t>)`**:</w:t>
+      </w:r>
+    </w:p>
+    <w:p>
+      <w:pPr>
+        <w:pStyle w:val="NoSpacing"/>
+        <w:ind w:left="709"/>
+        <w:rPr>
+          <w:rFonts w:ascii="Calibri" w:hAnsi="Calibri" w:cs="Calibri"/>
+          <w:sz w:val="20"/>
+          <w:szCs w:val="20"/>
+        </w:rPr>
+      </w:pPr>
+      <w:r>
+        <w:rPr>
+          <w:rFonts w:ascii="Calibri" w:hAnsi="Calibri" w:cs="Calibri"/>
+          <w:sz w:val="20"/>
+          <w:szCs w:val="20"/>
+        </w:rPr>
+        <w:t xml:space="preserve">  - Reverses the sequence of characters.</w:t>
+      </w:r>
+    </w:p>
+    <w:p>
+      <w:pPr>
+        <w:pStyle w:val="NoSpacing"/>
+        <w:ind w:left="709"/>
+        <w:rPr>
+          <w:rFonts w:ascii="Calibri" w:hAnsi="Calibri" w:cs="Calibri"/>
+          <w:sz w:val="20"/>
+          <w:szCs w:val="20"/>
+        </w:rPr>
+      </w:pPr>
+      <w:r>
+        <w:rPr>
+          <w:rFonts w:ascii="Calibri" w:hAnsi="Calibri" w:cs="Calibri"/>
+          <w:sz w:val="20"/>
+          <w:szCs w:val="20"/>
+        </w:rPr>
+        <w:t xml:space="preserve">  - Example:</w:t>
+      </w:r>
+    </w:p>
+    <w:p>
+      <w:pPr>
+        <w:pStyle w:val="NoSpacing"/>
+        <w:ind w:left="709"/>
+        <w:rPr>
+          <w:rFonts w:ascii="Calibri" w:hAnsi="Calibri" w:cs="Calibri"/>
+          <w:sz w:val="20"/>
+          <w:szCs w:val="20"/>
+        </w:rPr>
+      </w:pPr>
+      <w:r>
+        <w:rPr>
+          <w:rFonts w:ascii="Calibri" w:hAnsi="Calibri" w:cs="Calibri"/>
+          <w:sz w:val="20"/>
+          <w:szCs w:val="20"/>
+        </w:rPr>
+        <w:t xml:space="preserve">    ```java</w:t>
+      </w:r>
+    </w:p>
+    <w:p>
+      <w:pPr>
+        <w:pStyle w:val="NoSpacing"/>
+        <w:ind w:left="709"/>
+        <w:rPr>
+          <w:rFonts w:ascii="Calibri" w:hAnsi="Calibri" w:cs="Calibri"/>
+          <w:sz w:val="20"/>
+          <w:szCs w:val="20"/>
+        </w:rPr>
+      </w:pPr>
+      <w:r>
+        <w:rPr>
+          <w:rFonts w:ascii="Calibri" w:hAnsi="Calibri" w:cs="Calibri"/>
+          <w:sz w:val="20"/>
+          <w:szCs w:val="20"/>
+        </w:rPr>
+        <w:t xml:space="preserve">    </w:t>
+      </w:r>
+      <w:proofErr w:type="spellStart"/>
+      <w:r>
+        <w:rPr>
+          <w:rFonts w:ascii="Calibri" w:hAnsi="Calibri" w:cs="Calibri"/>
+          <w:sz w:val="20"/>
+          <w:szCs w:val="20"/>
+        </w:rPr>
+        <w:t>StringBuffer</w:t>
+      </w:r>
+      <w:proofErr w:type="spellEnd"/>
+      <w:r>
+        <w:rPr>
+          <w:rFonts w:ascii="Calibri" w:hAnsi="Calibri" w:cs="Calibri"/>
+          <w:sz w:val="20"/>
+          <w:szCs w:val="20"/>
+        </w:rPr>
+        <w:t xml:space="preserve"> </w:t>
+      </w:r>
+      <w:proofErr w:type="spellStart"/>
+      <w:r>
+        <w:rPr>
+          <w:rFonts w:ascii="Calibri" w:hAnsi="Calibri" w:cs="Calibri"/>
+          <w:sz w:val="20"/>
+          <w:szCs w:val="20"/>
+        </w:rPr>
+        <w:t>sb</w:t>
+      </w:r>
+      <w:proofErr w:type="spellEnd"/>
+      <w:r>
+        <w:rPr>
+          <w:rFonts w:ascii="Calibri" w:hAnsi="Calibri" w:cs="Calibri"/>
+          <w:sz w:val="20"/>
+          <w:szCs w:val="20"/>
+        </w:rPr>
+        <w:t xml:space="preserve"> = new </w:t>
+      </w:r>
+      <w:proofErr w:type="spellStart"/>
+      <w:r>
+        <w:rPr>
+          <w:rFonts w:ascii="Calibri" w:hAnsi="Calibri" w:cs="Calibri"/>
+          <w:sz w:val="20"/>
+          <w:szCs w:val="20"/>
+        </w:rPr>
+        <w:t>StringBuffer</w:t>
+      </w:r>
+      <w:proofErr w:type="spellEnd"/>
+      <w:r>
+        <w:rPr>
+          <w:rFonts w:ascii="Calibri" w:hAnsi="Calibri" w:cs="Calibri"/>
+          <w:sz w:val="20"/>
+          <w:szCs w:val="20"/>
+        </w:rPr>
+        <w:t>("Hello");</w:t>
+      </w:r>
+    </w:p>
+    <w:p>
+      <w:pPr>
+        <w:pStyle w:val="NoSpacing"/>
+        <w:ind w:left="709"/>
+        <w:rPr>
+          <w:rFonts w:ascii="Calibri" w:hAnsi="Calibri" w:cs="Calibri"/>
+          <w:sz w:val="20"/>
+          <w:szCs w:val="20"/>
+        </w:rPr>
+      </w:pPr>
+      <w:r>
+        <w:rPr>
+          <w:rFonts w:ascii="Calibri" w:hAnsi="Calibri" w:cs="Calibri"/>
+          <w:sz w:val="20"/>
+          <w:szCs w:val="20"/>
+        </w:rPr>
+        <w:t xml:space="preserve">    </w:t>
+      </w:r>
+      <w:proofErr w:type="spellStart"/>
+      <w:proofErr w:type="gramStart"/>
+      <w:r>
+        <w:rPr>
+          <w:rFonts w:ascii="Calibri" w:hAnsi="Calibri" w:cs="Calibri"/>
+          <w:sz w:val="20"/>
+          <w:szCs w:val="20"/>
+        </w:rPr>
+        <w:t>sb.reverse</w:t>
+      </w:r>
+      <w:proofErr w:type="spellEnd"/>
+      <w:proofErr w:type="gramEnd"/>
+      <w:r>
+        <w:rPr>
+          <w:rFonts w:ascii="Calibri" w:hAnsi="Calibri" w:cs="Calibri"/>
+          <w:sz w:val="20"/>
+          <w:szCs w:val="20"/>
+        </w:rPr>
+        <w:t>();</w:t>
+      </w:r>
+    </w:p>
+    <w:p>
+      <w:pPr>
+        <w:pStyle w:val="NoSpacing"/>
+        <w:ind w:left="709"/>
+        <w:rPr>
+          <w:rFonts w:ascii="Calibri" w:hAnsi="Calibri" w:cs="Calibri"/>
+          <w:sz w:val="20"/>
+          <w:szCs w:val="20"/>
+        </w:rPr>
+      </w:pPr>
+      <w:r>
+        <w:rPr>
+          <w:rFonts w:ascii="Calibri" w:hAnsi="Calibri" w:cs="Calibri"/>
+          <w:sz w:val="20"/>
+          <w:szCs w:val="20"/>
+        </w:rPr>
+        <w:t xml:space="preserve">    </w:t>
+      </w:r>
+      <w:proofErr w:type="spellStart"/>
+      <w:r>
+        <w:rPr>
+          <w:rFonts w:ascii="Calibri" w:hAnsi="Calibri" w:cs="Calibri"/>
+          <w:sz w:val="20"/>
+          <w:szCs w:val="20"/>
+        </w:rPr>
+        <w:t>System.out.println</w:t>
+      </w:r>
+      <w:proofErr w:type="spellEnd"/>
+      <w:r>
+        <w:rPr>
+          <w:rFonts w:ascii="Calibri" w:hAnsi="Calibri" w:cs="Calibri"/>
+          <w:sz w:val="20"/>
+          <w:szCs w:val="20"/>
+        </w:rPr>
+        <w:t>(</w:t>
+      </w:r>
+      <w:proofErr w:type="spellStart"/>
+      <w:r>
+        <w:rPr>
+          <w:rFonts w:ascii="Calibri" w:hAnsi="Calibri" w:cs="Calibri"/>
+          <w:sz w:val="20"/>
+          <w:szCs w:val="20"/>
+        </w:rPr>
+        <w:t>sb</w:t>
+      </w:r>
+      <w:proofErr w:type="spellEnd"/>
+      <w:proofErr w:type="gramStart"/>
+      <w:r>
+        <w:rPr>
+          <w:rFonts w:ascii="Calibri" w:hAnsi="Calibri" w:cs="Calibri"/>
+          <w:sz w:val="20"/>
+          <w:szCs w:val="20"/>
+        </w:rPr>
+        <w:t>);  /</w:t>
+      </w:r>
+      <w:proofErr w:type="gramEnd"/>
+      <w:r>
+        <w:rPr>
+          <w:rFonts w:ascii="Calibri" w:hAnsi="Calibri" w:cs="Calibri"/>
+          <w:sz w:val="20"/>
+          <w:szCs w:val="20"/>
+        </w:rPr>
+        <w:t>/ Output: "</w:t>
+      </w:r>
+      <w:proofErr w:type="spellStart"/>
+      <w:r>
+        <w:rPr>
+          <w:rFonts w:ascii="Calibri" w:hAnsi="Calibri" w:cs="Calibri"/>
+          <w:sz w:val="20"/>
+          <w:szCs w:val="20"/>
+        </w:rPr>
+        <w:t>olleH</w:t>
+      </w:r>
+      <w:proofErr w:type="spellEnd"/>
+      <w:r>
+        <w:rPr>
+          <w:rFonts w:ascii="Calibri" w:hAnsi="Calibri" w:cs="Calibri"/>
+          <w:sz w:val="20"/>
+          <w:szCs w:val="20"/>
+        </w:rPr>
+        <w:t>"</w:t>
+      </w:r>
+    </w:p>
+    <w:p>
+      <w:pPr>
+        <w:pStyle w:val="NoSpacing"/>
+        <w:ind w:left="709"/>
+        <w:rPr>
+          <w:rFonts w:ascii="Calibri" w:hAnsi="Calibri" w:cs="Calibri"/>
+          <w:sz w:val="20"/>
+          <w:szCs w:val="20"/>
+        </w:rPr>
+      </w:pPr>
+      <w:r>
+        <w:rPr>
+          <w:rFonts w:ascii="Calibri" w:hAnsi="Calibri" w:cs="Calibri"/>
+          <w:sz w:val="20"/>
+          <w:szCs w:val="20"/>
+        </w:rPr>
+        <w:t xml:space="preserve">    ```</w:t>
+      </w:r>
+    </w:p>
+    <w:p>
+      <w:pPr>
+        <w:pStyle w:val="NoSpacing"/>
+        <w:ind w:left="709"/>
+        <w:rPr>
+          <w:rFonts w:ascii="Calibri" w:hAnsi="Calibri" w:cs="Calibri"/>
+          <w:sz w:val="20"/>
+          <w:szCs w:val="20"/>
+        </w:rPr>
+      </w:pPr>
+    </w:p>
+    <w:p>
+      <w:pPr>
+        <w:pStyle w:val="NoSpacing"/>
+        <w:ind w:left="709"/>
+        <w:rPr>
+          <w:rFonts w:ascii="Calibri" w:hAnsi="Calibri" w:cs="Calibri"/>
+          <w:sz w:val="20"/>
+          <w:szCs w:val="20"/>
+        </w:rPr>
+      </w:pPr>
+      <w:r>
+        <w:rPr>
+          <w:rFonts w:ascii="Calibri" w:hAnsi="Calibri" w:cs="Calibri"/>
+          <w:sz w:val="20"/>
+          <w:szCs w:val="20"/>
+        </w:rPr>
+        <w:t>- **`</w:t>
+      </w:r>
+      <w:proofErr w:type="spellStart"/>
+      <w:proofErr w:type="gramStart"/>
+      <w:r>
+        <w:rPr>
+          <w:rFonts w:ascii="Calibri" w:hAnsi="Calibri" w:cs="Calibri"/>
+          <w:sz w:val="20"/>
+          <w:szCs w:val="20"/>
+        </w:rPr>
+        <w:t>toString</w:t>
+      </w:r>
+      <w:proofErr w:type="spellEnd"/>
+      <w:r>
+        <w:rPr>
+          <w:rFonts w:ascii="Calibri" w:hAnsi="Calibri" w:cs="Calibri"/>
+          <w:sz w:val="20"/>
+          <w:szCs w:val="20"/>
+        </w:rPr>
+        <w:t>(</w:t>
+      </w:r>
+      <w:proofErr w:type="gramEnd"/>
+      <w:r>
+        <w:rPr>
+          <w:rFonts w:ascii="Calibri" w:hAnsi="Calibri" w:cs="Calibri"/>
+          <w:sz w:val="20"/>
+          <w:szCs w:val="20"/>
+        </w:rPr>
+        <w:t>)`**:</w:t>
+      </w:r>
+    </w:p>
+    <w:p>
+      <w:pPr>
+        <w:pStyle w:val="NoSpacing"/>
+        <w:ind w:left="709"/>
+        <w:rPr>
+          <w:rFonts w:ascii="Calibri" w:hAnsi="Calibri" w:cs="Calibri"/>
+          <w:sz w:val="20"/>
+          <w:szCs w:val="20"/>
+        </w:rPr>
+      </w:pPr>
+      <w:r>
+        <w:rPr>
+          <w:rFonts w:ascii="Calibri" w:hAnsi="Calibri" w:cs="Calibri"/>
+          <w:sz w:val="20"/>
+          <w:szCs w:val="20"/>
+        </w:rPr>
+        <w:t xml:space="preserve">  - Converts the `</w:t>
+      </w:r>
+      <w:proofErr w:type="spellStart"/>
+      <w:r>
+        <w:rPr>
+          <w:rFonts w:ascii="Calibri" w:hAnsi="Calibri" w:cs="Calibri"/>
+          <w:sz w:val="20"/>
+          <w:szCs w:val="20"/>
+        </w:rPr>
+        <w:t>StringBuffer</w:t>
+      </w:r>
+      <w:proofErr w:type="spellEnd"/>
+      <w:r>
+        <w:rPr>
+          <w:rFonts w:ascii="Calibri" w:hAnsi="Calibri" w:cs="Calibri"/>
+          <w:sz w:val="20"/>
+          <w:szCs w:val="20"/>
+        </w:rPr>
+        <w:t>` object to a `String`.</w:t>
+      </w:r>
+    </w:p>
+    <w:p>
+      <w:pPr>
+        <w:pStyle w:val="NoSpacing"/>
+        <w:ind w:left="709"/>
+        <w:rPr>
+          <w:rFonts w:ascii="Calibri" w:hAnsi="Calibri" w:cs="Calibri"/>
+          <w:sz w:val="20"/>
+          <w:szCs w:val="20"/>
+        </w:rPr>
+      </w:pPr>
+      <w:r>
+        <w:rPr>
+          <w:rFonts w:ascii="Calibri" w:hAnsi="Calibri" w:cs="Calibri"/>
+          <w:sz w:val="20"/>
+          <w:szCs w:val="20"/>
+        </w:rPr>
+        <w:t xml:space="preserve">  - Example:</w:t>
+      </w:r>
+    </w:p>
+    <w:p>
+      <w:pPr>
+        <w:pStyle w:val="NoSpacing"/>
+        <w:ind w:left="709"/>
+        <w:rPr>
+          <w:rFonts w:ascii="Calibri" w:hAnsi="Calibri" w:cs="Calibri"/>
+          <w:sz w:val="20"/>
+          <w:szCs w:val="20"/>
+        </w:rPr>
+      </w:pPr>
+      <w:r>
+        <w:rPr>
+          <w:rFonts w:ascii="Calibri" w:hAnsi="Calibri" w:cs="Calibri"/>
+          <w:sz w:val="20"/>
+          <w:szCs w:val="20"/>
+        </w:rPr>
+        <w:t xml:space="preserve">    ```java</w:t>
+      </w:r>
+    </w:p>
+    <w:p>
+      <w:pPr>
+        <w:pStyle w:val="NoSpacing"/>
+        <w:ind w:left="709"/>
+        <w:rPr>
+          <w:rFonts w:ascii="Calibri" w:hAnsi="Calibri" w:cs="Calibri"/>
+          <w:sz w:val="20"/>
+          <w:szCs w:val="20"/>
+        </w:rPr>
+      </w:pPr>
+      <w:r>
+        <w:rPr>
+          <w:rFonts w:ascii="Calibri" w:hAnsi="Calibri" w:cs="Calibri"/>
+          <w:sz w:val="20"/>
+          <w:szCs w:val="20"/>
+        </w:rPr>
+        <w:t xml:space="preserve">    </w:t>
+      </w:r>
+      <w:proofErr w:type="spellStart"/>
+      <w:r>
+        <w:rPr>
+          <w:rFonts w:ascii="Calibri" w:hAnsi="Calibri" w:cs="Calibri"/>
+          <w:sz w:val="20"/>
+          <w:szCs w:val="20"/>
+        </w:rPr>
+        <w:t>StringBuffer</w:t>
+      </w:r>
+      <w:proofErr w:type="spellEnd"/>
+      <w:r>
+        <w:rPr>
+          <w:rFonts w:ascii="Calibri" w:hAnsi="Calibri" w:cs="Calibri"/>
+          <w:sz w:val="20"/>
+          <w:szCs w:val="20"/>
+        </w:rPr>
+        <w:t xml:space="preserve"> </w:t>
+      </w:r>
+      <w:proofErr w:type="spellStart"/>
+      <w:r>
+        <w:rPr>
+          <w:rFonts w:ascii="Calibri" w:hAnsi="Calibri" w:cs="Calibri"/>
+          <w:sz w:val="20"/>
+          <w:szCs w:val="20"/>
+        </w:rPr>
+        <w:t>sb</w:t>
+      </w:r>
+      <w:proofErr w:type="spellEnd"/>
+      <w:r>
+        <w:rPr>
+          <w:rFonts w:ascii="Calibri" w:hAnsi="Calibri" w:cs="Calibri"/>
+          <w:sz w:val="20"/>
+          <w:szCs w:val="20"/>
+        </w:rPr>
+        <w:t xml:space="preserve"> = new </w:t>
+      </w:r>
+      <w:proofErr w:type="spellStart"/>
+      <w:r>
+        <w:rPr>
+          <w:rFonts w:ascii="Calibri" w:hAnsi="Calibri" w:cs="Calibri"/>
+          <w:sz w:val="20"/>
+          <w:szCs w:val="20"/>
+        </w:rPr>
+        <w:t>StringBuffer</w:t>
+      </w:r>
+      <w:proofErr w:type="spellEnd"/>
+      <w:r>
+        <w:rPr>
+          <w:rFonts w:ascii="Calibri" w:hAnsi="Calibri" w:cs="Calibri"/>
+          <w:sz w:val="20"/>
+          <w:szCs w:val="20"/>
+        </w:rPr>
+        <w:t>("Hello");</w:t>
+      </w:r>
+    </w:p>
+    <w:p>
+      <w:pPr>
+        <w:pStyle w:val="NoSpacing"/>
+        <w:ind w:left="709"/>
+        <w:rPr>
+          <w:rFonts w:ascii="Calibri" w:hAnsi="Calibri" w:cs="Calibri"/>
+          <w:sz w:val="20"/>
+          <w:szCs w:val="20"/>
+        </w:rPr>
+      </w:pPr>
+      <w:r>
+        <w:rPr>
+          <w:rFonts w:ascii="Calibri" w:hAnsi="Calibri" w:cs="Calibri"/>
+          <w:sz w:val="20"/>
+          <w:szCs w:val="20"/>
+        </w:rPr>
+        <w:t xml:space="preserve">    String str = </w:t>
+      </w:r>
+      <w:proofErr w:type="spellStart"/>
+      <w:proofErr w:type="gramStart"/>
+      <w:r>
+        <w:rPr>
+          <w:rFonts w:ascii="Calibri" w:hAnsi="Calibri" w:cs="Calibri"/>
+          <w:sz w:val="20"/>
+          <w:szCs w:val="20"/>
+        </w:rPr>
+        <w:t>sb.toString</w:t>
+      </w:r>
+      <w:proofErr w:type="spellEnd"/>
+      <w:proofErr w:type="gramEnd"/>
+      <w:r>
+        <w:rPr>
+          <w:rFonts w:ascii="Calibri" w:hAnsi="Calibri" w:cs="Calibri"/>
+          <w:sz w:val="20"/>
+          <w:szCs w:val="20"/>
+        </w:rPr>
+        <w:t>();</w:t>
+      </w:r>
+    </w:p>
+    <w:p>
+      <w:pPr>
+        <w:pStyle w:val="NoSpacing"/>
+        <w:ind w:left="709"/>
+        <w:rPr>
+          <w:rFonts w:ascii="Calibri" w:hAnsi="Calibri" w:cs="Calibri"/>
+          <w:sz w:val="20"/>
+          <w:szCs w:val="20"/>
+        </w:rPr>
+      </w:pPr>
+      <w:r>
+        <w:rPr>
+          <w:rFonts w:ascii="Calibri" w:hAnsi="Calibri" w:cs="Calibri"/>
+          <w:sz w:val="20"/>
+          <w:szCs w:val="20"/>
+        </w:rPr>
+        <w:t xml:space="preserve">    </w:t>
+      </w:r>
+      <w:proofErr w:type="spellStart"/>
+      <w:r>
+        <w:rPr>
+          <w:rFonts w:ascii="Calibri" w:hAnsi="Calibri" w:cs="Calibri"/>
+          <w:sz w:val="20"/>
+          <w:szCs w:val="20"/>
+        </w:rPr>
+        <w:t>System.out.println</w:t>
+      </w:r>
+      <w:proofErr w:type="spellEnd"/>
+      <w:r>
+        <w:rPr>
+          <w:rFonts w:ascii="Calibri" w:hAnsi="Calibri" w:cs="Calibri"/>
+          <w:sz w:val="20"/>
+          <w:szCs w:val="20"/>
+        </w:rPr>
+        <w:t>(str</w:t>
+      </w:r>
+      <w:proofErr w:type="gramStart"/>
+      <w:r>
+        <w:rPr>
+          <w:rFonts w:ascii="Calibri" w:hAnsi="Calibri" w:cs="Calibri"/>
+          <w:sz w:val="20"/>
+          <w:szCs w:val="20"/>
+        </w:rPr>
+        <w:t>);  /</w:t>
+      </w:r>
+      <w:proofErr w:type="gramEnd"/>
+      <w:r>
+        <w:rPr>
+          <w:rFonts w:ascii="Calibri" w:hAnsi="Calibri" w:cs="Calibri"/>
+          <w:sz w:val="20"/>
+          <w:szCs w:val="20"/>
+        </w:rPr>
+        <w:t>/ Output: "Hello"</w:t>
+      </w:r>
+    </w:p>
+    <w:p>
+      <w:pPr>
+        <w:pStyle w:val="NoSpacing"/>
+        <w:ind w:left="709"/>
+        <w:rPr>
+          <w:rFonts w:ascii="Calibri" w:hAnsi="Calibri" w:cs="Calibri"/>
+          <w:sz w:val="20"/>
+          <w:szCs w:val="20"/>
+        </w:rPr>
+      </w:pPr>
+      <w:r>
+        <w:rPr>
+          <w:rFonts w:ascii="Calibri" w:hAnsi="Calibri" w:cs="Calibri"/>
+          <w:sz w:val="20"/>
+          <w:szCs w:val="20"/>
+        </w:rPr>
+        <w:t xml:space="preserve">    ```</w:t>
+      </w:r>
+    </w:p>
+    <w:p>
+      <w:pPr>
+        <w:pStyle w:val="NoSpacing"/>
+        <w:ind w:left="709"/>
+        <w:rPr>
+          <w:rFonts w:ascii="Calibri" w:hAnsi="Calibri" w:cs="Calibri"/>
+          <w:sz w:val="20"/>
+          <w:szCs w:val="20"/>
+        </w:rPr>
+      </w:pPr>
+    </w:p>
+    <w:p>
+      <w:pPr>
+        <w:pStyle w:val="NoSpacing"/>
+        <w:ind w:left="709"/>
+        <w:rPr>
+          <w:rFonts w:ascii="Calibri" w:hAnsi="Calibri" w:cs="Calibri"/>
+          <w:sz w:val="20"/>
+          <w:szCs w:val="20"/>
+        </w:rPr>
+      </w:pPr>
+      <w:r>
+        <w:rPr>
+          <w:rFonts w:ascii="Calibri" w:hAnsi="Calibri" w:cs="Calibri"/>
+          <w:sz w:val="20"/>
+          <w:szCs w:val="20"/>
+        </w:rPr>
+        <w:t>### Differences Between `</w:t>
+      </w:r>
+      <w:proofErr w:type="spellStart"/>
+      <w:r>
+        <w:rPr>
+          <w:rFonts w:ascii="Calibri" w:hAnsi="Calibri" w:cs="Calibri"/>
+          <w:sz w:val="20"/>
+          <w:szCs w:val="20"/>
+        </w:rPr>
+        <w:t>StringBuffer</w:t>
+      </w:r>
+      <w:proofErr w:type="spellEnd"/>
+      <w:r>
+        <w:rPr>
+          <w:rFonts w:ascii="Calibri" w:hAnsi="Calibri" w:cs="Calibri"/>
+          <w:sz w:val="20"/>
+          <w:szCs w:val="20"/>
+        </w:rPr>
+        <w:t>`, `StringBuilder`, and `String`:</w:t>
+      </w:r>
+    </w:p>
+    <w:p>
+      <w:pPr>
+        <w:pStyle w:val="NoSpacing"/>
+        <w:ind w:left="709"/>
+        <w:rPr>
+          <w:rFonts w:ascii="Calibri" w:hAnsi="Calibri" w:cs="Calibri"/>
+          <w:sz w:val="20"/>
+          <w:szCs w:val="20"/>
+        </w:rPr>
+      </w:pPr>
+    </w:p>
+    <w:p>
+      <w:pPr>
+        <w:pStyle w:val="NoSpacing"/>
+        <w:ind w:left="709"/>
+        <w:rPr>
+          <w:rFonts w:ascii="Calibri" w:hAnsi="Calibri" w:cs="Calibri"/>
+          <w:sz w:val="20"/>
+          <w:szCs w:val="20"/>
+        </w:rPr>
+      </w:pPr>
+      <w:r>
+        <w:rPr>
+          <w:rFonts w:ascii="Calibri" w:hAnsi="Calibri" w:cs="Calibri"/>
+          <w:sz w:val="20"/>
+          <w:szCs w:val="20"/>
+        </w:rPr>
+        <w:t>1. **`String`**:</w:t>
+      </w:r>
+    </w:p>
+    <w:p>
+      <w:pPr>
+        <w:pStyle w:val="NoSpacing"/>
+        <w:ind w:left="709"/>
+        <w:rPr>
+          <w:rFonts w:ascii="Calibri" w:hAnsi="Calibri" w:cs="Calibri"/>
+          <w:sz w:val="20"/>
+          <w:szCs w:val="20"/>
+        </w:rPr>
+      </w:pPr>
+      <w:r>
+        <w:rPr>
+          <w:rFonts w:ascii="Calibri" w:hAnsi="Calibri" w:cs="Calibri"/>
+          <w:sz w:val="20"/>
+          <w:szCs w:val="20"/>
+        </w:rPr>
+        <w:t xml:space="preserve">   - Immutable: Cannot be changed after creation.</w:t>
+      </w:r>
+    </w:p>
+    <w:p>
+      <w:pPr>
+        <w:pStyle w:val="NoSpacing"/>
+        <w:ind w:left="709"/>
+        <w:rPr>
+          <w:rFonts w:ascii="Calibri" w:hAnsi="Calibri" w:cs="Calibri"/>
+          <w:sz w:val="20"/>
+          <w:szCs w:val="20"/>
+        </w:rPr>
+      </w:pPr>
+      <w:r>
+        <w:rPr>
+          <w:rFonts w:ascii="Calibri" w:hAnsi="Calibri" w:cs="Calibri"/>
+          <w:sz w:val="20"/>
+          <w:szCs w:val="20"/>
+        </w:rPr>
+        <w:t xml:space="preserve">   - Thread safety: Not applicable.</w:t>
+      </w:r>
+    </w:p>
+    <w:p>
+      <w:pPr>
+        <w:pStyle w:val="NoSpacing"/>
+        <w:ind w:left="709"/>
+        <w:rPr>
+          <w:rFonts w:ascii="Calibri" w:hAnsi="Calibri" w:cs="Calibri"/>
+          <w:sz w:val="20"/>
+          <w:szCs w:val="20"/>
+        </w:rPr>
+      </w:pPr>
+      <w:r>
+        <w:rPr>
+          <w:rFonts w:ascii="Calibri" w:hAnsi="Calibri" w:cs="Calibri"/>
+          <w:sz w:val="20"/>
+          <w:szCs w:val="20"/>
+        </w:rPr>
+        <w:t xml:space="preserve">   - Use when the string content does not change frequently.</w:t>
+      </w:r>
+    </w:p>
+    <w:p>
+      <w:pPr>
+        <w:pStyle w:val="NoSpacing"/>
+        <w:ind w:left="709"/>
+        <w:rPr>
+          <w:rFonts w:ascii="Calibri" w:hAnsi="Calibri" w:cs="Calibri"/>
+          <w:sz w:val="20"/>
+          <w:szCs w:val="20"/>
+        </w:rPr>
+      </w:pPr>
+      <w:r>
+        <w:rPr>
+          <w:rFonts w:ascii="Calibri" w:hAnsi="Calibri" w:cs="Calibri"/>
+          <w:sz w:val="20"/>
+          <w:szCs w:val="20"/>
+        </w:rPr>
+        <w:t>2. **`</w:t>
+      </w:r>
+      <w:proofErr w:type="spellStart"/>
+      <w:r>
+        <w:rPr>
+          <w:rFonts w:ascii="Calibri" w:hAnsi="Calibri" w:cs="Calibri"/>
+          <w:sz w:val="20"/>
+          <w:szCs w:val="20"/>
+        </w:rPr>
+        <w:t>StringBuffer</w:t>
+      </w:r>
+      <w:proofErr w:type="spellEnd"/>
+      <w:r>
+        <w:rPr>
+          <w:rFonts w:ascii="Calibri" w:hAnsi="Calibri" w:cs="Calibri"/>
+          <w:sz w:val="20"/>
+          <w:szCs w:val="20"/>
+        </w:rPr>
+        <w:t>`**:</w:t>
+      </w:r>
+    </w:p>
+    <w:p>
+      <w:pPr>
+        <w:pStyle w:val="NoSpacing"/>
+        <w:ind w:left="709"/>
+        <w:rPr>
+          <w:rFonts w:ascii="Calibri" w:hAnsi="Calibri" w:cs="Calibri"/>
+          <w:sz w:val="20"/>
+          <w:szCs w:val="20"/>
+        </w:rPr>
+      </w:pPr>
+      <w:r>
+        <w:rPr>
+          <w:rFonts w:ascii="Calibri" w:hAnsi="Calibri" w:cs="Calibri"/>
+          <w:sz w:val="20"/>
+          <w:szCs w:val="20"/>
+        </w:rPr>
+        <w:t xml:space="preserve">   - Mutable: Can be changed after creation.</w:t>
+      </w:r>
+    </w:p>
+    <w:p>
+      <w:pPr>
+        <w:pStyle w:val="NoSpacing"/>
+        <w:ind w:left="709"/>
+        <w:rPr>
+          <w:rFonts w:ascii="Calibri" w:hAnsi="Calibri" w:cs="Calibri"/>
+          <w:sz w:val="20"/>
+          <w:szCs w:val="20"/>
+        </w:rPr>
+      </w:pPr>
+      <w:r>
+        <w:rPr>
+          <w:rFonts w:ascii="Calibri" w:hAnsi="Calibri" w:cs="Calibri"/>
+          <w:sz w:val="20"/>
+          <w:szCs w:val="20"/>
+        </w:rPr>
+        <w:t xml:space="preserve">   - Thread safety: Synchronized, making it thread-safe.</w:t>
+      </w:r>
+    </w:p>
+    <w:p>
+      <w:pPr>
+        <w:pStyle w:val="NoSpacing"/>
+        <w:ind w:left="709"/>
+        <w:rPr>
+          <w:rFonts w:ascii="Calibri" w:hAnsi="Calibri" w:cs="Calibri"/>
+          <w:sz w:val="20"/>
+          <w:szCs w:val="20"/>
+        </w:rPr>
+      </w:pPr>
+      <w:r>
+        <w:rPr>
+          <w:rFonts w:ascii="Calibri" w:hAnsi="Calibri" w:cs="Calibri"/>
+          <w:sz w:val="20"/>
+          <w:szCs w:val="20"/>
+        </w:rPr>
+        <w:t xml:space="preserve">   - Use in multithreaded environments </w:t>
+      </w:r>
+      <w:proofErr w:type="gramStart"/>
+      <w:r>
+        <w:rPr>
+          <w:rFonts w:ascii="Calibri" w:hAnsi="Calibri" w:cs="Calibri"/>
+          <w:sz w:val="20"/>
+          <w:szCs w:val="20"/>
+        </w:rPr>
+        <w:t>where</w:t>
+      </w:r>
+      <w:proofErr w:type="gramEnd"/>
+      <w:r>
+        <w:rPr>
+          <w:rFonts w:ascii="Calibri" w:hAnsi="Calibri" w:cs="Calibri"/>
+          <w:sz w:val="20"/>
+          <w:szCs w:val="20"/>
+        </w:rPr>
+        <w:t xml:space="preserve"> string content changes frequently.</w:t>
+      </w:r>
+    </w:p>
+    <w:p>
+      <w:pPr>
+        <w:pStyle w:val="NoSpacing"/>
+        <w:ind w:left="709"/>
+        <w:rPr>
+          <w:rFonts w:ascii="Calibri" w:hAnsi="Calibri" w:cs="Calibri"/>
+          <w:sz w:val="20"/>
+          <w:szCs w:val="20"/>
+        </w:rPr>
+      </w:pPr>
+      <w:r>
+        <w:rPr>
+          <w:rFonts w:ascii="Calibri" w:hAnsi="Calibri" w:cs="Calibri"/>
+          <w:sz w:val="20"/>
+          <w:szCs w:val="20"/>
+        </w:rPr>
+        <w:t>3. **`StringBuilder`**:</w:t>
+      </w:r>
+    </w:p>
+    <w:p>
+      <w:pPr>
+        <w:pStyle w:val="NoSpacing"/>
+        <w:ind w:left="709"/>
+        <w:rPr>
+          <w:rFonts w:ascii="Calibri" w:hAnsi="Calibri" w:cs="Calibri"/>
+          <w:sz w:val="20"/>
+          <w:szCs w:val="20"/>
+        </w:rPr>
+      </w:pPr>
+      <w:r>
+        <w:rPr>
+          <w:rFonts w:ascii="Calibri" w:hAnsi="Calibri" w:cs="Calibri"/>
+          <w:sz w:val="20"/>
+          <w:szCs w:val="20"/>
+        </w:rPr>
+        <w:t xml:space="preserve">   - Mutable: Can be changed after creation.</w:t>
+      </w:r>
+    </w:p>
+    <w:p>
+      <w:pPr>
+        <w:pStyle w:val="NoSpacing"/>
+        <w:ind w:left="709"/>
+        <w:rPr>
+          <w:rFonts w:ascii="Calibri" w:hAnsi="Calibri" w:cs="Calibri"/>
+          <w:sz w:val="20"/>
+          <w:szCs w:val="20"/>
+        </w:rPr>
+      </w:pPr>
+      <w:r>
+        <w:rPr>
+          <w:rFonts w:ascii="Calibri" w:hAnsi="Calibri" w:cs="Calibri"/>
+          <w:sz w:val="20"/>
+          <w:szCs w:val="20"/>
+        </w:rPr>
+        <w:lastRenderedPageBreak/>
+        <w:t xml:space="preserve">   - Thread safety: Not synchronized, so not thread-safe.</w:t>
+      </w:r>
+    </w:p>
+    <w:p>
+      <w:pPr>
+        <w:pStyle w:val="NoSpacing"/>
+        <w:ind w:left="709"/>
+        <w:rPr>
+          <w:rFonts w:ascii="Calibri" w:hAnsi="Calibri" w:cs="Calibri"/>
+          <w:sz w:val="20"/>
+          <w:szCs w:val="20"/>
+        </w:rPr>
+      </w:pPr>
+      <w:r>
+        <w:rPr>
+          <w:rFonts w:ascii="Calibri" w:hAnsi="Calibri" w:cs="Calibri"/>
+          <w:sz w:val="20"/>
+          <w:szCs w:val="20"/>
+        </w:rPr>
+        <w:t xml:space="preserve">   - Use in single-threaded environments </w:t>
+      </w:r>
+      <w:proofErr w:type="gramStart"/>
+      <w:r>
+        <w:rPr>
+          <w:rFonts w:ascii="Calibri" w:hAnsi="Calibri" w:cs="Calibri"/>
+          <w:sz w:val="20"/>
+          <w:szCs w:val="20"/>
+        </w:rPr>
+        <w:t>where</w:t>
+      </w:r>
+      <w:proofErr w:type="gramEnd"/>
+      <w:r>
+        <w:rPr>
+          <w:rFonts w:ascii="Calibri" w:hAnsi="Calibri" w:cs="Calibri"/>
+          <w:sz w:val="20"/>
+          <w:szCs w:val="20"/>
+        </w:rPr>
+        <w:t xml:space="preserve"> string content changes frequently.</w:t>
+      </w:r>
+    </w:p>
+    <w:p>
+      <w:pPr>
+        <w:pStyle w:val="NoSpacing"/>
+        <w:ind w:left="709"/>
+        <w:rPr>
+          <w:rFonts w:ascii="Calibri" w:hAnsi="Calibri" w:cs="Calibri"/>
+          <w:sz w:val="20"/>
+          <w:szCs w:val="20"/>
+        </w:rPr>
+      </w:pPr>
+      <w:r>
+        <w:rPr>
+          <w:rFonts w:ascii="Calibri" w:hAnsi="Calibri" w:cs="Calibri"/>
+          <w:sz w:val="20"/>
+          <w:szCs w:val="20"/>
+        </w:rPr>
+        <w:t>### Summary:</w:t>
+      </w:r>
+    </w:p>
+    <w:p>
+      <w:pPr>
+        <w:pStyle w:val="NoSpacing"/>
+        <w:ind w:left="709"/>
+        <w:rPr>
+          <w:rFonts w:ascii="Calibri" w:hAnsi="Calibri" w:cs="Calibri"/>
+          <w:sz w:val="20"/>
+          <w:szCs w:val="20"/>
+        </w:rPr>
+      </w:pPr>
+      <w:r>
+        <w:rPr>
+          <w:rFonts w:ascii="Calibri" w:hAnsi="Calibri" w:cs="Calibri"/>
+          <w:sz w:val="20"/>
+          <w:szCs w:val="20"/>
+        </w:rPr>
+        <w:t>- Use `</w:t>
+      </w:r>
+      <w:proofErr w:type="spellStart"/>
+      <w:r>
+        <w:rPr>
+          <w:rFonts w:ascii="Calibri" w:hAnsi="Calibri" w:cs="Calibri"/>
+          <w:sz w:val="20"/>
+          <w:szCs w:val="20"/>
+        </w:rPr>
+        <w:t>StringBuffer</w:t>
+      </w:r>
+      <w:proofErr w:type="spellEnd"/>
+      <w:r>
+        <w:rPr>
+          <w:rFonts w:ascii="Calibri" w:hAnsi="Calibri" w:cs="Calibri"/>
+          <w:sz w:val="20"/>
+          <w:szCs w:val="20"/>
+        </w:rPr>
+        <w:t>` when you need a mutable sequence of characters and require thread safety.</w:t>
+      </w:r>
+    </w:p>
+    <w:p>
+      <w:pPr>
+        <w:pStyle w:val="NoSpacing"/>
+        <w:ind w:left="709"/>
+        <w:rPr>
+          <w:rFonts w:ascii="Calibri" w:hAnsi="Calibri" w:cs="Calibri"/>
+          <w:sz w:val="20"/>
+          <w:szCs w:val="20"/>
+        </w:rPr>
+      </w:pPr>
+      <w:r>
+        <w:rPr>
+          <w:rFonts w:ascii="Calibri" w:hAnsi="Calibri" w:cs="Calibri"/>
+          <w:sz w:val="20"/>
+          <w:szCs w:val="20"/>
+        </w:rPr>
+        <w:t>- For single-threaded environments where performance is a concern, prefer `StringBuilder` over `</w:t>
+      </w:r>
+      <w:proofErr w:type="spellStart"/>
+      <w:r>
+        <w:rPr>
+          <w:rFonts w:ascii="Calibri" w:hAnsi="Calibri" w:cs="Calibri"/>
+          <w:sz w:val="20"/>
+          <w:szCs w:val="20"/>
+        </w:rPr>
+        <w:t>StringBuffer</w:t>
+      </w:r>
+      <w:proofErr w:type="spellEnd"/>
+      <w:r>
+        <w:rPr>
+          <w:rFonts w:ascii="Calibri" w:hAnsi="Calibri" w:cs="Calibri"/>
+          <w:sz w:val="20"/>
+          <w:szCs w:val="20"/>
+        </w:rPr>
+        <w:t>`. For immutability and simplicity, use `String`.</w:t>
+      </w:r>
+    </w:p>
+    <w:p>
+      <w:pPr>
+        <w:pStyle w:val="ListParagraph"/>
+        <w:ind w:left="284"/>
+        <w:rPr>
+          <w:b/>
+          <w:bCs/>
+          <w:sz w:val="24"/>
+          <w:szCs w:val="24"/>
+          <w:u w:val="single"/>
+        </w:rPr>
+      </w:pPr>
+    </w:p>
+    <w:p>
+      <w:pPr>
+        <w:pStyle w:val="ListParagraph"/>
+        <w:numPr>
+          <w:ilvl w:val="0"/>
+          <w:numId w:val="2"/>
+        </w:numPr>
+        <w:ind w:left="284" w:firstLine="0"/>
+        <w:rPr>
+          <w:b/>
+          <w:bCs/>
+          <w:sz w:val="24"/>
+          <w:szCs w:val="24"/>
+          <w:u w:val="single"/>
+        </w:rPr>
+      </w:pPr>
+      <w:r>
+        <w:rPr>
+          <w:b/>
+          <w:bCs/>
+          <w:sz w:val="24"/>
+          <w:szCs w:val="24"/>
+        </w:rPr>
+        <w:t>How Counting Sort Works:</w:t>
+      </w:r>
+    </w:p>
+    <w:p>
+      <w:pPr>
+        <w:pStyle w:val="ListParagraph"/>
+        <w:numPr>
+          <w:ilvl w:val="0"/>
+          <w:numId w:val="6"/>
+        </w:numPr>
+        <w:rPr>
+          <w:sz w:val="20"/>
+          <w:szCs w:val="20"/>
+        </w:rPr>
+      </w:pPr>
+      <w:r>
+        <w:rPr>
+          <w:sz w:val="20"/>
+          <w:szCs w:val="20"/>
+        </w:rPr>
+        <w:t>Determine the Range:</w:t>
+      </w:r>
+    </w:p>
+    <w:p>
+      <w:pPr>
+        <w:pStyle w:val="ListParagraph"/>
+        <w:numPr>
+          <w:ilvl w:val="1"/>
+          <w:numId w:val="6"/>
+        </w:numPr>
+        <w:rPr>
+          <w:sz w:val="20"/>
+          <w:szCs w:val="20"/>
+        </w:rPr>
+      </w:pPr>
+      <w:r>
+        <w:rPr>
+          <w:sz w:val="20"/>
+          <w:szCs w:val="20"/>
+        </w:rPr>
+        <w:t>Identify the minimum and maximum values in the input array to determine the range of the values.</w:t>
+      </w:r>
+    </w:p>
+    <w:p>
+      <w:pPr>
+        <w:pStyle w:val="ListParagraph"/>
+        <w:numPr>
+          <w:ilvl w:val="0"/>
+          <w:numId w:val="6"/>
+        </w:numPr>
+        <w:rPr>
+          <w:sz w:val="20"/>
+          <w:szCs w:val="20"/>
+        </w:rPr>
+      </w:pPr>
+      <w:r>
+        <w:rPr>
+          <w:sz w:val="20"/>
+          <w:szCs w:val="20"/>
+        </w:rPr>
+        <w:t>Count Occurrences:</w:t>
+      </w:r>
+    </w:p>
+    <w:p>
+      <w:pPr>
+        <w:pStyle w:val="ListParagraph"/>
+        <w:numPr>
+          <w:ilvl w:val="1"/>
+          <w:numId w:val="6"/>
+        </w:numPr>
+        <w:rPr>
+          <w:sz w:val="20"/>
+          <w:szCs w:val="20"/>
+        </w:rPr>
+      </w:pPr>
+      <w:r>
+        <w:rPr>
+          <w:sz w:val="20"/>
+          <w:szCs w:val="20"/>
+        </w:rPr>
+        <w:t>Create an auxiliary array (often called the "count array") that has a length equal to the range of input values. Initialize this array with zeros.</w:t>
+      </w:r>
+    </w:p>
+    <w:p>
+      <w:pPr>
+        <w:pStyle w:val="ListParagraph"/>
+        <w:numPr>
+          <w:ilvl w:val="1"/>
+          <w:numId w:val="6"/>
+        </w:numPr>
+        <w:rPr>
+          <w:sz w:val="20"/>
+          <w:szCs w:val="20"/>
+        </w:rPr>
+      </w:pPr>
+      <w:r>
+        <w:rPr>
+          <w:sz w:val="20"/>
+          <w:szCs w:val="20"/>
+        </w:rPr>
+        <w:t>Traverse the input array, and for each element, increment the corresponding index in the count array. This results in a count of how many times each value appears in the input array.</w:t>
+      </w:r>
+    </w:p>
+    <w:p>
+      <w:pPr>
+        <w:pStyle w:val="ListParagraph"/>
+        <w:numPr>
+          <w:ilvl w:val="0"/>
+          <w:numId w:val="6"/>
+        </w:numPr>
+        <w:rPr>
+          <w:sz w:val="20"/>
+          <w:szCs w:val="20"/>
+        </w:rPr>
+      </w:pPr>
+      <w:r>
+        <w:rPr>
+          <w:sz w:val="20"/>
+          <w:szCs w:val="20"/>
+        </w:rPr>
+        <w:t>Compute Cumulative Counts:</w:t>
+      </w:r>
+    </w:p>
+    <w:p>
+      <w:pPr>
+        <w:pStyle w:val="ListParagraph"/>
+        <w:numPr>
+          <w:ilvl w:val="1"/>
+          <w:numId w:val="6"/>
+        </w:numPr>
+        <w:rPr>
+          <w:sz w:val="20"/>
+          <w:szCs w:val="20"/>
+        </w:rPr>
+      </w:pPr>
+      <w:r>
+        <w:rPr>
+          <w:sz w:val="20"/>
+          <w:szCs w:val="20"/>
+        </w:rPr>
+        <w:t>Modify the count array such that each element at index i contains the sum of counts up to that index. This step effectively tells you the position of each element in the sorted array.</w:t>
+      </w:r>
+    </w:p>
+    <w:p>
+      <w:pPr>
+        <w:pStyle w:val="ListParagraph"/>
+        <w:numPr>
+          <w:ilvl w:val="0"/>
+          <w:numId w:val="6"/>
+        </w:numPr>
+        <w:rPr>
+          <w:sz w:val="20"/>
+          <w:szCs w:val="20"/>
+        </w:rPr>
+      </w:pPr>
+      <w:r>
+        <w:rPr>
+          <w:sz w:val="20"/>
+          <w:szCs w:val="20"/>
+        </w:rPr>
+        <w:t>Build the Output Array:</w:t>
+      </w:r>
+    </w:p>
+    <w:p>
+      <w:pPr>
+        <w:pStyle w:val="ListParagraph"/>
+        <w:numPr>
+          <w:ilvl w:val="1"/>
+          <w:numId w:val="6"/>
+        </w:numPr>
+        <w:rPr>
+          <w:sz w:val="20"/>
+          <w:szCs w:val="20"/>
+        </w:rPr>
+      </w:pPr>
+      <w:r>
+        <w:rPr>
+          <w:sz w:val="20"/>
+          <w:szCs w:val="20"/>
+        </w:rPr>
+        <w:t>Iterate over the input array in reverse order. For each element, place it in the correct position in the output array (determined by the cumulative count) and decrement the corresponding count in the count array.</w:t>
+      </w:r>
+    </w:p>
+    <w:p>
+      <w:pPr>
+        <w:pStyle w:val="ListParagraph"/>
+        <w:numPr>
+          <w:ilvl w:val="0"/>
+          <w:numId w:val="6"/>
+        </w:numPr>
+        <w:rPr>
+          <w:sz w:val="20"/>
+          <w:szCs w:val="20"/>
+        </w:rPr>
+      </w:pPr>
+      <w:r>
+        <w:rPr>
+          <w:sz w:val="20"/>
+          <w:szCs w:val="20"/>
+        </w:rPr>
+        <w:t>Copy to Original Array (if needed):</w:t>
+      </w:r>
+    </w:p>
+    <w:p>
+      <w:pPr>
+        <w:pStyle w:val="ListParagraph"/>
+        <w:numPr>
+          <w:ilvl w:val="1"/>
+          <w:numId w:val="6"/>
+        </w:numPr>
+        <w:rPr>
+          <w:sz w:val="20"/>
+          <w:szCs w:val="20"/>
+        </w:rPr>
+      </w:pPr>
+      <w:r>
+        <w:rPr>
+          <w:sz w:val="20"/>
+          <w:szCs w:val="20"/>
+        </w:rPr>
+        <w:t>If you want the result back in the original array, you can copy the elements from the output array to the original array.</w:t>
+      </w:r>
+    </w:p>
+    <w:p>
+      <w:pPr>
+        <w:pStyle w:val="ListParagraph"/>
+        <w:ind w:left="284"/>
+        <w:rPr>
+          <w:sz w:val="20"/>
+          <w:szCs w:val="20"/>
+        </w:rPr>
+      </w:pPr>
+      <w:r>
+        <w:rPr>
+          <w:sz w:val="20"/>
+          <w:szCs w:val="20"/>
+        </w:rPr>
+        <w:t>Example:</w:t>
+      </w:r>
+    </w:p>
+    <w:p>
+      <w:pPr>
+        <w:pStyle w:val="ListParagraph"/>
+        <w:ind w:left="284"/>
+        <w:rPr>
+          <w:sz w:val="20"/>
+          <w:szCs w:val="20"/>
+        </w:rPr>
+      </w:pPr>
+      <w:r>
+        <w:rPr>
+          <w:sz w:val="20"/>
+          <w:szCs w:val="20"/>
+        </w:rPr>
+        <w:t>Let's sort the array [4, 2, 2, 8, 3, 3, 1] using counting sort.</w:t>
+      </w:r>
+    </w:p>
+    <w:p>
+      <w:pPr>
+        <w:pStyle w:val="ListParagraph"/>
+        <w:numPr>
+          <w:ilvl w:val="0"/>
+          <w:numId w:val="7"/>
+        </w:numPr>
+        <w:rPr>
+          <w:sz w:val="20"/>
+          <w:szCs w:val="20"/>
+        </w:rPr>
+      </w:pPr>
+      <w:r>
+        <w:rPr>
+          <w:sz w:val="20"/>
+          <w:szCs w:val="20"/>
+        </w:rPr>
+        <w:t>Determine the Range:</w:t>
+      </w:r>
+    </w:p>
+    <w:p>
+      <w:pPr>
+        <w:pStyle w:val="ListParagraph"/>
+        <w:numPr>
+          <w:ilvl w:val="1"/>
+          <w:numId w:val="7"/>
+        </w:numPr>
+        <w:rPr>
+          <w:sz w:val="20"/>
+          <w:szCs w:val="20"/>
+        </w:rPr>
+      </w:pPr>
+      <w:r>
+        <w:rPr>
+          <w:sz w:val="20"/>
+          <w:szCs w:val="20"/>
+        </w:rPr>
+        <w:t>The minimum value is 1, and the maximum value is 8. The range is 8 - 1 + 1 = 8.</w:t>
+      </w:r>
+    </w:p>
+    <w:p>
+      <w:pPr>
+        <w:pStyle w:val="ListParagraph"/>
+        <w:numPr>
+          <w:ilvl w:val="0"/>
+          <w:numId w:val="7"/>
+        </w:numPr>
+        <w:rPr>
+          <w:sz w:val="20"/>
+          <w:szCs w:val="20"/>
+        </w:rPr>
+      </w:pPr>
+      <w:r>
+        <w:rPr>
+          <w:sz w:val="20"/>
+          <w:szCs w:val="20"/>
+        </w:rPr>
+        <w:t>Count Occurrences:</w:t>
+      </w:r>
+    </w:p>
+    <w:p>
+      <w:pPr>
+        <w:pStyle w:val="ListParagraph"/>
+        <w:numPr>
+          <w:ilvl w:val="1"/>
+          <w:numId w:val="7"/>
+        </w:numPr>
+        <w:rPr>
+          <w:sz w:val="20"/>
+          <w:szCs w:val="20"/>
+        </w:rPr>
+      </w:pPr>
+      <w:r>
+        <w:rPr>
+          <w:sz w:val="20"/>
+          <w:szCs w:val="20"/>
+        </w:rPr>
+        <w:t>Create a count array of size 8 (since the range is 8). Initialize it with zeros: [0, 0, 0, 0, 0, 0, 0, 0].</w:t>
+      </w:r>
+    </w:p>
+    <w:p>
+      <w:pPr>
+        <w:pStyle w:val="ListParagraph"/>
+        <w:numPr>
+          <w:ilvl w:val="1"/>
+          <w:numId w:val="7"/>
+        </w:numPr>
+        <w:rPr>
+          <w:sz w:val="20"/>
+          <w:szCs w:val="20"/>
+        </w:rPr>
+      </w:pPr>
+      <w:r>
+        <w:rPr>
+          <w:sz w:val="20"/>
+          <w:szCs w:val="20"/>
+        </w:rPr>
+        <w:t>Traverse the input array and update the count array:</w:t>
+      </w:r>
+    </w:p>
+    <w:p>
+      <w:pPr>
+        <w:pStyle w:val="ListParagraph"/>
+        <w:numPr>
+          <w:ilvl w:val="2"/>
+          <w:numId w:val="7"/>
+        </w:numPr>
+        <w:rPr>
+          <w:sz w:val="20"/>
+          <w:szCs w:val="20"/>
+        </w:rPr>
+      </w:pPr>
+      <w:r>
+        <w:rPr>
+          <w:sz w:val="20"/>
+          <w:szCs w:val="20"/>
+        </w:rPr>
+        <w:t>Count of 1: [1, 0, 0, 0, 0, 0, 0, 0]</w:t>
+      </w:r>
+    </w:p>
+    <w:p>
+      <w:pPr>
+        <w:pStyle w:val="ListParagraph"/>
+        <w:numPr>
+          <w:ilvl w:val="2"/>
+          <w:numId w:val="7"/>
+        </w:numPr>
+        <w:rPr>
+          <w:sz w:val="20"/>
+          <w:szCs w:val="20"/>
+        </w:rPr>
+      </w:pPr>
+      <w:r>
+        <w:rPr>
+          <w:sz w:val="20"/>
+          <w:szCs w:val="20"/>
+        </w:rPr>
+        <w:t>Count of 2: [1, 2, 0, 0, 0, 0, 0, 0]</w:t>
+      </w:r>
+    </w:p>
+    <w:p>
+      <w:pPr>
+        <w:pStyle w:val="ListParagraph"/>
+        <w:numPr>
+          <w:ilvl w:val="2"/>
+          <w:numId w:val="7"/>
+        </w:numPr>
+        <w:rPr>
+          <w:sz w:val="20"/>
+          <w:szCs w:val="20"/>
+        </w:rPr>
+      </w:pPr>
+      <w:r>
+        <w:rPr>
+          <w:sz w:val="20"/>
+          <w:szCs w:val="20"/>
+        </w:rPr>
+        <w:t>Count of 3: [1, 2, 2, 0, 0, 0, 0, 0]</w:t>
+      </w:r>
+    </w:p>
+    <w:p>
+      <w:pPr>
+        <w:pStyle w:val="ListParagraph"/>
+        <w:numPr>
+          <w:ilvl w:val="2"/>
+          <w:numId w:val="7"/>
+        </w:numPr>
+        <w:rPr>
+          <w:sz w:val="20"/>
+          <w:szCs w:val="20"/>
+        </w:rPr>
+      </w:pPr>
+      <w:r>
+        <w:rPr>
+          <w:sz w:val="20"/>
+          <w:szCs w:val="20"/>
+        </w:rPr>
+        <w:t>Count of 4: [1, 2, 2, 1, 0, 0, 0, 0]</w:t>
+      </w:r>
+    </w:p>
+    <w:p>
+      <w:pPr>
+        <w:pStyle w:val="ListParagraph"/>
+        <w:numPr>
+          <w:ilvl w:val="2"/>
+          <w:numId w:val="7"/>
+        </w:numPr>
+        <w:rPr>
+          <w:sz w:val="20"/>
+          <w:szCs w:val="20"/>
+        </w:rPr>
+      </w:pPr>
+      <w:r>
+        <w:rPr>
+          <w:sz w:val="20"/>
+          <w:szCs w:val="20"/>
+        </w:rPr>
+        <w:t>Count of 8: [1, 2, 2, 1, 0, 0, 0, 1]</w:t>
+      </w:r>
+    </w:p>
+    <w:p>
+      <w:pPr>
+        <w:pStyle w:val="ListParagraph"/>
+        <w:numPr>
+          <w:ilvl w:val="0"/>
+          <w:numId w:val="7"/>
+        </w:numPr>
+        <w:rPr>
+          <w:sz w:val="20"/>
+          <w:szCs w:val="20"/>
+        </w:rPr>
+      </w:pPr>
+      <w:r>
+        <w:rPr>
+          <w:sz w:val="20"/>
+          <w:szCs w:val="20"/>
+        </w:rPr>
+        <w:t>Compute Cumulative Counts:</w:t>
+      </w:r>
+    </w:p>
+    <w:p>
+      <w:pPr>
+        <w:pStyle w:val="ListParagraph"/>
+        <w:numPr>
+          <w:ilvl w:val="1"/>
+          <w:numId w:val="7"/>
+        </w:numPr>
+        <w:rPr>
+          <w:sz w:val="20"/>
+          <w:szCs w:val="20"/>
+        </w:rPr>
+      </w:pPr>
+      <w:r>
+        <w:rPr>
+          <w:sz w:val="20"/>
+          <w:szCs w:val="20"/>
+        </w:rPr>
+        <w:t>Modify the count array to get cumulative counts:</w:t>
+      </w:r>
+    </w:p>
+    <w:p>
+      <w:pPr>
+        <w:pStyle w:val="ListParagraph"/>
+        <w:numPr>
+          <w:ilvl w:val="2"/>
+          <w:numId w:val="7"/>
+        </w:numPr>
+        <w:rPr>
+          <w:sz w:val="20"/>
+          <w:szCs w:val="20"/>
+        </w:rPr>
+      </w:pPr>
+      <w:r>
+        <w:rPr>
+          <w:sz w:val="20"/>
+          <w:szCs w:val="20"/>
+        </w:rPr>
+        <w:t>[1, 3, 5, 6, 6, 6, 6, 7]</w:t>
+      </w:r>
+    </w:p>
+    <w:p>
+      <w:pPr>
+        <w:pStyle w:val="ListParagraph"/>
+        <w:numPr>
+          <w:ilvl w:val="0"/>
+          <w:numId w:val="7"/>
+        </w:numPr>
+        <w:rPr>
+          <w:sz w:val="20"/>
+          <w:szCs w:val="20"/>
+        </w:rPr>
+      </w:pPr>
+      <w:r>
+        <w:rPr>
+          <w:sz w:val="20"/>
+          <w:szCs w:val="20"/>
+        </w:rPr>
+        <w:t>Build the Output Array:</w:t>
+      </w:r>
+    </w:p>
+    <w:p>
+      <w:pPr>
+        <w:pStyle w:val="ListParagraph"/>
+        <w:numPr>
+          <w:ilvl w:val="1"/>
+          <w:numId w:val="7"/>
+        </w:numPr>
+        <w:rPr>
+          <w:sz w:val="20"/>
+          <w:szCs w:val="20"/>
+        </w:rPr>
+      </w:pPr>
+      <w:r>
+        <w:rPr>
+          <w:sz w:val="20"/>
+          <w:szCs w:val="20"/>
+        </w:rPr>
+        <w:t>Traverse the input array in reverse, placing elements in the correct positions in the output array:</w:t>
+      </w:r>
+    </w:p>
+    <w:p>
+      <w:pPr>
+        <w:pStyle w:val="ListParagraph"/>
+        <w:numPr>
+          <w:ilvl w:val="2"/>
+          <w:numId w:val="7"/>
+        </w:numPr>
+        <w:rPr>
+          <w:sz w:val="20"/>
+          <w:szCs w:val="20"/>
+        </w:rPr>
+      </w:pPr>
+      <w:r>
+        <w:rPr>
+          <w:sz w:val="20"/>
+          <w:szCs w:val="20"/>
+        </w:rPr>
+        <w:t>Place 1 at position 0: [1, 0, 0, 0, 0, 0, 0]</w:t>
+      </w:r>
+    </w:p>
+    <w:p>
+      <w:pPr>
+        <w:pStyle w:val="ListParagraph"/>
+        <w:numPr>
+          <w:ilvl w:val="2"/>
+          <w:numId w:val="7"/>
+        </w:numPr>
+        <w:rPr>
+          <w:sz w:val="20"/>
+          <w:szCs w:val="20"/>
+        </w:rPr>
+      </w:pPr>
+      <w:r>
+        <w:rPr>
+          <w:sz w:val="20"/>
+          <w:szCs w:val="20"/>
+        </w:rPr>
+        <w:t>Place 2 at position 2: [1, 2, 2, 0, 0, 0, 0]</w:t>
+      </w:r>
+    </w:p>
+    <w:p>
+      <w:pPr>
+        <w:pStyle w:val="ListParagraph"/>
+        <w:numPr>
+          <w:ilvl w:val="2"/>
+          <w:numId w:val="7"/>
+        </w:numPr>
+        <w:rPr>
+          <w:sz w:val="20"/>
+          <w:szCs w:val="20"/>
+        </w:rPr>
+      </w:pPr>
+      <w:r>
+        <w:rPr>
+          <w:sz w:val="20"/>
+          <w:szCs w:val="20"/>
+        </w:rPr>
+        <w:t>Place 3 at position 4: [1, 2, 2, 3, 3, 0, 0]</w:t>
+      </w:r>
+    </w:p>
+    <w:p>
+      <w:pPr>
+        <w:pStyle w:val="ListParagraph"/>
+        <w:numPr>
+          <w:ilvl w:val="2"/>
+          <w:numId w:val="7"/>
+        </w:numPr>
+        <w:rPr>
+          <w:sz w:val="20"/>
+          <w:szCs w:val="20"/>
+        </w:rPr>
+      </w:pPr>
+      <w:r>
+        <w:rPr>
+          <w:sz w:val="20"/>
+          <w:szCs w:val="20"/>
+        </w:rPr>
+        <w:t>Place 4 at position 5: [1, 2, 2, 3, 3, 4, 0]</w:t>
+      </w:r>
+    </w:p>
+    <w:p>
+      <w:pPr>
+        <w:pStyle w:val="ListParagraph"/>
+        <w:numPr>
+          <w:ilvl w:val="2"/>
+          <w:numId w:val="7"/>
+        </w:numPr>
+        <w:rPr>
+          <w:sz w:val="20"/>
+          <w:szCs w:val="20"/>
+        </w:rPr>
+      </w:pPr>
+      <w:r>
+        <w:rPr>
+          <w:sz w:val="20"/>
+          <w:szCs w:val="20"/>
+        </w:rPr>
+        <w:t>Place 8 at position 6: [1, 2, 2, 3, 3, 4, 8]</w:t>
+      </w:r>
+    </w:p>
+    <w:p>
+      <w:pPr>
+        <w:pStyle w:val="ListParagraph"/>
+        <w:numPr>
+          <w:ilvl w:val="0"/>
+          <w:numId w:val="7"/>
+        </w:numPr>
+        <w:rPr>
+          <w:sz w:val="20"/>
+          <w:szCs w:val="20"/>
+        </w:rPr>
+      </w:pPr>
+      <w:r>
+        <w:rPr>
+          <w:sz w:val="20"/>
+          <w:szCs w:val="20"/>
+        </w:rPr>
+        <w:t>Result:</w:t>
+      </w:r>
+    </w:p>
+    <w:p>
+      <w:pPr>
+        <w:pStyle w:val="ListParagraph"/>
+        <w:numPr>
+          <w:ilvl w:val="1"/>
+          <w:numId w:val="7"/>
+        </w:numPr>
+        <w:rPr>
+          <w:sz w:val="20"/>
+          <w:szCs w:val="20"/>
+        </w:rPr>
+      </w:pPr>
+      <w:r>
+        <w:rPr>
+          <w:sz w:val="20"/>
+          <w:szCs w:val="20"/>
+        </w:rPr>
+        <w:t>The output array is [1, 2, 2, 3, 3, 4, 8].</w:t>
+      </w:r>
+    </w:p>
+    <w:p>
+      <w:pPr>
+        <w:pStyle w:val="ListParagraph"/>
+        <w:ind w:left="284"/>
+        <w:rPr>
+          <w:sz w:val="20"/>
+          <w:szCs w:val="20"/>
+        </w:rPr>
+      </w:pPr>
+      <w:r>
+        <w:rPr>
+          <w:sz w:val="20"/>
+          <w:szCs w:val="20"/>
+        </w:rPr>
+        <w:t>Time Complexity:</w:t>
+      </w:r>
+    </w:p>
+    <w:p>
+      <w:pPr>
+        <w:pStyle w:val="ListParagraph"/>
+        <w:numPr>
+          <w:ilvl w:val="0"/>
+          <w:numId w:val="8"/>
+        </w:numPr>
+        <w:rPr>
+          <w:sz w:val="20"/>
+          <w:szCs w:val="20"/>
+        </w:rPr>
+      </w:pPr>
+      <w:proofErr w:type="gramStart"/>
+      <w:r>
+        <w:rPr>
+          <w:sz w:val="20"/>
+          <w:szCs w:val="20"/>
+        </w:rPr>
+        <w:lastRenderedPageBreak/>
+        <w:t>O(</w:t>
+      </w:r>
+      <w:proofErr w:type="gramEnd"/>
+      <w:r>
+        <w:rPr>
+          <w:sz w:val="20"/>
+          <w:szCs w:val="20"/>
+        </w:rPr>
+        <w:t>n + k) where n is the number of elements in the input array, and k is the range of the input values.</w:t>
+      </w:r>
+    </w:p>
+    <w:p>
+      <w:pPr>
+        <w:pStyle w:val="ListParagraph"/>
+        <w:ind w:left="284"/>
+        <w:rPr>
+          <w:sz w:val="20"/>
+          <w:szCs w:val="20"/>
+        </w:rPr>
+      </w:pPr>
+      <w:r>
+        <w:rPr>
+          <w:sz w:val="20"/>
+          <w:szCs w:val="20"/>
+        </w:rPr>
+        <w:t>Space Complexity:</w:t>
+      </w:r>
+    </w:p>
+    <w:p>
+      <w:pPr>
+        <w:pStyle w:val="ListParagraph"/>
+        <w:numPr>
+          <w:ilvl w:val="0"/>
+          <w:numId w:val="9"/>
+        </w:numPr>
+        <w:rPr>
+          <w:sz w:val="20"/>
+          <w:szCs w:val="20"/>
+        </w:rPr>
+      </w:pPr>
+      <w:proofErr w:type="gramStart"/>
+      <w:r>
+        <w:rPr>
+          <w:sz w:val="20"/>
+          <w:szCs w:val="20"/>
+        </w:rPr>
+        <w:t>O(</w:t>
+      </w:r>
+      <w:proofErr w:type="gramEnd"/>
+      <w:r>
+        <w:rPr>
+          <w:sz w:val="20"/>
+          <w:szCs w:val="20"/>
+        </w:rPr>
+        <w:t>n + k) because it requires additional space for the count array and the output array.</w:t>
+      </w:r>
+    </w:p>
+    <w:p>
+      <w:pPr>
+        <w:pStyle w:val="ListParagraph"/>
+        <w:ind w:left="284"/>
+        <w:rPr>
+          <w:sz w:val="20"/>
+          <w:szCs w:val="20"/>
+        </w:rPr>
+      </w:pPr>
+      <w:r>
+        <w:rPr>
+          <w:sz w:val="20"/>
+          <w:szCs w:val="20"/>
+        </w:rPr>
+        <w:t>Key Points:</w:t>
+      </w:r>
+    </w:p>
+    <w:p>
+      <w:pPr>
+        <w:pStyle w:val="ListParagraph"/>
+        <w:numPr>
+          <w:ilvl w:val="0"/>
+          <w:numId w:val="10"/>
+        </w:numPr>
+        <w:rPr>
+          <w:sz w:val="20"/>
+          <w:szCs w:val="20"/>
+        </w:rPr>
+      </w:pPr>
+      <w:r>
+        <w:rPr>
+          <w:sz w:val="20"/>
+          <w:szCs w:val="20"/>
+        </w:rPr>
+        <w:t>Counting sort is stable: Elements with the same value appear in the output array in the same order as they do in the input array.</w:t>
+      </w:r>
+    </w:p>
+    <w:p>
+      <w:pPr>
+        <w:pStyle w:val="ListParagraph"/>
+        <w:numPr>
+          <w:ilvl w:val="0"/>
+          <w:numId w:val="10"/>
+        </w:numPr>
+        <w:rPr>
+          <w:sz w:val="20"/>
+          <w:szCs w:val="20"/>
+        </w:rPr>
+      </w:pPr>
+      <w:r>
+        <w:rPr>
+          <w:sz w:val="20"/>
+          <w:szCs w:val="20"/>
+        </w:rPr>
+        <w:t>Counting sort is efficient for small ranges: It works best when the range of the input values (k) is not significantly larger than the number of elements (n).</w:t>
+      </w:r>
+    </w:p>
+    <w:p>
+      <w:pPr>
+        <w:pStyle w:val="ListParagraph"/>
+        <w:numPr>
+          <w:ilvl w:val="0"/>
+          <w:numId w:val="10"/>
+        </w:numPr>
+        <w:rPr>
+          <w:sz w:val="20"/>
+          <w:szCs w:val="20"/>
+        </w:rPr>
+      </w:pPr>
+      <w:r>
+        <w:rPr>
+          <w:sz w:val="20"/>
+          <w:szCs w:val="20"/>
+        </w:rPr>
+        <w:t xml:space="preserve">Not a comparison-based sort: Unlike quicksort or </w:t>
+      </w:r>
+      <w:proofErr w:type="spellStart"/>
+      <w:r>
+        <w:rPr>
+          <w:sz w:val="20"/>
+          <w:szCs w:val="20"/>
+        </w:rPr>
+        <w:t>mergesort</w:t>
+      </w:r>
+      <w:proofErr w:type="spellEnd"/>
+      <w:r>
+        <w:rPr>
+          <w:sz w:val="20"/>
+          <w:szCs w:val="20"/>
+        </w:rPr>
+        <w:t>, counting sort does not compare elements directly but rather counts occurrences.</w:t>
+      </w:r>
+    </w:p>
+    <w:p>
+      <w:pPr>
+        <w:pStyle w:val="ListParagraph"/>
         <w:ind w:left="284"/>
         <w:rPr>
           <w:b/>
@@ -2992,6 +7880,127 @@
 <file path=word/numbering.xml><?xml version="1.0" encoding="utf-8"?>
 <w:numbering xmlns:wpc="http://schemas.microsoft.com/office/word/2010/wordprocessingCanvas" xmlns:cx="http://schemas.microsoft.com/office/drawing/2014/chartex" xmlns:cx1="http://schemas.microsoft.com/office/drawing/2015/9/8/chartex" xmlns:cx2="http://schemas.microsoft.com/office/drawing/2015/10/21/chartex" xmlns:cx3="http://schemas.microsoft.com/office/drawing/2016/5/9/chartex" xmlns:cx4="http://schemas.microsoft.com/office/drawing/2016/5/10/chartex" xmlns:cx5="http://schemas.microsoft.com/office/drawing/2016/5/11/chartex" xmlns:cx6="http://schemas.microsoft.com/office/drawing/2016/5/12/chartex" xmlns:cx7="http://schemas.microsoft.com/office/drawing/2016/5/13/chartex" xmlns:cx8="http://schemas.microsoft.com/office/drawing/2016/5/14/chartex" xmlns:mc="http://schemas.openxmlformats.org/markup-compatibility/2006" xmlns:aink="http://schemas.microsoft.com/office/drawing/2016/ink" xmlns:am3d="http://schemas.microsoft.com/office/drawing/2017/model3d" xmlns:o="urn:schemas-microsoft-com:office:office" xmlns:oel="http://schemas.microsoft.com/office/2019/extlst" xmlns:r="http://schemas.openxmlformats.org/officeDocument/2006/relationships" xmlns:m="http://schemas.openxmlformats.org/officeDocument/2006/math" xmlns:v="urn:schemas-microsoft-com:vml" xmlns:wp14="http://schemas.microsoft.com/office/word/2010/wordprocessingDrawing" xmlns:wp="http://schemas.openxmlformats.org/drawingml/2006/wordprocessingDrawing" xmlns:w10="urn:schemas-microsoft-com:office:word" xmlns:w="http://schemas.openxmlformats.org/wordprocessingml/2006/main" xmlns:w14="http://schemas.microsoft.com/office/word/2010/wordml" xmlns:w15="http://schemas.microsoft.com/office/word/2012/wordml" xmlns:w16cex="http://schemas.microsoft.com/office/word/2018/wordml/cex" xmlns:w16cid="http://schemas.microsoft.com/office/word/2016/wordml/cid" xmlns:w16="http://schemas.microsoft.com/office/word/2018/wordml" xmlns:w16du="http://schemas.microsoft.com/office/word/2023/wordml/word16du" xmlns:w16sdtdh="http://schemas.microsoft.com/office/word/2020/wordml/sdtdatahash" xmlns:w16se="http://schemas.microsoft.com/office/word/2015/wordml/symex" xmlns:wpg="http://schemas.microsoft.com/office/word/2010/wordprocessingGroup" xmlns:wpi="http://schemas.microsoft.com/office/word/2010/wordprocessingInk" xmlns:wne="http://schemas.microsoft.com/office/word/2006/wordml" xmlns:wps="http://schemas.microsoft.com/office/word/2010/wordprocessingShape" mc:Ignorable="w14 w15 w16se w16cid w16 w16cex w16sdtdh w16du wp14">
   <w:abstractNum w:abstractNumId="0" w15:restartNumberingAfterBreak="0">
+    <w:nsid w:val="0474754A"/>
+    <w:multiLevelType w:val="multilevel"/>
+    <w:tmpl w:val="BC2EC4F2"/>
+    <w:lvl w:ilvl="0">
+      <w:start w:val="1"/>
+      <w:numFmt w:val="decimal"/>
+      <w:lvlText w:val="%1."/>
+      <w:lvlJc w:val="left"/>
+      <w:pPr>
+        <w:tabs>
+          <w:tab w:val="num" w:pos="720"/>
+        </w:tabs>
+        <w:ind w:left="720" w:hanging="360"/>
+      </w:pPr>
+    </w:lvl>
+    <w:lvl w:ilvl="1">
+      <w:start w:val="1"/>
+      <w:numFmt w:val="bullet"/>
+      <w:lvlText w:val="o"/>
+      <w:lvlJc w:val="left"/>
+      <w:pPr>
+        <w:tabs>
+          <w:tab w:val="num" w:pos="1440"/>
+        </w:tabs>
+        <w:ind w:left="1440" w:hanging="360"/>
+      </w:pPr>
+      <w:rPr>
+        <w:rFonts w:ascii="Courier New" w:hAnsi="Courier New" w:hint="default"/>
+        <w:sz w:val="20"/>
+      </w:rPr>
+    </w:lvl>
+    <w:lvl w:ilvl="2">
+      <w:start w:val="1"/>
+      <w:numFmt w:val="bullet"/>
+      <w:lvlText w:val=""/>
+      <w:lvlJc w:val="left"/>
+      <w:pPr>
+        <w:tabs>
+          <w:tab w:val="num" w:pos="2160"/>
+        </w:tabs>
+        <w:ind w:left="2160" w:hanging="360"/>
+      </w:pPr>
+      <w:rPr>
+        <w:rFonts w:ascii="Wingdings" w:hAnsi="Wingdings" w:hint="default"/>
+        <w:sz w:val="20"/>
+      </w:rPr>
+    </w:lvl>
+    <w:lvl w:ilvl="3" w:tentative="1">
+      <w:start w:val="1"/>
+      <w:numFmt w:val="decimal"/>
+      <w:lvlText w:val="%4."/>
+      <w:lvlJc w:val="left"/>
+      <w:pPr>
+        <w:tabs>
+          <w:tab w:val="num" w:pos="2880"/>
+        </w:tabs>
+        <w:ind w:left="2880" w:hanging="360"/>
+      </w:pPr>
+    </w:lvl>
+    <w:lvl w:ilvl="4" w:tentative="1">
+      <w:start w:val="1"/>
+      <w:numFmt w:val="decimal"/>
+      <w:lvlText w:val="%5."/>
+      <w:lvlJc w:val="left"/>
+      <w:pPr>
+        <w:tabs>
+          <w:tab w:val="num" w:pos="3600"/>
+        </w:tabs>
+        <w:ind w:left="3600" w:hanging="360"/>
+      </w:pPr>
+    </w:lvl>
+    <w:lvl w:ilvl="5" w:tentative="1">
+      <w:start w:val="1"/>
+      <w:numFmt w:val="decimal"/>
+      <w:lvlText w:val="%6."/>
+      <w:lvlJc w:val="left"/>
+      <w:pPr>
+        <w:tabs>
+          <w:tab w:val="num" w:pos="4320"/>
+        </w:tabs>
+        <w:ind w:left="4320" w:hanging="360"/>
+      </w:pPr>
+    </w:lvl>
+    <w:lvl w:ilvl="6" w:tentative="1">
+      <w:start w:val="1"/>
+      <w:numFmt w:val="decimal"/>
+      <w:lvlText w:val="%7."/>
+      <w:lvlJc w:val="left"/>
+      <w:pPr>
+        <w:tabs>
+          <w:tab w:val="num" w:pos="5040"/>
+        </w:tabs>
+        <w:ind w:left="5040" w:hanging="360"/>
+      </w:pPr>
+    </w:lvl>
+    <w:lvl w:ilvl="7" w:tentative="1">
+      <w:start w:val="1"/>
+      <w:numFmt w:val="decimal"/>
+      <w:lvlText w:val="%8."/>
+      <w:lvlJc w:val="left"/>
+      <w:pPr>
+        <w:tabs>
+          <w:tab w:val="num" w:pos="5760"/>
+        </w:tabs>
+        <w:ind w:left="5760" w:hanging="360"/>
+      </w:pPr>
+    </w:lvl>
+    <w:lvl w:ilvl="8" w:tentative="1">
+      <w:start w:val="1"/>
+      <w:numFmt w:val="decimal"/>
+      <w:lvlText w:val="%9."/>
+      <w:lvlJc w:val="left"/>
+      <w:pPr>
+        <w:tabs>
+          <w:tab w:val="num" w:pos="6480"/>
+        </w:tabs>
+        <w:ind w:left="6480" w:hanging="360"/>
+      </w:pPr>
+    </w:lvl>
+  </w:abstractNum>
+  <w:abstractNum w:abstractNumId="1" w15:restartNumberingAfterBreak="0">
     <w:nsid w:val="055D7184"/>
     <w:multiLevelType w:val="hybridMultilevel"/>
     <w:tmpl w:val="4392A5B0"/>
@@ -3077,7 +8086,305 @@
       </w:pPr>
     </w:lvl>
   </w:abstractNum>
-  <w:abstractNum w:abstractNumId="1" w15:restartNumberingAfterBreak="0">
+  <w:abstractNum w:abstractNumId="2" w15:restartNumberingAfterBreak="0">
+    <w:nsid w:val="0C497492"/>
+    <w:multiLevelType w:val="multilevel"/>
+    <w:tmpl w:val="CDA4B164"/>
+    <w:lvl w:ilvl="0">
+      <w:start w:val="1"/>
+      <w:numFmt w:val="bullet"/>
+      <w:lvlText w:val=""/>
+      <w:lvlJc w:val="left"/>
+      <w:pPr>
+        <w:tabs>
+          <w:tab w:val="num" w:pos="720"/>
+        </w:tabs>
+        <w:ind w:left="720" w:hanging="360"/>
+      </w:pPr>
+      <w:rPr>
+        <w:rFonts w:ascii="Symbol" w:hAnsi="Symbol" w:hint="default"/>
+        <w:sz w:val="20"/>
+      </w:rPr>
+    </w:lvl>
+    <w:lvl w:ilvl="1" w:tentative="1">
+      <w:start w:val="1"/>
+      <w:numFmt w:val="bullet"/>
+      <w:lvlText w:val="o"/>
+      <w:lvlJc w:val="left"/>
+      <w:pPr>
+        <w:tabs>
+          <w:tab w:val="num" w:pos="1440"/>
+        </w:tabs>
+        <w:ind w:left="1440" w:hanging="360"/>
+      </w:pPr>
+      <w:rPr>
+        <w:rFonts w:ascii="Courier New" w:hAnsi="Courier New" w:hint="default"/>
+        <w:sz w:val="20"/>
+      </w:rPr>
+    </w:lvl>
+    <w:lvl w:ilvl="2" w:tentative="1">
+      <w:start w:val="1"/>
+      <w:numFmt w:val="bullet"/>
+      <w:lvlText w:val=""/>
+      <w:lvlJc w:val="left"/>
+      <w:pPr>
+        <w:tabs>
+          <w:tab w:val="num" w:pos="2160"/>
+        </w:tabs>
+        <w:ind w:left="2160" w:hanging="360"/>
+      </w:pPr>
+      <w:rPr>
+        <w:rFonts w:ascii="Wingdings" w:hAnsi="Wingdings" w:hint="default"/>
+        <w:sz w:val="20"/>
+      </w:rPr>
+    </w:lvl>
+    <w:lvl w:ilvl="3" w:tentative="1">
+      <w:start w:val="1"/>
+      <w:numFmt w:val="bullet"/>
+      <w:lvlText w:val=""/>
+      <w:lvlJc w:val="left"/>
+      <w:pPr>
+        <w:tabs>
+          <w:tab w:val="num" w:pos="2880"/>
+        </w:tabs>
+        <w:ind w:left="2880" w:hanging="360"/>
+      </w:pPr>
+      <w:rPr>
+        <w:rFonts w:ascii="Wingdings" w:hAnsi="Wingdings" w:hint="default"/>
+        <w:sz w:val="20"/>
+      </w:rPr>
+    </w:lvl>
+    <w:lvl w:ilvl="4" w:tentative="1">
+      <w:start w:val="1"/>
+      <w:numFmt w:val="bullet"/>
+      <w:lvlText w:val=""/>
+      <w:lvlJc w:val="left"/>
+      <w:pPr>
+        <w:tabs>
+          <w:tab w:val="num" w:pos="3600"/>
+        </w:tabs>
+        <w:ind w:left="3600" w:hanging="360"/>
+      </w:pPr>
+      <w:rPr>
+        <w:rFonts w:ascii="Wingdings" w:hAnsi="Wingdings" w:hint="default"/>
+        <w:sz w:val="20"/>
+      </w:rPr>
+    </w:lvl>
+    <w:lvl w:ilvl="5" w:tentative="1">
+      <w:start w:val="1"/>
+      <w:numFmt w:val="bullet"/>
+      <w:lvlText w:val=""/>
+      <w:lvlJc w:val="left"/>
+      <w:pPr>
+        <w:tabs>
+          <w:tab w:val="num" w:pos="4320"/>
+        </w:tabs>
+        <w:ind w:left="4320" w:hanging="360"/>
+      </w:pPr>
+      <w:rPr>
+        <w:rFonts w:ascii="Wingdings" w:hAnsi="Wingdings" w:hint="default"/>
+        <w:sz w:val="20"/>
+      </w:rPr>
+    </w:lvl>
+    <w:lvl w:ilvl="6" w:tentative="1">
+      <w:start w:val="1"/>
+      <w:numFmt w:val="bullet"/>
+      <w:lvlText w:val=""/>
+      <w:lvlJc w:val="left"/>
+      <w:pPr>
+        <w:tabs>
+          <w:tab w:val="num" w:pos="5040"/>
+        </w:tabs>
+        <w:ind w:left="5040" w:hanging="360"/>
+      </w:pPr>
+      <w:rPr>
+        <w:rFonts w:ascii="Wingdings" w:hAnsi="Wingdings" w:hint="default"/>
+        <w:sz w:val="20"/>
+      </w:rPr>
+    </w:lvl>
+    <w:lvl w:ilvl="7" w:tentative="1">
+      <w:start w:val="1"/>
+      <w:numFmt w:val="bullet"/>
+      <w:lvlText w:val=""/>
+      <w:lvlJc w:val="left"/>
+      <w:pPr>
+        <w:tabs>
+          <w:tab w:val="num" w:pos="5760"/>
+        </w:tabs>
+        <w:ind w:left="5760" w:hanging="360"/>
+      </w:pPr>
+      <w:rPr>
+        <w:rFonts w:ascii="Wingdings" w:hAnsi="Wingdings" w:hint="default"/>
+        <w:sz w:val="20"/>
+      </w:rPr>
+    </w:lvl>
+    <w:lvl w:ilvl="8" w:tentative="1">
+      <w:start w:val="1"/>
+      <w:numFmt w:val="bullet"/>
+      <w:lvlText w:val=""/>
+      <w:lvlJc w:val="left"/>
+      <w:pPr>
+        <w:tabs>
+          <w:tab w:val="num" w:pos="6480"/>
+        </w:tabs>
+        <w:ind w:left="6480" w:hanging="360"/>
+      </w:pPr>
+      <w:rPr>
+        <w:rFonts w:ascii="Wingdings" w:hAnsi="Wingdings" w:hint="default"/>
+        <w:sz w:val="20"/>
+      </w:rPr>
+    </w:lvl>
+  </w:abstractNum>
+  <w:abstractNum w:abstractNumId="3" w15:restartNumberingAfterBreak="0">
+    <w:nsid w:val="255F5559"/>
+    <w:multiLevelType w:val="multilevel"/>
+    <w:tmpl w:val="F0F21460"/>
+    <w:lvl w:ilvl="0">
+      <w:start w:val="1"/>
+      <w:numFmt w:val="bullet"/>
+      <w:lvlText w:val=""/>
+      <w:lvlJc w:val="left"/>
+      <w:pPr>
+        <w:tabs>
+          <w:tab w:val="num" w:pos="720"/>
+        </w:tabs>
+        <w:ind w:left="720" w:hanging="360"/>
+      </w:pPr>
+      <w:rPr>
+        <w:rFonts w:ascii="Symbol" w:hAnsi="Symbol" w:hint="default"/>
+        <w:sz w:val="20"/>
+      </w:rPr>
+    </w:lvl>
+    <w:lvl w:ilvl="1" w:tentative="1">
+      <w:start w:val="1"/>
+      <w:numFmt w:val="bullet"/>
+      <w:lvlText w:val="o"/>
+      <w:lvlJc w:val="left"/>
+      <w:pPr>
+        <w:tabs>
+          <w:tab w:val="num" w:pos="1440"/>
+        </w:tabs>
+        <w:ind w:left="1440" w:hanging="360"/>
+      </w:pPr>
+      <w:rPr>
+        <w:rFonts w:ascii="Courier New" w:hAnsi="Courier New" w:hint="default"/>
+        <w:sz w:val="20"/>
+      </w:rPr>
+    </w:lvl>
+    <w:lvl w:ilvl="2" w:tentative="1">
+      <w:start w:val="1"/>
+      <w:numFmt w:val="bullet"/>
+      <w:lvlText w:val=""/>
+      <w:lvlJc w:val="left"/>
+      <w:pPr>
+        <w:tabs>
+          <w:tab w:val="num" w:pos="2160"/>
+        </w:tabs>
+        <w:ind w:left="2160" w:hanging="360"/>
+      </w:pPr>
+      <w:rPr>
+        <w:rFonts w:ascii="Wingdings" w:hAnsi="Wingdings" w:hint="default"/>
+        <w:sz w:val="20"/>
+      </w:rPr>
+    </w:lvl>
+    <w:lvl w:ilvl="3" w:tentative="1">
+      <w:start w:val="1"/>
+      <w:numFmt w:val="bullet"/>
+      <w:lvlText w:val=""/>
+      <w:lvlJc w:val="left"/>
+      <w:pPr>
+        <w:tabs>
+          <w:tab w:val="num" w:pos="2880"/>
+        </w:tabs>
+        <w:ind w:left="2880" w:hanging="360"/>
+      </w:pPr>
+      <w:rPr>
+        <w:rFonts w:ascii="Wingdings" w:hAnsi="Wingdings" w:hint="default"/>
+        <w:sz w:val="20"/>
+      </w:rPr>
+    </w:lvl>
+    <w:lvl w:ilvl="4" w:tentative="1">
+      <w:start w:val="1"/>
+      <w:numFmt w:val="bullet"/>
+      <w:lvlText w:val=""/>
+      <w:lvlJc w:val="left"/>
+      <w:pPr>
+        <w:tabs>
+          <w:tab w:val="num" w:pos="3600"/>
+        </w:tabs>
+        <w:ind w:left="3600" w:hanging="360"/>
+      </w:pPr>
+      <w:rPr>
+        <w:rFonts w:ascii="Wingdings" w:hAnsi="Wingdings" w:hint="default"/>
+        <w:sz w:val="20"/>
+      </w:rPr>
+    </w:lvl>
+    <w:lvl w:ilvl="5" w:tentative="1">
+      <w:start w:val="1"/>
+      <w:numFmt w:val="bullet"/>
+      <w:lvlText w:val=""/>
+      <w:lvlJc w:val="left"/>
+      <w:pPr>
+        <w:tabs>
+          <w:tab w:val="num" w:pos="4320"/>
+        </w:tabs>
+        <w:ind w:left="4320" w:hanging="360"/>
+      </w:pPr>
+      <w:rPr>
+        <w:rFonts w:ascii="Wingdings" w:hAnsi="Wingdings" w:hint="default"/>
+        <w:sz w:val="20"/>
+      </w:rPr>
+    </w:lvl>
+    <w:lvl w:ilvl="6" w:tentative="1">
+      <w:start w:val="1"/>
+      <w:numFmt w:val="bullet"/>
+      <w:lvlText w:val=""/>
+      <w:lvlJc w:val="left"/>
+      <w:pPr>
+        <w:tabs>
+          <w:tab w:val="num" w:pos="5040"/>
+        </w:tabs>
+        <w:ind w:left="5040" w:hanging="360"/>
+      </w:pPr>
+      <w:rPr>
+        <w:rFonts w:ascii="Wingdings" w:hAnsi="Wingdings" w:hint="default"/>
+        <w:sz w:val="20"/>
+      </w:rPr>
+    </w:lvl>
+    <w:lvl w:ilvl="7" w:tentative="1">
+      <w:start w:val="1"/>
+      <w:numFmt w:val="bullet"/>
+      <w:lvlText w:val=""/>
+      <w:lvlJc w:val="left"/>
+      <w:pPr>
+        <w:tabs>
+          <w:tab w:val="num" w:pos="5760"/>
+        </w:tabs>
+        <w:ind w:left="5760" w:hanging="360"/>
+      </w:pPr>
+      <w:rPr>
+        <w:rFonts w:ascii="Wingdings" w:hAnsi="Wingdings" w:hint="default"/>
+        <w:sz w:val="20"/>
+      </w:rPr>
+    </w:lvl>
+    <w:lvl w:ilvl="8" w:tentative="1">
+      <w:start w:val="1"/>
+      <w:numFmt w:val="bullet"/>
+      <w:lvlText w:val=""/>
+      <w:lvlJc w:val="left"/>
+      <w:pPr>
+        <w:tabs>
+          <w:tab w:val="num" w:pos="6480"/>
+        </w:tabs>
+        <w:ind w:left="6480" w:hanging="360"/>
+      </w:pPr>
+      <w:rPr>
+        <w:rFonts w:ascii="Wingdings" w:hAnsi="Wingdings" w:hint="default"/>
+        <w:sz w:val="20"/>
+      </w:rPr>
+    </w:lvl>
+  </w:abstractNum>
+  <w:abstractNum w:abstractNumId="4" w15:restartNumberingAfterBreak="0">
     <w:nsid w:val="2E8B5268"/>
     <w:multiLevelType w:val="hybridMultilevel"/>
     <w:tmpl w:val="D3B2EE9E"/>
@@ -3166,7 +8473,156 @@
       </w:pPr>
     </w:lvl>
   </w:abstractNum>
-  <w:abstractNum w:abstractNumId="2" w15:restartNumberingAfterBreak="0">
+  <w:abstractNum w:abstractNumId="5" w15:restartNumberingAfterBreak="0">
+    <w:nsid w:val="61FF2D0D"/>
+    <w:multiLevelType w:val="multilevel"/>
+    <w:tmpl w:val="F618B610"/>
+    <w:lvl w:ilvl="0">
+      <w:start w:val="1"/>
+      <w:numFmt w:val="bullet"/>
+      <w:lvlText w:val=""/>
+      <w:lvlJc w:val="left"/>
+      <w:pPr>
+        <w:tabs>
+          <w:tab w:val="num" w:pos="720"/>
+        </w:tabs>
+        <w:ind w:left="720" w:hanging="360"/>
+      </w:pPr>
+      <w:rPr>
+        <w:rFonts w:ascii="Symbol" w:hAnsi="Symbol" w:hint="default"/>
+        <w:sz w:val="20"/>
+      </w:rPr>
+    </w:lvl>
+    <w:lvl w:ilvl="1" w:tentative="1">
+      <w:start w:val="1"/>
+      <w:numFmt w:val="bullet"/>
+      <w:lvlText w:val="o"/>
+      <w:lvlJc w:val="left"/>
+      <w:pPr>
+        <w:tabs>
+          <w:tab w:val="num" w:pos="1440"/>
+        </w:tabs>
+        <w:ind w:left="1440" w:hanging="360"/>
+      </w:pPr>
+      <w:rPr>
+        <w:rFonts w:ascii="Courier New" w:hAnsi="Courier New" w:hint="default"/>
+        <w:sz w:val="20"/>
+      </w:rPr>
+    </w:lvl>
+    <w:lvl w:ilvl="2" w:tentative="1">
+      <w:start w:val="1"/>
+      <w:numFmt w:val="bullet"/>
+      <w:lvlText w:val=""/>
+      <w:lvlJc w:val="left"/>
+      <w:pPr>
+        <w:tabs>
+          <w:tab w:val="num" w:pos="2160"/>
+        </w:tabs>
+        <w:ind w:left="2160" w:hanging="360"/>
+      </w:pPr>
+      <w:rPr>
+        <w:rFonts w:ascii="Wingdings" w:hAnsi="Wingdings" w:hint="default"/>
+        <w:sz w:val="20"/>
+      </w:rPr>
+    </w:lvl>
+    <w:lvl w:ilvl="3" w:tentative="1">
+      <w:start w:val="1"/>
+      <w:numFmt w:val="bullet"/>
+      <w:lvlText w:val=""/>
+      <w:lvlJc w:val="left"/>
+      <w:pPr>
+        <w:tabs>
+          <w:tab w:val="num" w:pos="2880"/>
+        </w:tabs>
+        <w:ind w:left="2880" w:hanging="360"/>
+      </w:pPr>
+      <w:rPr>
+        <w:rFonts w:ascii="Wingdings" w:hAnsi="Wingdings" w:hint="default"/>
+        <w:sz w:val="20"/>
+      </w:rPr>
+    </w:lvl>
+    <w:lvl w:ilvl="4" w:tentative="1">
+      <w:start w:val="1"/>
+      <w:numFmt w:val="bullet"/>
+      <w:lvlText w:val=""/>
+      <w:lvlJc w:val="left"/>
+      <w:pPr>
+        <w:tabs>
+          <w:tab w:val="num" w:pos="3600"/>
+        </w:tabs>
+        <w:ind w:left="3600" w:hanging="360"/>
+      </w:pPr>
+      <w:rPr>
+        <w:rFonts w:ascii="Wingdings" w:hAnsi="Wingdings" w:hint="default"/>
+        <w:sz w:val="20"/>
+      </w:rPr>
+    </w:lvl>
+    <w:lvl w:ilvl="5" w:tentative="1">
+      <w:start w:val="1"/>
+      <w:numFmt w:val="bullet"/>
+      <w:lvlText w:val=""/>
+      <w:lvlJc w:val="left"/>
+      <w:pPr>
+        <w:tabs>
+          <w:tab w:val="num" w:pos="4320"/>
+        </w:tabs>
+        <w:ind w:left="4320" w:hanging="360"/>
+      </w:pPr>
+      <w:rPr>
+        <w:rFonts w:ascii="Wingdings" w:hAnsi="Wingdings" w:hint="default"/>
+        <w:sz w:val="20"/>
+      </w:rPr>
+    </w:lvl>
+    <w:lvl w:ilvl="6" w:tentative="1">
+      <w:start w:val="1"/>
+      <w:numFmt w:val="bullet"/>
+      <w:lvlText w:val=""/>
+      <w:lvlJc w:val="left"/>
+      <w:pPr>
+        <w:tabs>
+          <w:tab w:val="num" w:pos="5040"/>
+        </w:tabs>
+        <w:ind w:left="5040" w:hanging="360"/>
+      </w:pPr>
+      <w:rPr>
+        <w:rFonts w:ascii="Wingdings" w:hAnsi="Wingdings" w:hint="default"/>
+        <w:sz w:val="20"/>
+      </w:rPr>
+    </w:lvl>
+    <w:lvl w:ilvl="7" w:tentative="1">
+      <w:start w:val="1"/>
+      <w:numFmt w:val="bullet"/>
+      <w:lvlText w:val=""/>
+      <w:lvlJc w:val="left"/>
+      <w:pPr>
+        <w:tabs>
+          <w:tab w:val="num" w:pos="5760"/>
+        </w:tabs>
+        <w:ind w:left="5760" w:hanging="360"/>
+      </w:pPr>
+      <w:rPr>
+        <w:rFonts w:ascii="Wingdings" w:hAnsi="Wingdings" w:hint="default"/>
+        <w:sz w:val="20"/>
+      </w:rPr>
+    </w:lvl>
+    <w:lvl w:ilvl="8" w:tentative="1">
+      <w:start w:val="1"/>
+      <w:numFmt w:val="bullet"/>
+      <w:lvlText w:val=""/>
+      <w:lvlJc w:val="left"/>
+      <w:pPr>
+        <w:tabs>
+          <w:tab w:val="num" w:pos="6480"/>
+        </w:tabs>
+        <w:ind w:left="6480" w:hanging="360"/>
+      </w:pPr>
+      <w:rPr>
+        <w:rFonts w:ascii="Wingdings" w:hAnsi="Wingdings" w:hint="default"/>
+        <w:sz w:val="20"/>
+      </w:rPr>
+    </w:lvl>
+  </w:abstractNum>
+  <w:abstractNum w:abstractNumId="6" w15:restartNumberingAfterBreak="0">
     <w:nsid w:val="6414305F"/>
     <w:multiLevelType w:val="hybridMultilevel"/>
     <w:tmpl w:val="01EC113C"/>
@@ -3255,7 +8711,7 @@
       </w:pPr>
     </w:lvl>
   </w:abstractNum>
-  <w:abstractNum w:abstractNumId="3" w15:restartNumberingAfterBreak="0">
+  <w:abstractNum w:abstractNumId="7" w15:restartNumberingAfterBreak="0">
     <w:nsid w:val="6B915D23"/>
     <w:multiLevelType w:val="hybridMultilevel"/>
     <w:tmpl w:val="7B807BFE"/>
@@ -3368,7 +8824,124 @@
       </w:rPr>
     </w:lvl>
   </w:abstractNum>
-  <w:abstractNum w:abstractNumId="4" w15:restartNumberingAfterBreak="0">
+  <w:abstractNum w:abstractNumId="8" w15:restartNumberingAfterBreak="0">
+    <w:nsid w:val="765D19AC"/>
+    <w:multiLevelType w:val="multilevel"/>
+    <w:tmpl w:val="238C2A9E"/>
+    <w:lvl w:ilvl="0">
+      <w:start w:val="1"/>
+      <w:numFmt w:val="decimal"/>
+      <w:lvlText w:val="%1."/>
+      <w:lvlJc w:val="left"/>
+      <w:pPr>
+        <w:tabs>
+          <w:tab w:val="num" w:pos="720"/>
+        </w:tabs>
+        <w:ind w:left="720" w:hanging="360"/>
+      </w:pPr>
+    </w:lvl>
+    <w:lvl w:ilvl="1">
+      <w:start w:val="1"/>
+      <w:numFmt w:val="bullet"/>
+      <w:lvlText w:val="o"/>
+      <w:lvlJc w:val="left"/>
+      <w:pPr>
+        <w:tabs>
+          <w:tab w:val="num" w:pos="1440"/>
+        </w:tabs>
+        <w:ind w:left="1440" w:hanging="360"/>
+      </w:pPr>
+      <w:rPr>
+        <w:rFonts w:ascii="Courier New" w:hAnsi="Courier New" w:hint="default"/>
+        <w:sz w:val="20"/>
+      </w:rPr>
+    </w:lvl>
+    <w:lvl w:ilvl="2" w:tentative="1">
+      <w:start w:val="1"/>
+      <w:numFmt w:val="decimal"/>
+      <w:lvlText w:val="%3."/>
+      <w:lvlJc w:val="left"/>
+      <w:pPr>
+        <w:tabs>
+          <w:tab w:val="num" w:pos="2160"/>
+        </w:tabs>
+        <w:ind w:left="2160" w:hanging="360"/>
+      </w:pPr>
+    </w:lvl>
+    <w:lvl w:ilvl="3" w:tentative="1">
+      <w:start w:val="1"/>
+      <w:numFmt w:val="decimal"/>
+      <w:lvlText w:val="%4."/>
+      <w:lvlJc w:val="left"/>
+      <w:pPr>
+        <w:tabs>
+          <w:tab w:val="num" w:pos="2880"/>
+        </w:tabs>
+        <w:ind w:left="2880" w:hanging="360"/>
+      </w:pPr>
+    </w:lvl>
+    <w:lvl w:ilvl="4" w:tentative="1">
+      <w:start w:val="1"/>
+      <w:numFmt w:val="decimal"/>
+      <w:lvlText w:val="%5."/>
+      <w:lvlJc w:val="left"/>
+      <w:pPr>
+        <w:tabs>
+          <w:tab w:val="num" w:pos="3600"/>
+        </w:tabs>
+        <w:ind w:left="3600" w:hanging="360"/>
+      </w:pPr>
+    </w:lvl>
+    <w:lvl w:ilvl="5" w:tentative="1">
+      <w:start w:val="1"/>
+      <w:numFmt w:val="decimal"/>
+      <w:lvlText w:val="%6."/>
+      <w:lvlJc w:val="left"/>
+      <w:pPr>
+        <w:tabs>
+          <w:tab w:val="num" w:pos="4320"/>
+        </w:tabs>
+        <w:ind w:left="4320" w:hanging="360"/>
+      </w:pPr>
+    </w:lvl>
+    <w:lvl w:ilvl="6" w:tentative="1">
+      <w:start w:val="1"/>
+      <w:numFmt w:val="decimal"/>
+      <w:lvlText w:val="%7."/>
+      <w:lvlJc w:val="left"/>
+      <w:pPr>
+        <w:tabs>
+          <w:tab w:val="num" w:pos="5040"/>
+        </w:tabs>
+        <w:ind w:left="5040" w:hanging="360"/>
+      </w:pPr>
+    </w:lvl>
+    <w:lvl w:ilvl="7" w:tentative="1">
+      <w:start w:val="1"/>
+      <w:numFmt w:val="decimal"/>
+      <w:lvlText w:val="%8."/>
+      <w:lvlJc w:val="left"/>
+      <w:pPr>
+        <w:tabs>
+          <w:tab w:val="num" w:pos="5760"/>
+        </w:tabs>
+        <w:ind w:left="5760" w:hanging="360"/>
+      </w:pPr>
+    </w:lvl>
+    <w:lvl w:ilvl="8" w:tentative="1">
+      <w:start w:val="1"/>
+      <w:numFmt w:val="decimal"/>
+      <w:lvlText w:val="%9."/>
+      <w:lvlJc w:val="left"/>
+      <w:pPr>
+        <w:tabs>
+          <w:tab w:val="num" w:pos="6480"/>
+        </w:tabs>
+        <w:ind w:left="6480" w:hanging="360"/>
+      </w:pPr>
+    </w:lvl>
+  </w:abstractNum>
+  <w:abstractNum w:abstractNumId="9" w15:restartNumberingAfterBreak="0">
     <w:nsid w:val="7CF357B9"/>
     <w:multiLevelType w:val="hybridMultilevel"/>
     <w:tmpl w:val="4C18B67E"/>
@@ -3482,19 +9055,34 @@
     </w:lvl>
   </w:abstractNum>
   <w:num w:numId="1" w16cid:durableId="447772199">
+    <w:abstractNumId w:val="9"/>
+  </w:num>
+  <w:num w:numId="2" w16cid:durableId="1047603308">
+    <w:abstractNumId w:val="7"/>
+  </w:num>
+  <w:num w:numId="3" w16cid:durableId="1302999795">
     <w:abstractNumId w:val="4"/>
   </w:num>
-  <w:num w:numId="2" w16cid:durableId="1047603308">
+  <w:num w:numId="4" w16cid:durableId="1538346606">
+    <w:abstractNumId w:val="6"/>
+  </w:num>
+  <w:num w:numId="5" w16cid:durableId="1473210321">
+    <w:abstractNumId w:val="1"/>
+  </w:num>
+  <w:num w:numId="6" w16cid:durableId="795949583">
+    <w:abstractNumId w:val="8"/>
+  </w:num>
+  <w:num w:numId="7" w16cid:durableId="2070610233">
+    <w:abstractNumId w:val="0"/>
+  </w:num>
+  <w:num w:numId="8" w16cid:durableId="1919634356">
     <w:abstractNumId w:val="3"/>
   </w:num>
-  <w:num w:numId="3" w16cid:durableId="1302999795">
-    <w:abstractNumId w:val="1"/>
-  </w:num>
-  <w:num w:numId="4" w16cid:durableId="1538346606">
+  <w:num w:numId="9" w16cid:durableId="1567953102">
     <w:abstractNumId w:val="2"/>
   </w:num>
-  <w:num w:numId="5" w16cid:durableId="1473210321">
-    <w:abstractNumId w:val="0"/>
+  <w:num w:numId="10" w16cid:durableId="367606151">
+    <w:abstractNumId w:val="5"/>
   </w:num>
 </w:numbering>
 </file>
@@ -3903,7 +9491,6 @@
   <w:style w:type="character" w:default="1" w:styleId="DefaultParagraphFont">
     <w:name w:val="Default Paragraph Font"/>
     <w:uiPriority w:val="1"/>
-    <w:semiHidden/>
     <w:unhideWhenUsed/>
   </w:style>
   <w:style w:type="table" w:default="1" w:styleId="TableNormal">
